--- a/Tuan02/baitap.docx
+++ b/Tuan02/baitap.docx
@@ -6,70 +6,128 @@
       <w:pPr>
         <w:jc w:val="center"/>
         <w:rPr>
-          <w:b/>
-          <w:bCs/>
-          <w:sz w:val="22"/>
-          <w:szCs w:val="22"/>
+          <w:rFonts w:asciiTheme="majorHAnsi" w:hAnsiTheme="majorHAnsi" w:cstheme="majorHAnsi"/>
+          <w:b/>
+          <w:bCs/>
+        </w:rPr>
+      </w:pPr>
+      <w:r>
+        <w:rPr>
+          <w:rFonts w:asciiTheme="majorHAnsi" w:hAnsiTheme="majorHAnsi" w:cstheme="majorHAnsi"/>
+          <w:b/>
+          <w:bCs/>
+        </w:rPr>
+        <w:t>Bài 3: KỸ THUẬT LẬP TRÌNH PYTHON</w:t>
+      </w:r>
+    </w:p>
+    <w:p>
+      <w:pPr>
+        <w:pStyle w:val="ListParagraph"/>
+        <w:numPr>
+          <w:ilvl w:val="0"/>
+          <w:numId w:val="9"/>
+        </w:numPr>
+        <w:jc w:val="both"/>
+        <w:rPr>
+          <w:rFonts w:asciiTheme="majorHAnsi" w:hAnsiTheme="majorHAnsi" w:cstheme="majorHAnsi"/>
+          <w:b/>
+          <w:bCs/>
+          <w:lang w:val="en-US"/>
+        </w:rPr>
+      </w:pPr>
+      <w:r>
+        <w:rPr>
+          <w:rFonts w:asciiTheme="majorHAnsi" w:hAnsiTheme="majorHAnsi" w:cstheme="majorHAnsi"/>
+          <w:b/>
+          <w:bCs/>
+          <w:lang w:val="en-US"/>
+        </w:rPr>
+        <w:t xml:space="preserve">Mục tiêu: </w:t>
+      </w:r>
+    </w:p>
+    <w:p>
+      <w:pPr>
+        <w:pStyle w:val="ListParagraph"/>
+        <w:numPr>
+          <w:ilvl w:val="1"/>
+          <w:numId w:val="9"/>
+        </w:numPr>
+        <w:jc w:val="both"/>
+        <w:rPr>
+          <w:rFonts w:asciiTheme="majorHAnsi" w:hAnsiTheme="majorHAnsi" w:cstheme="majorHAnsi"/>
+          <w:lang w:val="en-US"/>
+        </w:rPr>
+      </w:pPr>
+      <w:r>
+        <w:rPr>
+          <w:rFonts w:asciiTheme="majorHAnsi" w:hAnsiTheme="majorHAnsi" w:cstheme="majorHAnsi"/>
+        </w:rPr>
+        <w:t>Xử lý dãy số, ma trận trên Numpy</w:t>
+      </w:r>
+    </w:p>
+    <w:p>
+      <w:pPr>
+        <w:pStyle w:val="ListParagraph"/>
+        <w:numPr>
+          <w:ilvl w:val="1"/>
+          <w:numId w:val="9"/>
+        </w:numPr>
+        <w:jc w:val="both"/>
+        <w:rPr>
+          <w:rFonts w:asciiTheme="majorHAnsi" w:hAnsiTheme="majorHAnsi" w:cstheme="majorHAnsi"/>
+        </w:rPr>
+      </w:pPr>
+      <w:r>
+        <w:rPr>
+          <w:rFonts w:asciiTheme="majorHAnsi" w:hAnsiTheme="majorHAnsi" w:cstheme="majorHAnsi"/>
+        </w:rPr>
+        <w:t xml:space="preserve"> Hiển thị đồ thị dùng Matplotlib</w:t>
+      </w:r>
+    </w:p>
+    <w:p>
+      <w:pPr>
+        <w:pStyle w:val="ListParagraph"/>
+        <w:numPr>
+          <w:ilvl w:val="0"/>
+          <w:numId w:val="9"/>
+        </w:numPr>
+        <w:jc w:val="both"/>
+        <w:rPr>
+          <w:rFonts w:asciiTheme="majorHAnsi" w:hAnsiTheme="majorHAnsi" w:cstheme="majorHAnsi"/>
+          <w:b/>
+          <w:bCs/>
+          <w:lang w:val="en-US"/>
+        </w:rPr>
+      </w:pPr>
+      <w:r>
+        <w:rPr>
+          <w:rFonts w:asciiTheme="majorHAnsi" w:hAnsiTheme="majorHAnsi" w:cstheme="majorHAnsi"/>
+          <w:b/>
+          <w:bCs/>
+          <w:lang w:val="en-US"/>
+        </w:rPr>
+        <w:t>Bài tập thực hành:</w:t>
+      </w:r>
+    </w:p>
+    <w:p>
+      <w:pPr>
+        <w:ind w:firstLine="360"/>
+        <w:jc w:val="both"/>
+        <w:rPr>
+          <w:rFonts w:asciiTheme="majorHAnsi" w:hAnsiTheme="majorHAnsi" w:cstheme="majorHAnsi"/>
+          <w:b/>
+          <w:bCs/>
           <w:u w:val="single"/>
-          <w:lang w:val="fr-FR"/>
-        </w:rPr>
-      </w:pPr>
-      <w:r>
-        <w:rPr>
-          <w:b/>
-          <w:bCs/>
-          <w:sz w:val="22"/>
-          <w:szCs w:val="22"/>
+        </w:rPr>
+      </w:pPr>
+      <w:r>
+        <w:rPr>
+          <w:rFonts w:asciiTheme="majorHAnsi" w:hAnsiTheme="majorHAnsi" w:cstheme="majorHAnsi"/>
+          <w:b/>
+          <w:bCs/>
           <w:u w:val="single"/>
-          <w:lang w:val="fr-FR"/>
-        </w:rPr>
-        <w:t>GHI CHÚ BÀI T</w:t>
-      </w:r>
-      <w:r>
-        <w:rPr>
-          <w:b/>
-          <w:bCs/>
-          <w:sz w:val="22"/>
-          <w:szCs w:val="22"/>
-          <w:u w:val="single"/>
-          <w:lang w:val="fr-FR"/>
-        </w:rPr>
-        <w:t>ẬP</w:t>
-      </w:r>
-    </w:p>
-    <w:p>
-      <w:pPr>
-        <w:jc w:val="both"/>
-        <w:rPr>
-          <w:b/>
-          <w:bCs/>
-          <w:sz w:val="22"/>
-          <w:szCs w:val="22"/>
-          <w:u w:val="single"/>
-          <w:lang w:val="fr-FR"/>
-        </w:rPr>
-      </w:pPr>
-      <w:r>
-        <w:rPr>
-          <w:b/>
-          <w:bCs/>
-          <w:sz w:val="22"/>
-          <w:szCs w:val="22"/>
-          <w:u w:val="single"/>
-          <w:lang w:val="fr-FR"/>
-        </w:rPr>
-        <w:t>1.Tính toán trên dãy s</w:t>
-      </w:r>
-      <w:r>
-        <w:rPr>
-          <w:b/>
-          <w:bCs/>
-          <w:sz w:val="22"/>
-          <w:szCs w:val="22"/>
-          <w:u w:val="single"/>
-          <w:lang w:val="fr-FR"/>
-        </w:rPr>
-        <w:t>ố :</w:t>
+        </w:rPr>
+        <w:t>1.Tính toán trên dãy số :</w:t>
       </w:r>
     </w:p>
     <w:p>
@@ -84,105 +142,137 @@
         </w:tabs>
         <w:jc w:val="both"/>
         <w:rPr>
-          <w:rFonts w:ascii="Consolas" w:hAnsi="Consolas"/>
-          <w:sz w:val="22"/>
-          <w:szCs w:val="22"/>
+          <w:rFonts w:asciiTheme="majorHAnsi" w:hAnsiTheme="majorHAnsi" w:cstheme="majorHAnsi"/>
           <w:shd w:val="pct15" w:color="auto" w:fill="FFFFFF"/>
+        </w:rPr>
+      </w:pPr>
+      <w:r>
+        <w:rPr>
+          <w:rFonts w:cstheme="minorHAnsi"/>
+          <w:noProof/>
+          <w:color w:val="1F4E79" w:themeColor="accent5" w:themeShade="80"/>
           <w:lang w:val="fr-FR"/>
         </w:rPr>
-      </w:pPr>
-      <w:r>
-        <w:rPr>
-          <w:b/>
-          <w:bCs/>
-          <w:sz w:val="22"/>
-          <w:szCs w:val="22"/>
-          <w:lang w:val="fr-FR"/>
+        <w:drawing>
+          <wp:anchor distT="0" distB="0" distL="114300" distR="114300" simplePos="0" relativeHeight="251658240" behindDoc="1" locked="0" layoutInCell="1" allowOverlap="1" wp14:anchorId="5E3C69FC">
+            <wp:simplePos x="0" y="0"/>
+            <wp:positionH relativeFrom="column">
+              <wp:posOffset>125095</wp:posOffset>
+            </wp:positionH>
+            <wp:positionV relativeFrom="paragraph">
+              <wp:posOffset>437515</wp:posOffset>
+            </wp:positionV>
+            <wp:extent cx="5628640" cy="2487930"/>
+            <wp:effectExtent l="0" t="0" r="0" b="7620"/>
+            <wp:wrapTight wrapText="bothSides">
+              <wp:wrapPolygon edited="0">
+                <wp:start x="0" y="0"/>
+                <wp:lineTo x="0" y="21501"/>
+                <wp:lineTo x="21493" y="21501"/>
+                <wp:lineTo x="21493" y="0"/>
+                <wp:lineTo x="0" y="0"/>
+              </wp:wrapPolygon>
+            </wp:wrapTight>
+            <wp:docPr id="1913986206" name="Picture 1"/>
+            <wp:cNvGraphicFramePr>
+              <a:graphicFrameLocks xmlns:a="http://schemas.openxmlformats.org/drawingml/2006/main" noChangeAspect="1"/>
+            </wp:cNvGraphicFramePr>
+            <a:graphic xmlns:a="http://schemas.openxmlformats.org/drawingml/2006/main">
+              <a:graphicData uri="http://schemas.openxmlformats.org/drawingml/2006/picture">
+                <pic:pic xmlns:pic="http://schemas.openxmlformats.org/drawingml/2006/picture">
+                  <pic:nvPicPr>
+                    <pic:cNvPr id="1913986206" name=""/>
+                    <pic:cNvPicPr/>
+                  </pic:nvPicPr>
+                  <pic:blipFill>
+                    <a:blip r:embed="rId5">
+                      <a:extLst>
+                        <a:ext uri="{28A0092B-C50C-407E-A947-70E740481C1C}">
+                          <a14:useLocalDpi xmlns:a14="http://schemas.microsoft.com/office/drawing/2010/main" val="0"/>
+                        </a:ext>
+                      </a:extLst>
+                    </a:blip>
+                    <a:stretch>
+                      <a:fillRect/>
+                    </a:stretch>
+                  </pic:blipFill>
+                  <pic:spPr>
+                    <a:xfrm>
+                      <a:off x="0" y="0"/>
+                      <a:ext cx="5628640" cy="2487930"/>
+                    </a:xfrm>
+                    <a:prstGeom prst="rect">
+                      <a:avLst/>
+                    </a:prstGeom>
+                  </pic:spPr>
+                </pic:pic>
+              </a:graphicData>
+            </a:graphic>
+            <wp14:sizeRelH relativeFrom="margin">
+              <wp14:pctWidth>0</wp14:pctWidth>
+            </wp14:sizeRelH>
+          </wp:anchor>
+        </w:drawing>
+      </w:r>
+      <w:r>
+        <w:rPr>
+          <w:rFonts w:asciiTheme="majorHAnsi" w:hAnsiTheme="majorHAnsi" w:cstheme="majorHAnsi"/>
+          <w:b/>
+          <w:bCs/>
         </w:rPr>
         <w:t xml:space="preserve">Tạo một mảng đầu vào có N phần tử: </w:t>
       </w:r>
       <w:r>
         <w:rPr>
-          <w:sz w:val="22"/>
-          <w:szCs w:val="22"/>
-          <w:lang w:val="fr-FR"/>
+          <w:rFonts w:asciiTheme="majorHAnsi" w:hAnsiTheme="majorHAnsi" w:cstheme="majorHAnsi"/>
         </w:rPr>
         <w:t xml:space="preserve">Có thể tạo mảng N phần tử ngẫu nhiên bằng hàm </w:t>
       </w:r>
       <w:r>
         <w:rPr>
-          <w:rFonts w:ascii="Consolas" w:hAnsi="Consolas"/>
-          <w:sz w:val="22"/>
-          <w:szCs w:val="22"/>
+          <w:rFonts w:asciiTheme="majorHAnsi" w:hAnsiTheme="majorHAnsi" w:cstheme="majorHAnsi"/>
+          <w:color w:val="1F4E79" w:themeColor="accent5" w:themeShade="80"/>
           <w:shd w:val="pct15" w:color="auto" w:fill="FFFFFF"/>
-          <w:lang w:val="fr-FR"/>
         </w:rPr>
         <w:t>ra</w:t>
       </w:r>
       <w:r>
         <w:rPr>
-          <w:rFonts w:ascii="Consolas" w:hAnsi="Consolas"/>
-          <w:sz w:val="22"/>
-          <w:szCs w:val="22"/>
+          <w:rFonts w:asciiTheme="majorHAnsi" w:hAnsiTheme="majorHAnsi" w:cstheme="majorHAnsi"/>
+          <w:color w:val="1F4E79" w:themeColor="accent5" w:themeShade="80"/>
           <w:shd w:val="pct15" w:color="auto" w:fill="FFFFFF"/>
-          <w:lang w:val="fr-FR"/>
         </w:rPr>
         <w:t>n</w:t>
       </w:r>
       <w:r>
         <w:rPr>
-          <w:rFonts w:ascii="Consolas" w:hAnsi="Consolas"/>
-          <w:sz w:val="22"/>
-          <w:szCs w:val="22"/>
+          <w:rFonts w:asciiTheme="majorHAnsi" w:hAnsiTheme="majorHAnsi" w:cstheme="majorHAnsi"/>
+          <w:color w:val="1F4E79" w:themeColor="accent5" w:themeShade="80"/>
           <w:shd w:val="pct15" w:color="auto" w:fill="FFFFFF"/>
-          <w:lang w:val="fr-FR"/>
         </w:rPr>
         <w:t>dom.randint(min, max, size)</w:t>
       </w:r>
       <w:r>
         <w:rPr>
-          <w:sz w:val="22"/>
-          <w:szCs w:val="22"/>
-          <w:lang w:val="fr-FR"/>
-        </w:rPr>
-        <w:t xml:space="preserve"> hoặc tạo mảng cố định </w:t>
-      </w:r>
-      <w:r>
-        <w:rPr>
-          <w:rFonts w:ascii="Consolas" w:hAnsi="Consolas"/>
-          <w:sz w:val="22"/>
-          <w:szCs w:val="22"/>
+          <w:rFonts w:asciiTheme="majorHAnsi" w:hAnsiTheme="majorHAnsi" w:cstheme="majorHAnsi"/>
+          <w:color w:val="1F4E79" w:themeColor="accent5" w:themeShade="80"/>
+        </w:rPr>
+        <w:t xml:space="preserve"> </w:t>
+      </w:r>
+      <w:r>
+        <w:rPr>
+          <w:rFonts w:asciiTheme="majorHAnsi" w:hAnsiTheme="majorHAnsi" w:cstheme="majorHAnsi"/>
+        </w:rPr>
+        <w:t xml:space="preserve">hoặc tạo mảng cố định </w:t>
+      </w:r>
+      <w:r>
+        <w:rPr>
+          <w:rFonts w:asciiTheme="majorHAnsi" w:hAnsiTheme="majorHAnsi" w:cstheme="majorHAnsi"/>
+          <w:color w:val="1F4E79" w:themeColor="accent5" w:themeShade="80"/>
           <w:shd w:val="pct15" w:color="auto" w:fill="FFFFFF"/>
-          <w:lang w:val="fr-FR"/>
-        </w:rPr>
-        <w:t>np.array</w:t>
-      </w:r>
-      <w:r>
-        <w:rPr>
-          <w:rFonts w:ascii="Consolas" w:hAnsi="Consolas"/>
-          <w:sz w:val="22"/>
-          <w:szCs w:val="22"/>
-          <w:shd w:val="pct15" w:color="auto" w:fill="FFFFFF"/>
-          <w:lang w:val="fr-FR"/>
-        </w:rPr>
-        <w:t>.</w:t>
-      </w:r>
-    </w:p>
-    <w:p>
-      <w:pPr>
-        <w:pStyle w:val="ListParagraph"/>
-        <w:tabs>
-          <w:tab w:val="left" w:pos="810"/>
-        </w:tabs>
-        <w:jc w:val="both"/>
-        <w:rPr>
-          <w:rFonts w:ascii="Consolas" w:hAnsi="Consolas"/>
-          <w:sz w:val="22"/>
-          <w:szCs w:val="22"/>
-          <w:shd w:val="pct15" w:color="auto" w:fill="FFFFFF"/>
-          <w:lang w:val="fr-FR"/>
-        </w:rPr>
-      </w:pPr>
+        </w:rPr>
+        <w:t>np.array.</w:t>
+      </w:r>
     </w:p>
     <w:p>
       <w:pPr>
@@ -191,28 +281,24 @@
           <w:ilvl w:val="0"/>
           <w:numId w:val="6"/>
         </w:numPr>
-        <w:jc w:val="both"/>
-        <w:rPr>
-          <w:sz w:val="22"/>
-          <w:szCs w:val="22"/>
-          <w:lang w:val="fr-FR"/>
-        </w:rPr>
-      </w:pPr>
-      <w:r>
-        <w:rPr>
-          <w:b/>
-          <w:bCs/>
-          <w:sz w:val="22"/>
-          <w:szCs w:val="22"/>
-          <w:lang w:val="fr-FR"/>
+        <w:tabs>
+          <w:tab w:val="left" w:pos="810"/>
+        </w:tabs>
+        <w:rPr>
+          <w:rFonts w:asciiTheme="majorHAnsi" w:hAnsiTheme="majorHAnsi" w:cstheme="majorHAnsi"/>
+        </w:rPr>
+      </w:pPr>
+      <w:r>
+        <w:rPr>
+          <w:rFonts w:asciiTheme="majorHAnsi" w:hAnsiTheme="majorHAnsi" w:cstheme="majorHAnsi"/>
+          <w:b/>
+          <w:bCs/>
         </w:rPr>
         <w:t>Thao tác trên dãy a từ đầu vào</w:t>
       </w:r>
       <w:r>
         <w:rPr>
-          <w:sz w:val="22"/>
-          <w:szCs w:val="22"/>
-          <w:lang w:val="fr-FR"/>
+          <w:rFonts w:asciiTheme="majorHAnsi" w:hAnsiTheme="majorHAnsi" w:cstheme="majorHAnsi"/>
         </w:rPr>
         <w:t> :</w:t>
       </w:r>
@@ -226,35 +312,30 @@
         </w:numPr>
         <w:jc w:val="both"/>
         <w:rPr>
-          <w:sz w:val="22"/>
-          <w:szCs w:val="22"/>
-          <w:lang w:val="en-US"/>
-        </w:rPr>
-      </w:pPr>
-      <w:r>
-        <w:rPr>
-          <w:b/>
-          <w:bCs/>
-          <w:sz w:val="22"/>
-          <w:szCs w:val="22"/>
+          <w:rFonts w:asciiTheme="majorHAnsi" w:hAnsiTheme="majorHAnsi" w:cstheme="majorHAnsi"/>
+          <w:lang w:val="en-US"/>
+        </w:rPr>
+      </w:pPr>
+      <w:r>
+        <w:rPr>
+          <w:rFonts w:asciiTheme="majorHAnsi" w:hAnsiTheme="majorHAnsi" w:cstheme="majorHAnsi"/>
+          <w:b/>
+          <w:bCs/>
           <w:lang w:val="en-US"/>
         </w:rPr>
         <w:t>Bình phương </w:t>
       </w:r>
       <w:r>
         <w:rPr>
-          <w:sz w:val="22"/>
-          <w:szCs w:val="22"/>
+          <w:rFonts w:asciiTheme="majorHAnsi" w:hAnsiTheme="majorHAnsi" w:cstheme="majorHAnsi"/>
           <w:lang w:val="en-US"/>
         </w:rPr>
         <w:t xml:space="preserve">: </w:t>
       </w:r>
       <w:r>
         <w:rPr>
-          <w:rFonts w:ascii="Consolas" w:hAnsi="Consolas"/>
+          <w:rFonts w:asciiTheme="majorHAnsi" w:hAnsiTheme="majorHAnsi" w:cstheme="majorHAnsi"/>
           <w:color w:val="1F4E79" w:themeColor="accent5" w:themeShade="80"/>
-          <w:sz w:val="22"/>
-          <w:szCs w:val="22"/>
           <w:shd w:val="pct15" w:color="auto" w:fill="FFFFFF"/>
           <w:lang w:val="en-US"/>
         </w:rPr>
@@ -262,26 +343,15 @@
       </w:r>
       <w:r>
         <w:rPr>
-          <w:sz w:val="22"/>
-          <w:szCs w:val="22"/>
-          <w:lang w:val="en-US"/>
-        </w:rPr>
-        <w:t xml:space="preserve"> </w:t>
-      </w:r>
-      <w:r>
-        <w:rPr>
-          <w:sz w:val="22"/>
-          <w:szCs w:val="22"/>
-          <w:lang w:val="en-US"/>
-        </w:rPr>
-        <w:t xml:space="preserve">hoặc </w:t>
-      </w:r>
-      <w:r>
-        <w:rPr>
-          <w:rFonts w:ascii="Consolas" w:hAnsi="Consolas"/>
+          <w:rFonts w:asciiTheme="majorHAnsi" w:hAnsiTheme="majorHAnsi" w:cstheme="majorHAnsi"/>
+          <w:lang w:val="en-US"/>
+        </w:rPr>
+        <w:t xml:space="preserve"> hoặc </w:t>
+      </w:r>
+      <w:r>
+        <w:rPr>
+          <w:rFonts w:asciiTheme="majorHAnsi" w:hAnsiTheme="majorHAnsi" w:cstheme="majorHAnsi"/>
           <w:color w:val="1F4E79" w:themeColor="accent5" w:themeShade="80"/>
-          <w:sz w:val="22"/>
-          <w:szCs w:val="22"/>
           <w:shd w:val="pct15" w:color="auto" w:fill="FFFFFF"/>
           <w:lang w:val="en-US"/>
         </w:rPr>
@@ -297,51 +367,37 @@
         </w:numPr>
         <w:jc w:val="both"/>
         <w:rPr>
-          <w:sz w:val="22"/>
-          <w:szCs w:val="22"/>
-          <w:lang w:val="en-US"/>
-        </w:rPr>
-      </w:pPr>
-      <w:r>
-        <w:rPr>
-          <w:b/>
-          <w:bCs/>
-          <w:sz w:val="22"/>
-          <w:szCs w:val="22"/>
+          <w:rFonts w:asciiTheme="majorHAnsi" w:hAnsiTheme="majorHAnsi" w:cstheme="majorHAnsi"/>
+          <w:lang w:val="en-US"/>
+        </w:rPr>
+      </w:pPr>
+      <w:r>
+        <w:rPr>
+          <w:rFonts w:asciiTheme="majorHAnsi" w:hAnsiTheme="majorHAnsi" w:cstheme="majorHAnsi"/>
+          <w:b/>
+          <w:bCs/>
           <w:lang w:val="en-US"/>
         </w:rPr>
         <w:t>Số lượng phần tử của dãy</w:t>
       </w:r>
       <w:r>
         <w:rPr>
-          <w:sz w:val="22"/>
-          <w:szCs w:val="22"/>
-          <w:lang w:val="en-US"/>
-        </w:rPr>
-        <w:t>:</w:t>
-      </w:r>
-      <w:r>
-        <w:rPr>
-          <w:sz w:val="22"/>
-          <w:szCs w:val="22"/>
-          <w:lang w:val="en-US"/>
-        </w:rPr>
-        <w:t xml:space="preserve"> Dùng </w:t>
-      </w:r>
-      <w:r>
-        <w:rPr>
-          <w:sz w:val="22"/>
-          <w:szCs w:val="22"/>
+          <w:rFonts w:asciiTheme="majorHAnsi" w:hAnsiTheme="majorHAnsi" w:cstheme="majorHAnsi"/>
+          <w:lang w:val="en-US"/>
+        </w:rPr>
+        <w:t xml:space="preserve">: Dùng </w:t>
+      </w:r>
+      <w:r>
+        <w:rPr>
+          <w:rFonts w:asciiTheme="majorHAnsi" w:hAnsiTheme="majorHAnsi" w:cstheme="majorHAnsi"/>
           <w:lang w:val="en-US"/>
         </w:rPr>
         <w:t xml:space="preserve">n = </w:t>
       </w:r>
       <w:r>
         <w:rPr>
-          <w:rFonts w:ascii="Consolas" w:hAnsi="Consolas"/>
+          <w:rFonts w:asciiTheme="majorHAnsi" w:hAnsiTheme="majorHAnsi" w:cstheme="majorHAnsi"/>
           <w:color w:val="1F4E79" w:themeColor="accent5" w:themeShade="80"/>
-          <w:sz w:val="22"/>
-          <w:szCs w:val="22"/>
           <w:shd w:val="pct15" w:color="auto" w:fill="FFFFFF"/>
           <w:lang w:val="en-US"/>
         </w:rPr>
@@ -357,43 +413,30 @@
         </w:numPr>
         <w:jc w:val="both"/>
         <w:rPr>
-          <w:sz w:val="22"/>
-          <w:szCs w:val="22"/>
-          <w:lang w:val="en-US"/>
-        </w:rPr>
-      </w:pPr>
-      <w:r>
-        <w:rPr>
-          <w:b/>
-          <w:bCs/>
-          <w:sz w:val="22"/>
-          <w:szCs w:val="22"/>
+          <w:rFonts w:asciiTheme="majorHAnsi" w:hAnsiTheme="majorHAnsi" w:cstheme="majorHAnsi"/>
+          <w:lang w:val="en-US"/>
+        </w:rPr>
+      </w:pPr>
+      <w:r>
+        <w:rPr>
+          <w:rFonts w:asciiTheme="majorHAnsi" w:hAnsiTheme="majorHAnsi" w:cstheme="majorHAnsi"/>
+          <w:b/>
+          <w:bCs/>
           <w:lang w:val="en-US"/>
         </w:rPr>
         <w:t>GTLN, GTNN, GTTB</w:t>
       </w:r>
       <w:r>
         <w:rPr>
-          <w:sz w:val="22"/>
-          <w:szCs w:val="22"/>
-          <w:lang w:val="en-US"/>
-        </w:rPr>
-        <w:t>:</w:t>
-      </w:r>
-      <w:r>
-        <w:rPr>
-          <w:sz w:val="22"/>
-          <w:szCs w:val="22"/>
-          <w:lang w:val="en-US"/>
-        </w:rPr>
-        <w:t xml:space="preserve"> giá trị lớn nhất dùng </w:t>
-      </w:r>
-      <w:r>
-        <w:rPr>
-          <w:rFonts w:ascii="Consolas" w:hAnsi="Consolas"/>
+          <w:rFonts w:asciiTheme="majorHAnsi" w:hAnsiTheme="majorHAnsi" w:cstheme="majorHAnsi"/>
+          <w:lang w:val="en-US"/>
+        </w:rPr>
+        <w:t xml:space="preserve">: giá trị lớn nhất dùng </w:t>
+      </w:r>
+      <w:r>
+        <w:rPr>
+          <w:rFonts w:asciiTheme="majorHAnsi" w:hAnsiTheme="majorHAnsi" w:cstheme="majorHAnsi"/>
           <w:color w:val="1F4E79" w:themeColor="accent5" w:themeShade="80"/>
-          <w:sz w:val="22"/>
-          <w:szCs w:val="22"/>
           <w:shd w:val="pct15" w:color="auto" w:fill="FFFFFF"/>
           <w:lang w:val="en-US"/>
         </w:rPr>
@@ -401,18 +444,15 @@
       </w:r>
       <w:r>
         <w:rPr>
-          <w:sz w:val="22"/>
-          <w:szCs w:val="22"/>
+          <w:rFonts w:asciiTheme="majorHAnsi" w:hAnsiTheme="majorHAnsi" w:cstheme="majorHAnsi"/>
           <w:lang w:val="en-US"/>
         </w:rPr>
         <w:t xml:space="preserve">, giá trị nhỏ nhất dùng </w:t>
       </w:r>
       <w:r>
         <w:rPr>
-          <w:rFonts w:ascii="Consolas" w:hAnsi="Consolas"/>
+          <w:rFonts w:asciiTheme="majorHAnsi" w:hAnsiTheme="majorHAnsi" w:cstheme="majorHAnsi"/>
           <w:color w:val="1F4E79" w:themeColor="accent5" w:themeShade="80"/>
-          <w:sz w:val="22"/>
-          <w:szCs w:val="22"/>
           <w:shd w:val="pct15" w:color="auto" w:fill="FFFFFF"/>
           <w:lang w:val="en-US"/>
         </w:rPr>
@@ -420,18 +460,15 @@
       </w:r>
       <w:r>
         <w:rPr>
-          <w:sz w:val="22"/>
-          <w:szCs w:val="22"/>
+          <w:rFonts w:asciiTheme="majorHAnsi" w:hAnsiTheme="majorHAnsi" w:cstheme="majorHAnsi"/>
           <w:lang w:val="en-US"/>
         </w:rPr>
         <w:t xml:space="preserve">và giá trị trung bình có 2 cách: </w:t>
       </w:r>
       <w:r>
         <w:rPr>
-          <w:rFonts w:ascii="Consolas" w:hAnsi="Consolas"/>
+          <w:rFonts w:asciiTheme="majorHAnsi" w:hAnsiTheme="majorHAnsi" w:cstheme="majorHAnsi"/>
           <w:color w:val="1F4E79" w:themeColor="accent5" w:themeShade="80"/>
-          <w:sz w:val="22"/>
-          <w:szCs w:val="22"/>
           <w:shd w:val="pct15" w:color="auto" w:fill="FFFFFF"/>
           <w:lang w:val="en-US"/>
         </w:rPr>
@@ -439,18 +476,15 @@
       </w:r>
       <w:r>
         <w:rPr>
-          <w:sz w:val="22"/>
-          <w:szCs w:val="22"/>
+          <w:rFonts w:asciiTheme="majorHAnsi" w:hAnsiTheme="majorHAnsi" w:cstheme="majorHAnsi"/>
           <w:lang w:val="en-US"/>
         </w:rPr>
         <w:t>hay</w:t>
       </w:r>
       <w:r>
         <w:rPr>
-          <w:rFonts w:ascii="Consolas" w:hAnsi="Consolas"/>
+          <w:rFonts w:asciiTheme="majorHAnsi" w:hAnsiTheme="majorHAnsi" w:cstheme="majorHAnsi"/>
           <w:color w:val="1F4E79" w:themeColor="accent5" w:themeShade="80"/>
-          <w:sz w:val="22"/>
-          <w:szCs w:val="22"/>
           <w:shd w:val="pct15" w:color="auto" w:fill="FFFFFF"/>
           <w:lang w:val="en-US"/>
         </w:rPr>
@@ -466,38 +500,32 @@
         </w:numPr>
         <w:jc w:val="both"/>
         <w:rPr>
-          <w:rFonts w:ascii="Consolas" w:hAnsi="Consolas"/>
+          <w:rFonts w:asciiTheme="majorHAnsi" w:hAnsiTheme="majorHAnsi" w:cstheme="majorHAnsi"/>
           <w:color w:val="1F4E79" w:themeColor="accent5" w:themeShade="80"/>
-          <w:sz w:val="22"/>
-          <w:szCs w:val="22"/>
           <w:shd w:val="pct15" w:color="auto" w:fill="FFFFFF"/>
           <w:lang w:val="en-US"/>
         </w:rPr>
       </w:pPr>
       <w:r>
         <w:rPr>
-          <w:b/>
-          <w:bCs/>
-          <w:sz w:val="22"/>
-          <w:szCs w:val="22"/>
+          <w:rFonts w:asciiTheme="majorHAnsi" w:hAnsiTheme="majorHAnsi" w:cstheme="majorHAnsi"/>
+          <w:b/>
+          <w:bCs/>
           <w:lang w:val="en-US"/>
         </w:rPr>
         <w:t xml:space="preserve">Tính phương sai, độ lệch chuẩn: </w:t>
       </w:r>
       <w:r>
         <w:rPr>
-          <w:sz w:val="22"/>
-          <w:szCs w:val="22"/>
+          <w:rFonts w:asciiTheme="majorHAnsi" w:hAnsiTheme="majorHAnsi" w:cstheme="majorHAnsi"/>
           <w:lang w:val="en-US"/>
         </w:rPr>
         <w:t xml:space="preserve">Trước hết tính </w:t>
       </w:r>
       <w:r>
         <w:rPr>
-          <w:rFonts w:ascii="Consolas" w:hAnsi="Consolas"/>
+          <w:rFonts w:asciiTheme="majorHAnsi" w:hAnsiTheme="majorHAnsi" w:cstheme="majorHAnsi"/>
           <w:color w:val="1F4E79" w:themeColor="accent5" w:themeShade="80"/>
-          <w:sz w:val="22"/>
-          <w:szCs w:val="22"/>
           <w:shd w:val="pct15" w:color="auto" w:fill="FFFFFF"/>
           <w:lang w:val="en-US"/>
         </w:rPr>
@@ -505,28 +533,24 @@
       </w:r>
       <w:r>
         <w:rPr>
-          <w:sz w:val="22"/>
-          <w:szCs w:val="22"/>
+          <w:rFonts w:asciiTheme="majorHAnsi" w:hAnsiTheme="majorHAnsi" w:cstheme="majorHAnsi"/>
           <w:lang w:val="en-US"/>
         </w:rPr>
         <w:t xml:space="preserve"> (giá trị trung bình), tiếp đến thế vào công thức phương sai:</w:t>
       </w:r>
       <w:r>
         <w:rPr>
-          <w:b/>
-          <w:bCs/>
-          <w:sz w:val="22"/>
-          <w:szCs w:val="22"/>
+          <w:rFonts w:asciiTheme="majorHAnsi" w:hAnsiTheme="majorHAnsi" w:cstheme="majorHAnsi"/>
+          <w:b/>
+          <w:bCs/>
           <w:lang w:val="en-US"/>
         </w:rPr>
         <w:t xml:space="preserve"> </w:t>
       </w:r>
       <w:r>
         <w:rPr>
-          <w:rFonts w:ascii="Consolas" w:hAnsi="Consolas"/>
+          <w:rFonts w:asciiTheme="majorHAnsi" w:hAnsiTheme="majorHAnsi" w:cstheme="majorHAnsi"/>
           <w:color w:val="1F4E79" w:themeColor="accent5" w:themeShade="80"/>
-          <w:sz w:val="22"/>
-          <w:szCs w:val="22"/>
           <w:shd w:val="pct15" w:color="auto" w:fill="FFFFFF"/>
           <w:lang w:val="en-US"/>
         </w:rPr>
@@ -534,75 +558,127 @@
       </w:r>
       <w:r>
         <w:rPr>
-          <w:rFonts w:ascii="Consolas" w:hAnsi="Consolas"/>
+          <w:rFonts w:asciiTheme="majorHAnsi" w:hAnsiTheme="majorHAnsi" w:cstheme="majorHAnsi"/>
           <w:color w:val="1F4E79" w:themeColor="accent5" w:themeShade="80"/>
-          <w:sz w:val="22"/>
-          <w:szCs w:val="22"/>
           <w:shd w:val="pct15" w:color="auto" w:fill="FFFFFF"/>
           <w:lang w:val="en-US"/>
         </w:rPr>
         <w:t xml:space="preserve"> </w:t>
       </w:r>
       <w:r>
+        <w:rPr>
+          <w:rFonts w:asciiTheme="majorHAnsi" w:hAnsiTheme="majorHAnsi" w:cstheme="majorHAnsi"/>
+          <w:color w:val="1F4E79" w:themeColor="accent5" w:themeShade="80"/>
+          <w:lang w:val="en-US"/>
+        </w:rPr>
+        <w:t xml:space="preserve">. </w:t>
+      </w:r>
+      <w:r>
+        <w:rPr>
+          <w:rFonts w:asciiTheme="majorHAnsi" w:hAnsiTheme="majorHAnsi" w:cstheme="majorHAnsi"/>
+          <w:color w:val="000000" w:themeColor="text1"/>
+          <w:lang w:val="en-US"/>
+        </w:rPr>
+        <w:t xml:space="preserve">Cuối cùng là dùng </w:t>
+      </w:r>
+      <w:r>
+        <w:rPr>
+          <w:rFonts w:asciiTheme="majorHAnsi" w:hAnsiTheme="majorHAnsi" w:cstheme="majorHAnsi"/>
+          <w:color w:val="1F4E79" w:themeColor="accent5" w:themeShade="80"/>
+          <w:shd w:val="pct15" w:color="auto" w:fill="FFFFFF"/>
+          <w:lang w:val="en-US"/>
+        </w:rPr>
+        <w:t>np.sqrt(v_sigma2)</w:t>
+      </w:r>
+      <w:r>
+        <w:rPr>
+          <w:rFonts w:asciiTheme="majorHAnsi" w:hAnsiTheme="majorHAnsi" w:cstheme="majorHAnsi"/>
+          <w:color w:val="1F4E79" w:themeColor="accent5" w:themeShade="80"/>
+          <w:lang w:val="en-US"/>
+        </w:rPr>
+        <w:t xml:space="preserve"> </w:t>
+      </w:r>
+      <w:r>
+        <w:rPr>
+          <w:rFonts w:asciiTheme="majorHAnsi" w:hAnsiTheme="majorHAnsi" w:cstheme="majorHAnsi"/>
+          <w:color w:val="000000" w:themeColor="text1"/>
+          <w:lang w:val="en-US"/>
+        </w:rPr>
+        <w:t>để tính độ lệch chuẩn.</w:t>
+      </w:r>
+    </w:p>
+    <w:p>
+      <w:pPr>
+        <w:jc w:val="both"/>
         <w:rPr>
           <w:rFonts w:cstheme="minorHAnsi"/>
           <w:color w:val="1F4E79" w:themeColor="accent5" w:themeShade="80"/>
-          <w:sz w:val="22"/>
-          <w:szCs w:val="22"/>
-          <w:lang w:val="en-US"/>
-        </w:rPr>
-        <w:t xml:space="preserve">. </w:t>
-      </w:r>
+          <w:lang w:val="en-US"/>
+        </w:rPr>
+      </w:pPr>
       <w:r>
         <w:rPr>
           <w:rFonts w:cstheme="minorHAnsi"/>
-          <w:color w:val="000000" w:themeColor="text1"/>
-          <w:sz w:val="22"/>
-          <w:szCs w:val="22"/>
-          <w:lang w:val="en-US"/>
-        </w:rPr>
-        <w:t xml:space="preserve">Cuối cùng là dùng </w:t>
-      </w:r>
-      <w:r>
-        <w:rPr>
-          <w:rFonts w:ascii="Consolas" w:hAnsi="Consolas"/>
+          <w:noProof/>
           <w:color w:val="1F4E79" w:themeColor="accent5" w:themeShade="80"/>
-          <w:sz w:val="22"/>
-          <w:szCs w:val="22"/>
-          <w:shd w:val="pct15" w:color="auto" w:fill="FFFFFF"/>
-          <w:lang w:val="en-US"/>
-        </w:rPr>
-        <w:t>np.sqrt(v_sigma2)</w:t>
-      </w:r>
-      <w:r>
-        <w:rPr>
-          <w:rFonts w:cstheme="minorHAnsi"/>
-          <w:color w:val="1F4E79" w:themeColor="accent5" w:themeShade="80"/>
-          <w:sz w:val="22"/>
-          <w:szCs w:val="22"/>
-          <w:lang w:val="en-US"/>
-        </w:rPr>
-        <w:t xml:space="preserve"> </w:t>
-      </w:r>
-      <w:r>
-        <w:rPr>
-          <w:rFonts w:cstheme="minorHAnsi"/>
-          <w:color w:val="000000" w:themeColor="text1"/>
-          <w:sz w:val="22"/>
-          <w:szCs w:val="22"/>
-          <w:lang w:val="en-US"/>
-        </w:rPr>
-        <w:t>để tính độ lệch chuẩn</w:t>
-      </w:r>
-      <w:r>
-        <w:rPr>
-          <w:rFonts w:cstheme="minorHAnsi"/>
-          <w:color w:val="000000" w:themeColor="text1"/>
-          <w:sz w:val="22"/>
-          <w:szCs w:val="22"/>
-          <w:lang w:val="en-US"/>
-        </w:rPr>
-        <w:t>.</w:t>
+          <w:lang w:val="en-US"/>
+        </w:rPr>
+        <w:lastRenderedPageBreak/>
+        <w:drawing>
+          <wp:anchor distT="0" distB="0" distL="114300" distR="114300" simplePos="0" relativeHeight="251659264" behindDoc="0" locked="0" layoutInCell="1" allowOverlap="1" wp14:anchorId="3A3EC70B">
+            <wp:simplePos x="0" y="0"/>
+            <wp:positionH relativeFrom="margin">
+              <wp:align>right</wp:align>
+            </wp:positionH>
+            <wp:positionV relativeFrom="paragraph">
+              <wp:posOffset>0</wp:posOffset>
+            </wp:positionV>
+            <wp:extent cx="5731510" cy="4756150"/>
+            <wp:effectExtent l="0" t="0" r="2540" b="6350"/>
+            <wp:wrapSquare wrapText="bothSides"/>
+            <wp:docPr id="105742284" name="Picture 1"/>
+            <wp:cNvGraphicFramePr>
+              <a:graphicFrameLocks xmlns:a="http://schemas.openxmlformats.org/drawingml/2006/main" noChangeAspect="1"/>
+            </wp:cNvGraphicFramePr>
+            <a:graphic xmlns:a="http://schemas.openxmlformats.org/drawingml/2006/main">
+              <a:graphicData uri="http://schemas.openxmlformats.org/drawingml/2006/picture">
+                <pic:pic xmlns:pic="http://schemas.openxmlformats.org/drawingml/2006/picture">
+                  <pic:nvPicPr>
+                    <pic:cNvPr id="105742284" name=""/>
+                    <pic:cNvPicPr/>
+                  </pic:nvPicPr>
+                  <pic:blipFill>
+                    <a:blip r:embed="rId6">
+                      <a:extLst>
+                        <a:ext uri="{28A0092B-C50C-407E-A947-70E740481C1C}">
+                          <a14:useLocalDpi xmlns:a14="http://schemas.microsoft.com/office/drawing/2010/main" val="0"/>
+                        </a:ext>
+                      </a:extLst>
+                    </a:blip>
+                    <a:stretch>
+                      <a:fillRect/>
+                    </a:stretch>
+                  </pic:blipFill>
+                  <pic:spPr>
+                    <a:xfrm>
+                      <a:off x="0" y="0"/>
+                      <a:ext cx="5731510" cy="4756150"/>
+                    </a:xfrm>
+                    <a:prstGeom prst="rect">
+                      <a:avLst/>
+                    </a:prstGeom>
+                  </pic:spPr>
+                </pic:pic>
+              </a:graphicData>
+            </a:graphic>
+            <wp14:sizeRelH relativeFrom="margin">
+              <wp14:pctWidth>0</wp14:pctWidth>
+            </wp14:sizeRelH>
+            <wp14:sizeRelV relativeFrom="margin">
+              <wp14:pctHeight>0</wp14:pctHeight>
+            </wp14:sizeRelV>
+          </wp:anchor>
+        </w:drawing>
       </w:r>
     </w:p>
     <w:p>
@@ -614,580 +690,504 @@
         </w:numPr>
         <w:jc w:val="both"/>
         <w:rPr>
-          <w:sz w:val="22"/>
-          <w:szCs w:val="22"/>
-          <w:lang w:val="en-US"/>
-        </w:rPr>
-      </w:pPr>
-      <w:r>
-        <w:rPr>
-          <w:b/>
-          <w:bCs/>
-          <w:sz w:val="22"/>
-          <w:szCs w:val="22"/>
+          <w:rFonts w:asciiTheme="majorHAnsi" w:hAnsiTheme="majorHAnsi" w:cstheme="majorHAnsi"/>
+          <w:lang w:val="en-US"/>
+        </w:rPr>
+      </w:pPr>
+      <w:r>
+        <w:rPr>
+          <w:rFonts w:asciiTheme="majorHAnsi" w:hAnsiTheme="majorHAnsi" w:cstheme="majorHAnsi"/>
+          <w:b/>
+          <w:bCs/>
           <w:lang w:val="en-US"/>
         </w:rPr>
         <w:t>Toán tử trên 2 dãy số</w:t>
       </w:r>
       <w:r>
         <w:rPr>
-          <w:sz w:val="22"/>
-          <w:szCs w:val="22"/>
-          <w:lang w:val="en-US"/>
-        </w:rPr>
-        <w:t>: Cả a,b,c có thể áp dụng các cú pháp bên dưới phần NOTES, riêng d có thể dùng toán tử broatcasting</w:t>
-      </w:r>
-    </w:p>
-    <w:p>
-      <w:pPr>
-        <w:ind w:left="360"/>
-        <w:jc w:val="both"/>
-        <w:rPr>
-          <w:sz w:val="22"/>
-          <w:szCs w:val="22"/>
-          <w:lang w:val="en-US"/>
-        </w:rPr>
-      </w:pPr>
-      <w:r>
-        <w:rPr>
-          <w:b/>
-          <w:bCs/>
-          <w:sz w:val="22"/>
-          <w:szCs w:val="22"/>
-          <w:u w:val="single"/>
-          <w:lang w:val="en-US"/>
-        </w:rPr>
-        <w:t>2. Các thao tác trên 2 ma trận</w:t>
-      </w:r>
-      <w:r>
-        <w:rPr>
-          <w:sz w:val="22"/>
-          <w:szCs w:val="22"/>
-          <w:lang w:val="en-US"/>
-        </w:rPr>
-        <w:t> : Áp d</w:t>
-      </w:r>
-      <w:r>
-        <w:rPr>
-          <w:sz w:val="22"/>
-          <w:szCs w:val="22"/>
-          <w:lang w:val="en-US"/>
-        </w:rPr>
-        <w:t>ụng các thủ thuật slicing để lấy dòng hoặc cột theo chỉ số, và các phép toán trên ma trận: Chuyển vị ma trận a (</w:t>
-      </w:r>
-      <w:r>
-        <w:rPr>
-          <w:rFonts w:ascii="Consolas" w:hAnsi="Consolas"/>
-          <w:color w:val="1F4E79" w:themeColor="accent5" w:themeShade="80"/>
-          <w:sz w:val="22"/>
-          <w:szCs w:val="22"/>
-          <w:shd w:val="pct15" w:color="auto" w:fill="FFFFFF"/>
-          <w:lang w:val="en-US"/>
-        </w:rPr>
-        <w:t>a.T</w:t>
-      </w:r>
-      <w:r>
-        <w:rPr>
-          <w:sz w:val="22"/>
-          <w:szCs w:val="22"/>
-          <w:lang w:val="en-US"/>
-        </w:rPr>
-        <w:t>)</w:t>
-      </w:r>
-      <w:r>
-        <w:rPr>
-          <w:sz w:val="22"/>
-          <w:szCs w:val="22"/>
-          <w:lang w:val="en-US"/>
-        </w:rPr>
-        <w:t xml:space="preserve"> và phép nhân hai ma trận (</w:t>
-      </w:r>
-      <w:r>
-        <w:rPr>
-          <w:rFonts w:ascii="Consolas" w:hAnsi="Consolas"/>
-          <w:color w:val="1F4E79" w:themeColor="accent5" w:themeShade="80"/>
-          <w:sz w:val="22"/>
-          <w:szCs w:val="22"/>
-          <w:shd w:val="pct15" w:color="auto" w:fill="FFFFFF"/>
-          <w:lang w:val="en-US"/>
-        </w:rPr>
-        <w:t>A @ B</w:t>
-      </w:r>
-      <w:r>
-        <w:rPr>
-          <w:sz w:val="22"/>
-          <w:szCs w:val="22"/>
-          <w:lang w:val="en-US"/>
-        </w:rPr>
-        <w:t xml:space="preserve">)(khác với </w:t>
-      </w:r>
-      <w:r>
-        <w:rPr>
-          <w:rFonts w:ascii="Consolas" w:hAnsi="Consolas"/>
-          <w:color w:val="1F4E79" w:themeColor="accent5" w:themeShade="80"/>
-          <w:sz w:val="22"/>
-          <w:szCs w:val="22"/>
-          <w:shd w:val="pct15" w:color="auto" w:fill="FFFFFF"/>
-          <w:lang w:val="en-US"/>
-        </w:rPr>
-        <w:t>A*B</w:t>
-      </w:r>
-      <w:r>
-        <w:rPr>
-          <w:sz w:val="22"/>
-          <w:szCs w:val="22"/>
-          <w:lang w:val="en-US"/>
-        </w:rPr>
-        <w:t xml:space="preserve"> – nhân từng phần tử 2 ma trận),..</w:t>
-      </w:r>
-    </w:p>
-    <w:p>
-      <w:pPr>
-        <w:ind w:left="360"/>
-        <w:jc w:val="both"/>
-        <w:rPr>
-          <w:b/>
-          <w:bCs/>
-          <w:sz w:val="22"/>
-          <w:szCs w:val="22"/>
-          <w:u w:val="single"/>
-          <w:lang w:val="en-US"/>
-        </w:rPr>
-      </w:pPr>
-      <w:r>
-        <w:rPr>
-          <w:b/>
-          <w:bCs/>
-          <w:sz w:val="22"/>
-          <w:szCs w:val="22"/>
-          <w:u w:val="single"/>
-          <w:lang w:val="en-US"/>
-        </w:rPr>
-        <w:t>3. Bài tập áp dụng tính số pi</w:t>
-      </w:r>
-    </w:p>
-    <w:p>
-      <w:pPr>
-        <w:ind w:left="360"/>
-        <w:jc w:val="both"/>
-        <w:rPr>
-          <w:b/>
-          <w:bCs/>
-          <w:i/>
-          <w:iCs/>
-          <w:sz w:val="22"/>
-          <w:szCs w:val="22"/>
-          <w:lang w:val="en-US"/>
-        </w:rPr>
-      </w:pPr>
-      <w:r>
-        <w:rPr>
-          <w:b/>
-          <w:bCs/>
-          <w:i/>
-          <w:iCs/>
-          <w:sz w:val="22"/>
-          <w:szCs w:val="22"/>
-          <w:lang w:val="en-US"/>
-        </w:rPr>
-        <w:t>Phương pháp:</w:t>
-      </w:r>
-    </w:p>
-    <w:p>
-      <w:pPr>
-        <w:ind w:left="720"/>
-        <w:jc w:val="both"/>
-        <w:rPr>
-          <w:rFonts w:cstheme="minorHAnsi"/>
-          <w:sz w:val="22"/>
-          <w:szCs w:val="22"/>
-          <w:lang w:val="en-US"/>
-        </w:rPr>
-      </w:pPr>
-      <w:r>
-        <w:rPr>
-          <w:rFonts w:ascii="Consolas" w:hAnsi="Consolas"/>
-          <w:color w:val="1F4E79" w:themeColor="accent5" w:themeShade="80"/>
-          <w:sz w:val="22"/>
-          <w:szCs w:val="22"/>
-          <w:shd w:val="pct15" w:color="auto" w:fill="FFFFFF"/>
-        </w:rPr>
-        <w:t>pi = 0</w:t>
-      </w:r>
-      <w:r>
-        <w:rPr>
-          <w:rFonts w:ascii="Consolas" w:hAnsi="Consolas"/>
-          <w:color w:val="1F4E79" w:themeColor="accent5" w:themeShade="80"/>
-          <w:sz w:val="22"/>
-          <w:szCs w:val="22"/>
-          <w:shd w:val="pct15" w:color="auto" w:fill="FFFFFF"/>
-          <w:lang w:val="en-US"/>
+          <w:rFonts w:asciiTheme="majorHAnsi" w:hAnsiTheme="majorHAnsi" w:cstheme="majorHAnsi"/>
+          <w:lang w:val="en-US"/>
+        </w:rPr>
+        <w:t xml:space="preserve">: Cả a,b,c có thể </w:t>
+      </w:r>
+      <w:r>
+        <w:rPr>
+          <w:rFonts w:asciiTheme="majorHAnsi" w:hAnsiTheme="majorHAnsi" w:cstheme="majorHAnsi"/>
+          <w:lang w:val="en-US"/>
+        </w:rPr>
+        <w:t>sử dụng các phép toán cơ bản trên 2 dãy số</w:t>
+      </w:r>
+      <w:r>
+        <w:rPr>
+          <w:rFonts w:asciiTheme="majorHAnsi" w:hAnsiTheme="majorHAnsi" w:cstheme="majorHAnsi"/>
+          <w:lang w:val="en-US"/>
+        </w:rPr>
+        <w:t>, riêng d có thể dùng toán tử broatcasting</w:t>
+      </w:r>
+    </w:p>
+    <w:p>
+      <w:pPr>
+        <w:pStyle w:val="ListParagraph"/>
+        <w:numPr>
+          <w:ilvl w:val="1"/>
+          <w:numId w:val="6"/>
+        </w:numPr>
+        <w:ind w:left="990"/>
+        <w:jc w:val="both"/>
+        <w:rPr>
+          <w:rFonts w:asciiTheme="majorHAnsi" w:hAnsiTheme="majorHAnsi" w:cstheme="majorHAnsi"/>
+        </w:rPr>
+      </w:pPr>
+      <w:r>
+        <w:rPr>
+          <w:rFonts w:asciiTheme="majorHAnsi" w:hAnsiTheme="majorHAnsi" w:cstheme="majorHAnsi"/>
+          <w:noProof/>
+          <w:lang w:val="en-US"/>
+        </w:rPr>
+        <w:drawing>
+          <wp:anchor distT="0" distB="0" distL="114300" distR="114300" simplePos="0" relativeHeight="251660288" behindDoc="0" locked="0" layoutInCell="1" allowOverlap="1" wp14:anchorId="7F5FD8B9">
+            <wp:simplePos x="0" y="0"/>
+            <wp:positionH relativeFrom="margin">
+              <wp:align>right</wp:align>
+            </wp:positionH>
+            <wp:positionV relativeFrom="paragraph">
+              <wp:posOffset>412849</wp:posOffset>
+            </wp:positionV>
+            <wp:extent cx="5723890" cy="1715135"/>
+            <wp:effectExtent l="0" t="0" r="0" b="0"/>
+            <wp:wrapSquare wrapText="bothSides"/>
+            <wp:docPr id="784787641" name="Picture 1"/>
+            <wp:cNvGraphicFramePr>
+              <a:graphicFrameLocks xmlns:a="http://schemas.openxmlformats.org/drawingml/2006/main" noChangeAspect="1"/>
+            </wp:cNvGraphicFramePr>
+            <a:graphic xmlns:a="http://schemas.openxmlformats.org/drawingml/2006/main">
+              <a:graphicData uri="http://schemas.openxmlformats.org/drawingml/2006/picture">
+                <pic:pic xmlns:pic="http://schemas.openxmlformats.org/drawingml/2006/picture">
+                  <pic:nvPicPr>
+                    <pic:cNvPr id="784787641" name=""/>
+                    <pic:cNvPicPr/>
+                  </pic:nvPicPr>
+                  <pic:blipFill>
+                    <a:blip r:embed="rId7">
+                      <a:extLst>
+                        <a:ext uri="{28A0092B-C50C-407E-A947-70E740481C1C}">
+                          <a14:useLocalDpi xmlns:a14="http://schemas.microsoft.com/office/drawing/2010/main" val="0"/>
+                        </a:ext>
+                      </a:extLst>
+                    </a:blip>
+                    <a:stretch>
+                      <a:fillRect/>
+                    </a:stretch>
+                  </pic:blipFill>
+                  <pic:spPr>
+                    <a:xfrm>
+                      <a:off x="0" y="0"/>
+                      <a:ext cx="5723890" cy="1715135"/>
+                    </a:xfrm>
+                    <a:prstGeom prst="rect">
+                      <a:avLst/>
+                    </a:prstGeom>
+                  </pic:spPr>
+                </pic:pic>
+              </a:graphicData>
+            </a:graphic>
+            <wp14:sizeRelH relativeFrom="margin">
+              <wp14:pctWidth>0</wp14:pctWidth>
+            </wp14:sizeRelH>
+          </wp:anchor>
+        </w:drawing>
+      </w:r>
+      <w:r>
+        <w:rPr>
+          <w:rFonts w:asciiTheme="majorHAnsi" w:hAnsiTheme="majorHAnsi" w:cstheme="majorHAnsi"/>
+          <w:lang w:val="en-US"/>
+        </w:rPr>
+        <w:t xml:space="preserve">Tạo mảng 10 phần tử từ 1 đến 10: dùng </w:t>
+      </w:r>
+      <w:r>
+        <w:rPr>
+          <w:rFonts w:asciiTheme="majorHAnsi" w:hAnsiTheme="majorHAnsi" w:cstheme="majorHAnsi"/>
+        </w:rPr>
+        <w:t>np.arange(1, 11, 1)</w:t>
+      </w:r>
+      <w:r>
+        <w:rPr>
+          <w:rFonts w:asciiTheme="majorHAnsi" w:hAnsiTheme="majorHAnsi" w:cstheme="majorHAnsi"/>
+          <w:lang w:val="en-US"/>
+        </w:rPr>
+        <w:t xml:space="preserve"> (với start =1, end=11, và step =1)</w:t>
+      </w:r>
+    </w:p>
+    <w:p>
+      <w:pPr>
+        <w:pStyle w:val="ListParagraph"/>
+        <w:numPr>
+          <w:ilvl w:val="1"/>
+          <w:numId w:val="6"/>
+        </w:numPr>
+        <w:ind w:left="990"/>
+        <w:jc w:val="both"/>
+        <w:rPr>
+          <w:rFonts w:asciiTheme="majorHAnsi" w:hAnsiTheme="majorHAnsi" w:cstheme="majorHAnsi"/>
+        </w:rPr>
+      </w:pPr>
+      <w:r>
+        <w:rPr>
+          <w:rFonts w:asciiTheme="majorHAnsi" w:hAnsiTheme="majorHAnsi" w:cstheme="majorHAnsi"/>
+        </w:rPr>
+        <w:t>Liệt kê và đếm số lượng phần tử chẵn và lẻ có trong dãy:</w:t>
+      </w:r>
+      <w:r>
+        <w:rPr>
+          <w:rFonts w:asciiTheme="majorHAnsi" w:hAnsiTheme="majorHAnsi" w:cstheme="majorHAnsi"/>
         </w:rPr>
         <w:t xml:space="preserve"> </w:t>
       </w:r>
       <w:r>
         <w:rPr>
-          <w:rFonts w:cstheme="minorHAnsi"/>
-          <w:sz w:val="22"/>
-          <w:szCs w:val="22"/>
-          <w:lang w:val="en-US"/>
-        </w:rPr>
-        <w:t>: Khởi tạo ban đầu</w:t>
-      </w:r>
-    </w:p>
-    <w:p>
-      <w:pPr>
-        <w:ind w:left="720"/>
-        <w:jc w:val="both"/>
-        <w:rPr>
-          <w:sz w:val="22"/>
-          <w:szCs w:val="22"/>
-        </w:rPr>
-      </w:pPr>
-      <w:r>
-        <w:rPr>
-          <w:sz w:val="22"/>
-          <w:szCs w:val="22"/>
-        </w:rPr>
-        <w:t>sử dụng np.random.rand(s1, s2, ...) --&gt; sinh ngẫu nhiên các số trong nửa đoạn [0.0, 1.0)</w:t>
-      </w:r>
-    </w:p>
-    <w:p>
-      <w:pPr>
-        <w:ind w:left="720"/>
-        <w:jc w:val="both"/>
-        <w:rPr>
-          <w:rFonts w:ascii="Consolas" w:hAnsi="Consolas"/>
-          <w:color w:val="1F4E79" w:themeColor="accent5" w:themeShade="80"/>
-          <w:sz w:val="22"/>
-          <w:szCs w:val="22"/>
-          <w:shd w:val="pct15" w:color="auto" w:fill="FFFFFF"/>
-        </w:rPr>
-      </w:pPr>
-      <w:r>
-        <w:rPr>
-          <w:sz w:val="22"/>
-          <w:szCs w:val="22"/>
-          <w:shd w:val="pct15" w:color="auto" w:fill="FFFFFF"/>
-        </w:rPr>
-        <w:t xml:space="preserve">    </w:t>
-      </w:r>
-      <w:r>
-        <w:rPr>
-          <w:rFonts w:ascii="Consolas" w:hAnsi="Consolas"/>
-          <w:color w:val="1F4E79" w:themeColor="accent5" w:themeShade="80"/>
-          <w:sz w:val="22"/>
-          <w:szCs w:val="22"/>
-          <w:shd w:val="pct15" w:color="auto" w:fill="FFFFFF"/>
-        </w:rPr>
-        <w:t>x =  np.random.rand(n)</w:t>
-      </w:r>
-    </w:p>
-    <w:p>
-      <w:pPr>
-        <w:ind w:left="720"/>
-        <w:jc w:val="both"/>
-        <w:rPr>
-          <w:rFonts w:ascii="Consolas" w:hAnsi="Consolas"/>
-          <w:color w:val="1F4E79" w:themeColor="accent5" w:themeShade="80"/>
-          <w:sz w:val="22"/>
-          <w:szCs w:val="22"/>
-          <w:shd w:val="pct15" w:color="auto" w:fill="FFFFFF"/>
-          <w:lang w:val="fr-FR"/>
-        </w:rPr>
-      </w:pPr>
-      <w:r>
-        <w:rPr>
-          <w:rFonts w:ascii="Consolas" w:hAnsi="Consolas"/>
-          <w:color w:val="1F4E79" w:themeColor="accent5" w:themeShade="80"/>
-          <w:sz w:val="22"/>
-          <w:szCs w:val="22"/>
-          <w:shd w:val="pct15" w:color="auto" w:fill="FFFFFF"/>
-        </w:rPr>
-        <w:t>  y =  np.random.rand(n)</w:t>
-      </w:r>
-    </w:p>
-    <w:p>
-      <w:pPr>
-        <w:ind w:left="720"/>
-        <w:jc w:val="both"/>
-        <w:rPr>
-          <w:sz w:val="22"/>
-          <w:szCs w:val="22"/>
-        </w:rPr>
-      </w:pPr>
-      <w:r>
-        <w:rPr>
-          <w:sz w:val="22"/>
-          <w:szCs w:val="22"/>
-        </w:rPr>
-        <w:t xml:space="preserve">    </w:t>
-      </w:r>
-      <w:r>
-        <w:rPr>
-          <w:rFonts w:ascii="Consolas" w:hAnsi="Consolas"/>
-          <w:color w:val="1F4E79" w:themeColor="accent5" w:themeShade="80"/>
-          <w:sz w:val="22"/>
-          <w:szCs w:val="22"/>
-          <w:shd w:val="pct15" w:color="auto" w:fill="FFFFFF"/>
-        </w:rPr>
-        <w:t>points = np.column_stack((x,y))</w:t>
-      </w:r>
-      <w:r>
-        <w:rPr>
-          <w:color w:val="1F4E79" w:themeColor="accent5" w:themeShade="80"/>
-          <w:sz w:val="22"/>
-          <w:szCs w:val="22"/>
+          <w:rFonts w:asciiTheme="majorHAnsi" w:hAnsiTheme="majorHAnsi" w:cstheme="majorHAnsi"/>
+        </w:rPr>
+        <w:t>Thực hiện các tính toán có liên qua tới điều kiện</w:t>
+      </w:r>
+    </w:p>
+    <w:p>
+      <w:pPr>
+        <w:ind w:left="540"/>
+        <w:jc w:val="both"/>
+        <w:rPr>
+          <w:rFonts w:asciiTheme="majorHAnsi" w:hAnsiTheme="majorHAnsi" w:cstheme="majorHAnsi"/>
+        </w:rPr>
+      </w:pPr>
+      <w:r>
+        <w:rPr>
+          <w:rFonts w:asciiTheme="majorHAnsi" w:hAnsiTheme="majorHAnsi" w:cstheme="majorHAnsi"/>
+        </w:rPr>
+        <w:t>Ví dụ</w:t>
+      </w:r>
+      <w:r>
+        <w:rPr>
+          <w:rFonts w:asciiTheme="majorHAnsi" w:hAnsiTheme="majorHAnsi" w:cstheme="majorHAnsi"/>
+        </w:rPr>
+        <w:t>:</w:t>
+      </w:r>
+      <w:r>
+        <w:rPr>
+          <w:rFonts w:asciiTheme="majorHAnsi" w:hAnsiTheme="majorHAnsi" w:cstheme="majorHAnsi"/>
+        </w:rPr>
+        <w:t xml:space="preserve"> a_la_chan = a%2 == 0 sẽ trả về một dãy bao gồm True/False dựa theo  phần tử chẵn</w:t>
+      </w:r>
+      <w:r>
+        <w:rPr>
+          <w:rFonts w:asciiTheme="majorHAnsi" w:hAnsiTheme="majorHAnsi" w:cstheme="majorHAnsi"/>
+        </w:rPr>
+        <w:t xml:space="preserve">; </w:t>
+      </w:r>
+      <w:r>
+        <w:rPr>
+          <w:rFonts w:asciiTheme="majorHAnsi" w:hAnsiTheme="majorHAnsi" w:cstheme="majorHAnsi"/>
+        </w:rPr>
+        <w:t>a_chan = a[a%2 == 0] sẽ trả về một dãy bao gồm các phần tử chẵn của a</w:t>
+      </w:r>
+    </w:p>
+    <w:p>
+      <w:pPr>
+        <w:jc w:val="both"/>
+        <w:rPr>
+          <w:rFonts w:asciiTheme="majorHAnsi" w:hAnsiTheme="majorHAnsi" w:cstheme="majorHAnsi"/>
+          <w:lang w:val="en-US"/>
+        </w:rPr>
+      </w:pPr>
+      <w:r>
+        <w:rPr>
+          <w:rFonts w:asciiTheme="majorHAnsi" w:hAnsiTheme="majorHAnsi" w:cstheme="majorHAnsi"/>
+          <w:noProof/>
+          <w:lang w:val="en-US"/>
+        </w:rPr>
+        <w:lastRenderedPageBreak/>
+        <w:drawing>
+          <wp:inline distT="0" distB="0" distL="0" distR="0" wp14:anchorId="0BB00488" wp14:editId="5068FF9C">
+            <wp:extent cx="5731510" cy="4106545"/>
+            <wp:effectExtent l="0" t="0" r="2540" b="8255"/>
+            <wp:docPr id="686753785" name="Picture 1"/>
+            <wp:cNvGraphicFramePr>
+              <a:graphicFrameLocks xmlns:a="http://schemas.openxmlformats.org/drawingml/2006/main" noChangeAspect="1"/>
+            </wp:cNvGraphicFramePr>
+            <a:graphic xmlns:a="http://schemas.openxmlformats.org/drawingml/2006/main">
+              <a:graphicData uri="http://schemas.openxmlformats.org/drawingml/2006/picture">
+                <pic:pic xmlns:pic="http://schemas.openxmlformats.org/drawingml/2006/picture">
+                  <pic:nvPicPr>
+                    <pic:cNvPr id="686753785" name=""/>
+                    <pic:cNvPicPr/>
+                  </pic:nvPicPr>
+                  <pic:blipFill>
+                    <a:blip r:embed="rId8"/>
+                    <a:stretch>
+                      <a:fillRect/>
+                    </a:stretch>
+                  </pic:blipFill>
+                  <pic:spPr>
+                    <a:xfrm>
+                      <a:off x="0" y="0"/>
+                      <a:ext cx="5731510" cy="4106545"/>
+                    </a:xfrm>
+                    <a:prstGeom prst="rect">
+                      <a:avLst/>
+                    </a:prstGeom>
+                  </pic:spPr>
+                </pic:pic>
+              </a:graphicData>
+            </a:graphic>
+          </wp:inline>
+        </w:drawing>
+      </w:r>
+    </w:p>
+    <w:p>
+      <w:pPr>
+        <w:pStyle w:val="ListParagraph"/>
+        <w:numPr>
+          <w:ilvl w:val="1"/>
+          <w:numId w:val="6"/>
+        </w:numPr>
+        <w:ind w:left="990"/>
+        <w:jc w:val="both"/>
+        <w:rPr>
+          <w:rFonts w:asciiTheme="majorHAnsi" w:hAnsiTheme="majorHAnsi" w:cstheme="majorHAnsi"/>
+        </w:rPr>
+      </w:pPr>
+      <w:r>
+        <w:rPr>
+          <w:rFonts w:asciiTheme="majorHAnsi" w:hAnsiTheme="majorHAnsi" w:cstheme="majorHAnsi"/>
+        </w:rPr>
+        <w:t xml:space="preserve">Tính khoảng cách giữa các phần tử ở vị trí lẻ của mảng a và x với </w:t>
+      </w:r>
+      <m:oMath>
+        <m:rad>
+          <m:radPr>
+            <m:degHide m:val="1"/>
+            <m:ctrlPr>
+              <w:rPr>
+                <w:rFonts w:ascii="Cambria Math" w:hAnsi="Cambria Math" w:cstheme="majorHAnsi"/>
+                <w:i/>
+              </w:rPr>
+            </m:ctrlPr>
+          </m:radPr>
+          <m:deg/>
+          <m:e>
+            <m:r>
+              <w:rPr>
+                <w:rFonts w:ascii="Cambria Math" w:hAnsi="Cambria Math" w:cstheme="majorHAnsi"/>
+              </w:rPr>
+              <m:t>∑</m:t>
+            </m:r>
+            <m:sSup>
+              <m:sSupPr>
+                <m:ctrlPr>
+                  <w:rPr>
+                    <w:rFonts w:ascii="Cambria Math" w:hAnsi="Cambria Math" w:cstheme="majorHAnsi"/>
+                    <w:i/>
+                  </w:rPr>
+                </m:ctrlPr>
+              </m:sSupPr>
+              <m:e>
+                <m:d>
+                  <m:dPr>
+                    <m:ctrlPr>
+                      <w:rPr>
+                        <w:rFonts w:ascii="Cambria Math" w:hAnsi="Cambria Math" w:cstheme="majorHAnsi"/>
+                        <w:i/>
+                      </w:rPr>
+                    </m:ctrlPr>
+                  </m:dPr>
+                  <m:e>
+                    <m:sSub>
+                      <m:sSubPr>
+                        <m:ctrlPr>
+                          <w:rPr>
+                            <w:rFonts w:ascii="Cambria Math" w:hAnsi="Cambria Math" w:cstheme="majorHAnsi"/>
+                            <w:i/>
+                          </w:rPr>
+                        </m:ctrlPr>
+                      </m:sSubPr>
+                      <m:e>
+                        <m:r>
+                          <w:rPr>
+                            <w:rFonts w:ascii="Cambria Math" w:hAnsi="Cambria Math" w:cstheme="majorHAnsi"/>
+                          </w:rPr>
+                          <m:t>a</m:t>
+                        </m:r>
+                      </m:e>
+                      <m:sub>
+                        <m:r>
+                          <w:rPr>
+                            <w:rFonts w:ascii="Cambria Math" w:hAnsi="Cambria Math" w:cstheme="majorHAnsi"/>
+                          </w:rPr>
+                          <m:t>i</m:t>
+                        </m:r>
+                      </m:sub>
+                    </m:sSub>
+                    <m:r>
+                      <w:rPr>
+                        <w:rFonts w:ascii="Cambria Math" w:hAnsi="Cambria Math" w:cstheme="majorHAnsi"/>
+                      </w:rPr>
+                      <m:t>-x</m:t>
+                    </m:r>
+                  </m:e>
+                </m:d>
+              </m:e>
+              <m:sup>
+                <m:r>
+                  <w:rPr>
+                    <w:rFonts w:ascii="Cambria Math" w:hAnsi="Cambria Math" w:cstheme="majorHAnsi"/>
+                  </w:rPr>
+                  <m:t>2</m:t>
+                </m:r>
+              </m:sup>
+            </m:sSup>
+          </m:e>
+        </m:rad>
+      </m:oMath>
+    </w:p>
+    <w:p>
+      <w:pPr>
+        <w:jc w:val="both"/>
+        <w:rPr>
+          <w:rFonts w:asciiTheme="majorHAnsi" w:hAnsiTheme="majorHAnsi" w:cstheme="majorHAnsi"/>
+          <w:lang w:val="en-US"/>
+        </w:rPr>
+      </w:pPr>
+      <w:r>
+        <w:rPr>
+          <w:rFonts w:asciiTheme="majorHAnsi" w:hAnsiTheme="majorHAnsi" w:cstheme="majorHAnsi"/>
+          <w:noProof/>
+          <w:lang w:val="en-US"/>
+        </w:rPr>
+        <w:drawing>
+          <wp:inline distT="0" distB="0" distL="0" distR="0" wp14:anchorId="3B70CF03" wp14:editId="7163B125">
+            <wp:extent cx="5731510" cy="3681351"/>
+            <wp:effectExtent l="0" t="0" r="2540" b="0"/>
+            <wp:docPr id="717385282" name="Picture 1"/>
+            <wp:cNvGraphicFramePr>
+              <a:graphicFrameLocks xmlns:a="http://schemas.openxmlformats.org/drawingml/2006/main" noChangeAspect="1"/>
+            </wp:cNvGraphicFramePr>
+            <a:graphic xmlns:a="http://schemas.openxmlformats.org/drawingml/2006/main">
+              <a:graphicData uri="http://schemas.openxmlformats.org/drawingml/2006/picture">
+                <pic:pic xmlns:pic="http://schemas.openxmlformats.org/drawingml/2006/picture">
+                  <pic:nvPicPr>
+                    <pic:cNvPr id="717385282" name=""/>
+                    <pic:cNvPicPr/>
+                  </pic:nvPicPr>
+                  <pic:blipFill>
+                    <a:blip r:embed="rId9"/>
+                    <a:stretch>
+                      <a:fillRect/>
+                    </a:stretch>
+                  </pic:blipFill>
+                  <pic:spPr>
+                    <a:xfrm>
+                      <a:off x="0" y="0"/>
+                      <a:ext cx="5732407" cy="3681927"/>
+                    </a:xfrm>
+                    <a:prstGeom prst="rect">
+                      <a:avLst/>
+                    </a:prstGeom>
+                  </pic:spPr>
+                </pic:pic>
+              </a:graphicData>
+            </a:graphic>
+          </wp:inline>
+        </w:drawing>
+      </w:r>
+    </w:p>
+    <w:p>
+      <w:pPr>
+        <w:pStyle w:val="ListParagraph"/>
+        <w:numPr>
+          <w:ilvl w:val="1"/>
+          <w:numId w:val="6"/>
+        </w:numPr>
+        <w:ind w:left="900"/>
+        <w:jc w:val="both"/>
+        <w:rPr>
+          <w:rFonts w:asciiTheme="majorHAnsi" w:hAnsiTheme="majorHAnsi" w:cstheme="majorHAnsi"/>
+        </w:rPr>
+      </w:pPr>
+      <w:r>
+        <w:rPr>
+          <w:rFonts w:asciiTheme="majorHAnsi" w:hAnsiTheme="majorHAnsi" w:cstheme="majorHAnsi"/>
+        </w:rPr>
+        <w:t>Tìm khoảng cách nhỏ nhất giữa tập a và x. Ví dụ: min({1, 3, 5},{2, 10, 8})</w:t>
+      </w:r>
+      <w:r>
+        <w:rPr>
+          <w:rFonts w:asciiTheme="majorHAnsi" w:hAnsiTheme="majorHAnsi" w:cstheme="majorHAnsi"/>
+          <w:lang w:val="en-US"/>
         </w:rPr>
         <w:t xml:space="preserve"> </w:t>
       </w:r>
       <w:r>
         <w:rPr>
-          <w:sz w:val="22"/>
-          <w:szCs w:val="22"/>
-        </w:rPr>
-        <w:t xml:space="preserve">: </w:t>
-      </w:r>
-      <w:r>
-        <w:rPr>
-          <w:sz w:val="22"/>
-          <w:szCs w:val="22"/>
-        </w:rPr>
-        <w:t>tập hợp các Nhóm (x,y) thành một cặp điểm --&gt; vector [[x1,y1],[x2,y2],...,[xn,yn]]</w:t>
-      </w:r>
-    </w:p>
-    <w:p>
-      <w:pPr>
-        <w:ind w:left="720"/>
-        <w:jc w:val="both"/>
-        <w:rPr>
-          <w:sz w:val="22"/>
-          <w:szCs w:val="22"/>
-        </w:rPr>
-      </w:pPr>
-      <w:r>
-        <w:rPr>
-          <w:sz w:val="22"/>
-          <w:szCs w:val="22"/>
-        </w:rPr>
-        <w:t xml:space="preserve">    </w:t>
-      </w:r>
-      <w:r>
-        <w:rPr>
-          <w:rFonts w:ascii="Consolas" w:hAnsi="Consolas"/>
-          <w:color w:val="1F4E79" w:themeColor="accent5" w:themeShade="80"/>
-          <w:sz w:val="22"/>
-          <w:szCs w:val="22"/>
-          <w:shd w:val="pct15" w:color="auto" w:fill="FFFFFF"/>
-        </w:rPr>
-        <w:t>center = np.array([0,0])</w:t>
-      </w:r>
-      <w:r>
-        <w:rPr>
-          <w:color w:val="1F4E79" w:themeColor="accent5" w:themeShade="80"/>
-          <w:sz w:val="22"/>
-          <w:szCs w:val="22"/>
-        </w:rPr>
-        <w:t xml:space="preserve"> </w:t>
-      </w:r>
-      <w:r>
-        <w:rPr>
-          <w:sz w:val="22"/>
-          <w:szCs w:val="22"/>
-        </w:rPr>
-        <w:t>:</w:t>
-      </w:r>
-      <w:r>
-        <w:rPr>
-          <w:sz w:val="22"/>
-          <w:szCs w:val="22"/>
-        </w:rPr>
-        <w:t xml:space="preserve"> tạo mảng với các điểm trung tâm --&gt; vector [[0,0],[0,0]...[0,0]](n)</w:t>
-      </w:r>
-    </w:p>
-    <w:p>
-      <w:pPr>
-        <w:ind w:left="720"/>
-        <w:jc w:val="both"/>
-        <w:rPr>
-          <w:sz w:val="22"/>
-          <w:szCs w:val="22"/>
-        </w:rPr>
-      </w:pPr>
-      <w:r>
-        <w:rPr>
-          <w:rFonts w:ascii="Consolas" w:hAnsi="Consolas"/>
-          <w:color w:val="1F4E79" w:themeColor="accent5" w:themeShade="80"/>
-          <w:sz w:val="22"/>
-          <w:szCs w:val="22"/>
-          <w:shd w:val="pct15" w:color="auto" w:fill="FFFFFF"/>
-        </w:rPr>
-        <w:t>    dis = np.linalg.norm(points - center, axis=1)</w:t>
-      </w:r>
-      <w:r>
-        <w:rPr>
-          <w:color w:val="1F4E79" w:themeColor="accent5" w:themeShade="80"/>
-          <w:sz w:val="22"/>
-          <w:szCs w:val="22"/>
-        </w:rPr>
-        <w:t xml:space="preserve"> </w:t>
-      </w:r>
-      <w:r>
-        <w:rPr>
-          <w:sz w:val="22"/>
-          <w:szCs w:val="22"/>
-        </w:rPr>
-        <w:t>:</w:t>
-      </w:r>
-      <w:r>
-        <w:rPr>
-          <w:sz w:val="22"/>
-          <w:szCs w:val="22"/>
-        </w:rPr>
-        <w:t xml:space="preserve"> hàm tính khoảng cách Euclid của vector tao boi diem ngau nhien và tâm</w:t>
-      </w:r>
-    </w:p>
-    <w:p>
-      <w:pPr>
-        <w:ind w:left="720"/>
-        <w:jc w:val="both"/>
-        <w:rPr>
-          <w:sz w:val="22"/>
-          <w:szCs w:val="22"/>
-          <w:lang w:val="en-US"/>
-        </w:rPr>
-      </w:pPr>
-      <w:r>
-        <w:rPr>
-          <w:sz w:val="22"/>
-          <w:szCs w:val="22"/>
-        </w:rPr>
-        <w:t xml:space="preserve">    </w:t>
-      </w:r>
-      <w:r>
-        <w:rPr>
-          <w:rFonts w:ascii="Consolas" w:hAnsi="Consolas"/>
-          <w:color w:val="1F4E79" w:themeColor="accent5" w:themeShade="80"/>
-          <w:sz w:val="22"/>
-          <w:szCs w:val="22"/>
-          <w:shd w:val="pct15" w:color="auto" w:fill="FFFFFF"/>
-        </w:rPr>
-        <w:t>c_cnt = (dis &lt;= 1).sum()</w:t>
-      </w:r>
-      <w:r>
-        <w:rPr>
-          <w:color w:val="1F4E79" w:themeColor="accent5" w:themeShade="80"/>
-          <w:sz w:val="22"/>
-          <w:szCs w:val="22"/>
-        </w:rPr>
-        <w:t xml:space="preserve"> </w:t>
-      </w:r>
-      <w:r>
-        <w:rPr>
-          <w:sz w:val="22"/>
-          <w:szCs w:val="22"/>
-        </w:rPr>
-        <w:t>:</w:t>
-      </w:r>
-      <w:r>
-        <w:rPr>
-          <w:sz w:val="22"/>
-          <w:szCs w:val="22"/>
-        </w:rPr>
-        <w:t xml:space="preserve"> đếm số điểm với điều kiện tại đó độ dài vector &gt;=1</w:t>
-      </w:r>
-      <w:r>
-        <w:rPr>
-          <w:sz w:val="22"/>
-          <w:szCs w:val="22"/>
-        </w:rPr>
-        <w:t xml:space="preserve"> tức là tính số điểm nằm trong phạm vi hình tròn</w:t>
-      </w:r>
-    </w:p>
-    <w:p>
-      <w:pPr>
-        <w:ind w:left="720"/>
-        <w:jc w:val="both"/>
-        <w:rPr>
-          <w:sz w:val="22"/>
-          <w:szCs w:val="22"/>
-        </w:rPr>
-      </w:pPr>
-      <w:r>
-        <w:rPr>
-          <w:rFonts w:ascii="Consolas" w:hAnsi="Consolas"/>
-          <w:color w:val="1F4E79" w:themeColor="accent5" w:themeShade="80"/>
-          <w:sz w:val="22"/>
-          <w:szCs w:val="22"/>
-          <w:shd w:val="pct15" w:color="auto" w:fill="FFFFFF"/>
-        </w:rPr>
-        <w:t>    pi = 4*c_cnt/n</w:t>
-      </w:r>
-      <w:r>
-        <w:rPr>
-          <w:color w:val="1F4E79" w:themeColor="accent5" w:themeShade="80"/>
-          <w:sz w:val="22"/>
-          <w:szCs w:val="22"/>
-        </w:rPr>
-        <w:t xml:space="preserve"> </w:t>
-      </w:r>
-      <w:r>
-        <w:rPr>
-          <w:sz w:val="22"/>
-          <w:szCs w:val="22"/>
-        </w:rPr>
-        <w:t xml:space="preserve">: Dựa trên công thức </w:t>
-      </w:r>
-    </w:p>
-    <w:p>
-      <w:pPr>
-        <w:ind w:left="360"/>
-        <w:jc w:val="both"/>
-        <w:rPr>
-          <w:sz w:val="22"/>
-          <w:szCs w:val="22"/>
-        </w:rPr>
-      </w:pPr>
-      <w:r>
-        <w:rPr>
-          <w:sz w:val="22"/>
-          <w:szCs w:val="22"/>
-        </w:rPr>
-        <w:br w:type="page"/>
-      </w:r>
-    </w:p>
-    <w:p>
-      <w:pPr>
-        <w:pStyle w:val="ListParagraph"/>
-        <w:jc w:val="both"/>
-        <w:rPr>
-          <w:sz w:val="22"/>
-          <w:szCs w:val="22"/>
-        </w:rPr>
-      </w:pPr>
-    </w:p>
-    <w:p>
-      <w:pPr>
-        <w:jc w:val="both"/>
-        <w:rPr>
-          <w:b/>
-          <w:bCs/>
-          <w:sz w:val="22"/>
-          <w:szCs w:val="22"/>
-          <w:u w:val="single"/>
-          <w:lang w:val="fr-FR"/>
-        </w:rPr>
-      </w:pPr>
-      <w:r>
-        <w:rPr>
-          <w:b/>
-          <w:bCs/>
-          <w:sz w:val="22"/>
-          <w:szCs w:val="22"/>
-          <w:u w:val="single"/>
-          <w:lang w:val="fr-FR"/>
-        </w:rPr>
-        <w:t>NOTES:</w:t>
+          <w:rFonts w:asciiTheme="majorHAnsi" w:hAnsiTheme="majorHAnsi" w:cstheme="majorHAnsi"/>
+        </w:rPr>
+        <w:t xml:space="preserve">= </w:t>
+      </w:r>
+      <w:r>
+        <w:rPr>
+          <w:rFonts w:asciiTheme="majorHAnsi" w:hAnsiTheme="majorHAnsi" w:cstheme="majorHAnsi"/>
+          <w:lang w:val="en-US"/>
+        </w:rPr>
+        <w:t>1: Sử dụng toán tử broatcasting:</w:t>
+      </w:r>
+    </w:p>
+    <w:p>
+      <w:pPr>
+        <w:jc w:val="both"/>
+        <w:rPr>
+          <w:rFonts w:asciiTheme="majorHAnsi" w:hAnsiTheme="majorHAnsi" w:cstheme="majorHAnsi"/>
+          <w:lang w:val="en-US"/>
+        </w:rPr>
+      </w:pPr>
+      <w:r>
+        <w:rPr>
+          <w:rFonts w:asciiTheme="majorHAnsi" w:hAnsiTheme="majorHAnsi" w:cstheme="majorHAnsi"/>
+          <w:noProof/>
+          <w:lang w:val="en-US"/>
+        </w:rPr>
+        <w:lastRenderedPageBreak/>
+        <w:drawing>
+          <wp:inline distT="0" distB="0" distL="0" distR="0" wp14:anchorId="2FAD9137" wp14:editId="2B0E6B01">
+            <wp:extent cx="5731510" cy="3550722"/>
+            <wp:effectExtent l="0" t="0" r="2540" b="0"/>
+            <wp:docPr id="799439623" name="Picture 1"/>
+            <wp:cNvGraphicFramePr>
+              <a:graphicFrameLocks xmlns:a="http://schemas.openxmlformats.org/drawingml/2006/main" noChangeAspect="1"/>
+            </wp:cNvGraphicFramePr>
+            <a:graphic xmlns:a="http://schemas.openxmlformats.org/drawingml/2006/main">
+              <a:graphicData uri="http://schemas.openxmlformats.org/drawingml/2006/picture">
+                <pic:pic xmlns:pic="http://schemas.openxmlformats.org/drawingml/2006/picture">
+                  <pic:nvPicPr>
+                    <pic:cNvPr id="799439623" name=""/>
+                    <pic:cNvPicPr/>
+                  </pic:nvPicPr>
+                  <pic:blipFill>
+                    <a:blip r:embed="rId10"/>
+                    <a:stretch>
+                      <a:fillRect/>
+                    </a:stretch>
+                  </pic:blipFill>
+                  <pic:spPr>
+                    <a:xfrm>
+                      <a:off x="0" y="0"/>
+                      <a:ext cx="5735966" cy="3553482"/>
+                    </a:xfrm>
+                    <a:prstGeom prst="rect">
+                      <a:avLst/>
+                    </a:prstGeom>
+                  </pic:spPr>
+                </pic:pic>
+              </a:graphicData>
+            </a:graphic>
+          </wp:inline>
+        </w:drawing>
       </w:r>
     </w:p>
     <w:p>
@@ -1195,491 +1195,797 @@
         <w:pStyle w:val="ListParagraph"/>
         <w:numPr>
           <w:ilvl w:val="0"/>
-          <w:numId w:val="5"/>
+          <w:numId w:val="6"/>
         </w:numPr>
+        <w:jc w:val="both"/>
+        <w:rPr>
+          <w:rFonts w:asciiTheme="majorHAnsi" w:hAnsiTheme="majorHAnsi" w:cstheme="majorHAnsi"/>
+          <w:b/>
+          <w:bCs/>
+          <w:lang w:val="en-US"/>
+        </w:rPr>
+      </w:pPr>
+      <w:r>
+        <w:rPr>
+          <w:rFonts w:asciiTheme="majorHAnsi" w:hAnsiTheme="majorHAnsi" w:cstheme="majorHAnsi"/>
+          <w:b/>
+          <w:bCs/>
+          <w:lang w:val="en-US"/>
+        </w:rPr>
+        <w:t>Sinh số ngẫu nhiên</w:t>
+      </w:r>
+    </w:p>
+    <w:p>
+      <w:pPr>
+        <w:pStyle w:val="ListParagraph"/>
+        <w:numPr>
+          <w:ilvl w:val="1"/>
+          <w:numId w:val="6"/>
+        </w:numPr>
+        <w:tabs>
+          <w:tab w:val="left" w:pos="900"/>
+        </w:tabs>
+        <w:ind w:left="630" w:firstLine="0"/>
+        <w:jc w:val="both"/>
+        <w:rPr>
+          <w:rFonts w:asciiTheme="majorHAnsi" w:hAnsiTheme="majorHAnsi" w:cstheme="majorHAnsi"/>
+        </w:rPr>
+      </w:pPr>
+      <w:r>
+        <w:rPr>
+          <w:rFonts w:asciiTheme="majorHAnsi" w:hAnsiTheme="majorHAnsi" w:cstheme="majorHAnsi"/>
+        </w:rPr>
+        <w:t>.Sinh ngẫu nhiên dãy số có 100 phần tử theo phân bố đều với giá trị trong đoạn $[1, 10]$ và vẽ đồ thị tần số</w:t>
+      </w:r>
+      <w:r>
+        <w:rPr>
+          <w:rFonts w:asciiTheme="majorHAnsi" w:hAnsiTheme="majorHAnsi" w:cstheme="majorHAnsi"/>
+          <w:lang w:val="en-US"/>
+        </w:rPr>
+        <w:t xml:space="preserve"> </w:t>
+      </w:r>
+      <w:r>
+        <w:rPr>
+          <w:rFonts w:asciiTheme="majorHAnsi" w:hAnsiTheme="majorHAnsi" w:cstheme="majorHAnsi"/>
+        </w:rPr>
+        <w:t>xuất hiện</w:t>
+      </w:r>
+      <w:r>
+        <w:rPr>
+          <w:rFonts w:asciiTheme="majorHAnsi" w:hAnsiTheme="majorHAnsi" w:cstheme="majorHAnsi"/>
+          <w:lang w:val="en-US"/>
+        </w:rPr>
+        <w:t>.</w:t>
+      </w:r>
+    </w:p>
+    <w:p>
+      <w:pPr>
+        <w:pStyle w:val="ListParagraph"/>
+        <w:tabs>
+          <w:tab w:val="left" w:pos="900"/>
+        </w:tabs>
+        <w:ind w:left="630"/>
+        <w:jc w:val="both"/>
+        <w:rPr>
+          <w:rFonts w:asciiTheme="majorHAnsi" w:hAnsiTheme="majorHAnsi" w:cstheme="majorHAnsi"/>
+        </w:rPr>
+      </w:pPr>
+      <w:r>
+        <w:rPr>
+          <w:rFonts w:asciiTheme="majorHAnsi" w:hAnsiTheme="majorHAnsi" w:cstheme="majorHAnsi"/>
+          <w:noProof/>
+        </w:rPr>
+        <w:drawing>
+          <wp:anchor distT="0" distB="0" distL="114300" distR="114300" simplePos="0" relativeHeight="251661312" behindDoc="0" locked="0" layoutInCell="1" allowOverlap="1" wp14:anchorId="5AE2F1A9">
+            <wp:simplePos x="0" y="0"/>
+            <wp:positionH relativeFrom="margin">
+              <wp:align>right</wp:align>
+            </wp:positionH>
+            <wp:positionV relativeFrom="paragraph">
+              <wp:posOffset>255905</wp:posOffset>
+            </wp:positionV>
+            <wp:extent cx="5731510" cy="3776345"/>
+            <wp:effectExtent l="0" t="0" r="2540" b="0"/>
+            <wp:wrapTopAndBottom/>
+            <wp:docPr id="1094053017" name="Picture 1"/>
+            <wp:cNvGraphicFramePr>
+              <a:graphicFrameLocks xmlns:a="http://schemas.openxmlformats.org/drawingml/2006/main" noChangeAspect="1"/>
+            </wp:cNvGraphicFramePr>
+            <a:graphic xmlns:a="http://schemas.openxmlformats.org/drawingml/2006/main">
+              <a:graphicData uri="http://schemas.openxmlformats.org/drawingml/2006/picture">
+                <pic:pic xmlns:pic="http://schemas.openxmlformats.org/drawingml/2006/picture">
+                  <pic:nvPicPr>
+                    <pic:cNvPr id="1094053017" name=""/>
+                    <pic:cNvPicPr/>
+                  </pic:nvPicPr>
+                  <pic:blipFill>
+                    <a:blip r:embed="rId11">
+                      <a:extLst>
+                        <a:ext uri="{28A0092B-C50C-407E-A947-70E740481C1C}">
+                          <a14:useLocalDpi xmlns:a14="http://schemas.microsoft.com/office/drawing/2010/main" val="0"/>
+                        </a:ext>
+                      </a:extLst>
+                    </a:blip>
+                    <a:stretch>
+                      <a:fillRect/>
+                    </a:stretch>
+                  </pic:blipFill>
+                  <pic:spPr>
+                    <a:xfrm>
+                      <a:off x="0" y="0"/>
+                      <a:ext cx="5731510" cy="3776345"/>
+                    </a:xfrm>
+                    <a:prstGeom prst="rect">
+                      <a:avLst/>
+                    </a:prstGeom>
+                  </pic:spPr>
+                </pic:pic>
+              </a:graphicData>
+            </a:graphic>
+            <wp14:sizeRelV relativeFrom="margin">
+              <wp14:pctHeight>0</wp14:pctHeight>
+            </wp14:sizeRelV>
+          </wp:anchor>
+        </w:drawing>
+      </w:r>
+      <w:r>
+        <w:rPr>
+          <w:rFonts w:asciiTheme="majorHAnsi" w:hAnsiTheme="majorHAnsi" w:cstheme="majorHAnsi"/>
+          <w:lang w:val="en-US"/>
+        </w:rPr>
+        <w:t xml:space="preserve">Code: </w:t>
+      </w:r>
+    </w:p>
+    <w:p>
+      <w:pPr>
+        <w:pStyle w:val="ListParagraph"/>
+        <w:tabs>
+          <w:tab w:val="left" w:pos="900"/>
+        </w:tabs>
+        <w:ind w:left="630"/>
+        <w:jc w:val="both"/>
+        <w:rPr>
+          <w:rFonts w:asciiTheme="majorHAnsi" w:hAnsiTheme="majorHAnsi" w:cstheme="majorHAnsi"/>
+          <w:lang w:val="en-US"/>
+        </w:rPr>
+      </w:pPr>
+    </w:p>
+    <w:p>
+      <w:pPr>
+        <w:pStyle w:val="ListParagraph"/>
+        <w:tabs>
+          <w:tab w:val="left" w:pos="900"/>
+        </w:tabs>
+        <w:ind w:left="630"/>
+        <w:jc w:val="both"/>
+        <w:rPr>
+          <w:rFonts w:asciiTheme="majorHAnsi" w:hAnsiTheme="majorHAnsi" w:cstheme="majorHAnsi"/>
+        </w:rPr>
+      </w:pPr>
+      <w:r>
+        <w:rPr>
+          <w:rFonts w:asciiTheme="majorHAnsi" w:hAnsiTheme="majorHAnsi" w:cstheme="majorHAnsi"/>
+          <w:lang w:val="en-US"/>
+        </w:rPr>
+        <w:t>Đồ thị:</w:t>
+      </w:r>
+    </w:p>
+    <w:p>
+      <w:pPr>
+        <w:pStyle w:val="ListParagraph"/>
+        <w:tabs>
+          <w:tab w:val="left" w:pos="900"/>
+        </w:tabs>
+        <w:ind w:left="630"/>
+        <w:jc w:val="both"/>
+        <w:rPr>
+          <w:rFonts w:asciiTheme="majorHAnsi" w:hAnsiTheme="majorHAnsi" w:cstheme="majorHAnsi"/>
+        </w:rPr>
+      </w:pPr>
+      <w:r>
+        <w:rPr>
+          <w:rFonts w:asciiTheme="majorHAnsi" w:hAnsiTheme="majorHAnsi" w:cstheme="majorHAnsi"/>
+          <w:noProof/>
+        </w:rPr>
+        <w:lastRenderedPageBreak/>
+        <w:drawing>
+          <wp:inline distT="0" distB="0" distL="0" distR="0" wp14:anchorId="0A3B7006" wp14:editId="24355E21">
+            <wp:extent cx="4358539" cy="4298950"/>
+            <wp:effectExtent l="0" t="0" r="4445" b="6350"/>
+            <wp:docPr id="626885576" name="Picture 1"/>
+            <wp:cNvGraphicFramePr>
+              <a:graphicFrameLocks xmlns:a="http://schemas.openxmlformats.org/drawingml/2006/main" noChangeAspect="1"/>
+            </wp:cNvGraphicFramePr>
+            <a:graphic xmlns:a="http://schemas.openxmlformats.org/drawingml/2006/main">
+              <a:graphicData uri="http://schemas.openxmlformats.org/drawingml/2006/picture">
+                <pic:pic xmlns:pic="http://schemas.openxmlformats.org/drawingml/2006/picture">
+                  <pic:nvPicPr>
+                    <pic:cNvPr id="626885576" name=""/>
+                    <pic:cNvPicPr/>
+                  </pic:nvPicPr>
+                  <pic:blipFill>
+                    <a:blip r:embed="rId12"/>
+                    <a:stretch>
+                      <a:fillRect/>
+                    </a:stretch>
+                  </pic:blipFill>
+                  <pic:spPr>
+                    <a:xfrm>
+                      <a:off x="0" y="0"/>
+                      <a:ext cx="4366652" cy="4306952"/>
+                    </a:xfrm>
+                    <a:prstGeom prst="rect">
+                      <a:avLst/>
+                    </a:prstGeom>
+                  </pic:spPr>
+                </pic:pic>
+              </a:graphicData>
+            </a:graphic>
+          </wp:inline>
+        </w:drawing>
+      </w:r>
+    </w:p>
+    <w:p>
+      <w:pPr>
+        <w:pStyle w:val="ListParagraph"/>
+        <w:tabs>
+          <w:tab w:val="left" w:pos="900"/>
+        </w:tabs>
+        <w:ind w:left="630"/>
+        <w:jc w:val="both"/>
+        <w:rPr>
+          <w:rFonts w:asciiTheme="majorHAnsi" w:hAnsiTheme="majorHAnsi" w:cstheme="majorHAnsi"/>
+        </w:rPr>
+      </w:pPr>
+    </w:p>
+    <w:p>
+      <w:pPr>
+        <w:pStyle w:val="ListParagraph"/>
+        <w:numPr>
+          <w:ilvl w:val="1"/>
+          <w:numId w:val="6"/>
+        </w:numPr>
+        <w:tabs>
+          <w:tab w:val="left" w:pos="900"/>
+        </w:tabs>
+        <w:ind w:left="630" w:firstLine="0"/>
+        <w:jc w:val="both"/>
+        <w:rPr>
+          <w:rFonts w:asciiTheme="majorHAnsi" w:hAnsiTheme="majorHAnsi" w:cstheme="majorHAnsi"/>
+        </w:rPr>
+      </w:pPr>
+      <w:r>
+        <w:rPr>
+          <w:rFonts w:asciiTheme="majorHAnsi" w:hAnsiTheme="majorHAnsi" w:cstheme="majorHAnsi"/>
+        </w:rPr>
+        <w:t xml:space="preserve">Sinh ngẫu nhiên N diem (x, y) với y là hàm phân phối chuẩn N(μ = 1, σ^2 = 1.0) nơi mà x </w:t>
+      </w:r>
+      <w:r>
+        <w:rPr>
+          <w:rFonts w:ascii="Cambria Math" w:hAnsi="Cambria Math" w:cs="Cambria Math"/>
+        </w:rPr>
+        <w:t>∈</w:t>
+      </w:r>
+      <w:r>
+        <w:rPr>
+          <w:rFonts w:asciiTheme="majorHAnsi" w:hAnsiTheme="majorHAnsi" w:cstheme="majorHAnsi"/>
+        </w:rPr>
+        <w:t xml:space="preserve"> [</w:t>
+      </w:r>
+      <w:r>
+        <w:rPr>
+          <w:rFonts w:ascii="Times New Roman" w:hAnsi="Times New Roman" w:cs="Times New Roman"/>
+        </w:rPr>
+        <w:t>μ</w:t>
+      </w:r>
+      <w:r>
+        <w:rPr>
+          <w:rFonts w:asciiTheme="majorHAnsi" w:hAnsiTheme="majorHAnsi" w:cstheme="majorHAnsi"/>
+        </w:rPr>
+        <w:t xml:space="preserve"> </w:t>
+      </w:r>
+      <w:r>
+        <w:rPr>
+          <w:rFonts w:ascii="Times New Roman" w:hAnsi="Times New Roman" w:cs="Times New Roman"/>
+        </w:rPr>
+        <w:t>−</w:t>
+      </w:r>
+      <w:r>
+        <w:rPr>
+          <w:rFonts w:asciiTheme="majorHAnsi" w:hAnsiTheme="majorHAnsi" w:cstheme="majorHAnsi"/>
+        </w:rPr>
+        <w:t xml:space="preserve"> 5σ, μ + 5σ].</w:t>
+      </w:r>
+    </w:p>
+    <w:p>
+      <w:pPr>
+        <w:pStyle w:val="ListParagraph"/>
+        <w:tabs>
+          <w:tab w:val="left" w:pos="900"/>
+        </w:tabs>
+        <w:ind w:left="630"/>
+        <w:jc w:val="both"/>
+        <w:rPr>
+          <w:rFonts w:asciiTheme="majorHAnsi" w:hAnsiTheme="majorHAnsi" w:cstheme="majorHAnsi"/>
+        </w:rPr>
+      </w:pPr>
+      <w:r>
+        <w:rPr>
+          <w:rFonts w:asciiTheme="majorHAnsi" w:hAnsiTheme="majorHAnsi" w:cstheme="majorHAnsi"/>
+          <w:noProof/>
+        </w:rPr>
+        <w:drawing>
+          <wp:anchor distT="0" distB="0" distL="114300" distR="114300" simplePos="0" relativeHeight="251662336" behindDoc="0" locked="0" layoutInCell="1" allowOverlap="1" wp14:anchorId="2DCCBCE7">
+            <wp:simplePos x="0" y="0"/>
+            <wp:positionH relativeFrom="margin">
+              <wp:align>right</wp:align>
+            </wp:positionH>
+            <wp:positionV relativeFrom="paragraph">
+              <wp:posOffset>179705</wp:posOffset>
+            </wp:positionV>
+            <wp:extent cx="5727700" cy="3203575"/>
+            <wp:effectExtent l="0" t="0" r="6350" b="0"/>
+            <wp:wrapTopAndBottom/>
+            <wp:docPr id="595592510" name="Picture 1"/>
+            <wp:cNvGraphicFramePr>
+              <a:graphicFrameLocks xmlns:a="http://schemas.openxmlformats.org/drawingml/2006/main" noChangeAspect="1"/>
+            </wp:cNvGraphicFramePr>
+            <a:graphic xmlns:a="http://schemas.openxmlformats.org/drawingml/2006/main">
+              <a:graphicData uri="http://schemas.openxmlformats.org/drawingml/2006/picture">
+                <pic:pic xmlns:pic="http://schemas.openxmlformats.org/drawingml/2006/picture">
+                  <pic:nvPicPr>
+                    <pic:cNvPr id="595592510" name=""/>
+                    <pic:cNvPicPr/>
+                  </pic:nvPicPr>
+                  <pic:blipFill>
+                    <a:blip r:embed="rId13">
+                      <a:extLst>
+                        <a:ext uri="{28A0092B-C50C-407E-A947-70E740481C1C}">
+                          <a14:useLocalDpi xmlns:a14="http://schemas.microsoft.com/office/drawing/2010/main" val="0"/>
+                        </a:ext>
+                      </a:extLst>
+                    </a:blip>
+                    <a:stretch>
+                      <a:fillRect/>
+                    </a:stretch>
+                  </pic:blipFill>
+                  <pic:spPr>
+                    <a:xfrm>
+                      <a:off x="0" y="0"/>
+                      <a:ext cx="5727700" cy="3203575"/>
+                    </a:xfrm>
+                    <a:prstGeom prst="rect">
+                      <a:avLst/>
+                    </a:prstGeom>
+                  </pic:spPr>
+                </pic:pic>
+              </a:graphicData>
+            </a:graphic>
+            <wp14:sizeRelH relativeFrom="margin">
+              <wp14:pctWidth>0</wp14:pctWidth>
+            </wp14:sizeRelH>
+            <wp14:sizeRelV relativeFrom="margin">
+              <wp14:pctHeight>0</wp14:pctHeight>
+            </wp14:sizeRelV>
+          </wp:anchor>
+        </w:drawing>
+      </w:r>
+      <w:r>
+        <w:rPr>
+          <w:rFonts w:asciiTheme="majorHAnsi" w:hAnsiTheme="majorHAnsi" w:cstheme="majorHAnsi"/>
+          <w:lang w:val="en-US"/>
+        </w:rPr>
+        <w:t>Code:</w:t>
+      </w:r>
+    </w:p>
+    <w:p>
+      <w:pPr>
+        <w:pStyle w:val="ListParagraph"/>
+        <w:tabs>
+          <w:tab w:val="left" w:pos="900"/>
+        </w:tabs>
+        <w:ind w:left="630"/>
+        <w:jc w:val="both"/>
+        <w:rPr>
+          <w:rFonts w:asciiTheme="majorHAnsi" w:hAnsiTheme="majorHAnsi" w:cstheme="majorHAnsi"/>
+          <w:lang w:val="en-US"/>
+        </w:rPr>
+      </w:pPr>
+      <w:r>
+        <w:rPr>
+          <w:rFonts w:asciiTheme="majorHAnsi" w:hAnsiTheme="majorHAnsi" w:cstheme="majorHAnsi"/>
+          <w:lang w:val="en-US"/>
+        </w:rPr>
+        <w:t>Đồ thị:</w:t>
+      </w:r>
+    </w:p>
+    <w:p>
+      <w:pPr>
+        <w:pStyle w:val="ListParagraph"/>
+        <w:tabs>
+          <w:tab w:val="left" w:pos="900"/>
+        </w:tabs>
+        <w:ind w:left="630"/>
+        <w:jc w:val="both"/>
+        <w:rPr>
+          <w:rFonts w:asciiTheme="majorHAnsi" w:hAnsiTheme="majorHAnsi" w:cstheme="majorHAnsi"/>
+          <w:lang w:val="en-US"/>
+        </w:rPr>
+      </w:pPr>
+      <w:r>
+        <w:rPr>
+          <w:rFonts w:asciiTheme="majorHAnsi" w:hAnsiTheme="majorHAnsi" w:cstheme="majorHAnsi"/>
+          <w:noProof/>
+          <w:lang w:val="en-US"/>
+        </w:rPr>
+        <w:lastRenderedPageBreak/>
+        <w:drawing>
+          <wp:inline distT="0" distB="0" distL="0" distR="0" wp14:anchorId="738AFB8D" wp14:editId="0EBF7664">
+            <wp:extent cx="4252823" cy="4090810"/>
+            <wp:effectExtent l="0" t="0" r="0" b="5080"/>
+            <wp:docPr id="734222505" name="Picture 1"/>
+            <wp:cNvGraphicFramePr>
+              <a:graphicFrameLocks xmlns:a="http://schemas.openxmlformats.org/drawingml/2006/main" noChangeAspect="1"/>
+            </wp:cNvGraphicFramePr>
+            <a:graphic xmlns:a="http://schemas.openxmlformats.org/drawingml/2006/main">
+              <a:graphicData uri="http://schemas.openxmlformats.org/drawingml/2006/picture">
+                <pic:pic xmlns:pic="http://schemas.openxmlformats.org/drawingml/2006/picture">
+                  <pic:nvPicPr>
+                    <pic:cNvPr id="734222505" name=""/>
+                    <pic:cNvPicPr/>
+                  </pic:nvPicPr>
+                  <pic:blipFill>
+                    <a:blip r:embed="rId14"/>
+                    <a:stretch>
+                      <a:fillRect/>
+                    </a:stretch>
+                  </pic:blipFill>
+                  <pic:spPr>
+                    <a:xfrm>
+                      <a:off x="0" y="0"/>
+                      <a:ext cx="4269529" cy="4106879"/>
+                    </a:xfrm>
+                    <a:prstGeom prst="rect">
+                      <a:avLst/>
+                    </a:prstGeom>
+                  </pic:spPr>
+                </pic:pic>
+              </a:graphicData>
+            </a:graphic>
+          </wp:inline>
+        </w:drawing>
+      </w:r>
+    </w:p>
+    <w:p>
+      <w:pPr>
+        <w:pStyle w:val="ListParagraph"/>
+        <w:numPr>
+          <w:ilvl w:val="1"/>
+          <w:numId w:val="6"/>
+        </w:numPr>
+        <w:tabs>
+          <w:tab w:val="left" w:pos="900"/>
+        </w:tabs>
+        <w:ind w:left="630" w:firstLine="0"/>
+        <w:jc w:val="both"/>
+        <w:rPr>
+          <w:rFonts w:asciiTheme="majorHAnsi" w:hAnsiTheme="majorHAnsi" w:cstheme="majorHAnsi"/>
+          <w:b/>
+          <w:bCs/>
+          <w:lang w:val="en-US"/>
+        </w:rPr>
+      </w:pPr>
+      <w:r>
+        <w:rPr>
+          <w:rFonts w:asciiTheme="majorHAnsi" w:hAnsiTheme="majorHAnsi" w:cstheme="majorHAnsi"/>
+          <w:b/>
+          <w:bCs/>
+        </w:rPr>
+        <w:t>Sinh ngẫu nhiên dãy số có 100000 phần tử theo phân bố chuẩn N(μ = 1, σ^2 = 1.0) và vẽ đồ thị tần số xuất hiện</w:t>
+      </w:r>
+      <w:r>
+        <w:rPr>
+          <w:rFonts w:asciiTheme="majorHAnsi" w:hAnsiTheme="majorHAnsi" w:cstheme="majorHAnsi"/>
+          <w:b/>
+          <w:bCs/>
+          <w:lang w:val="en-US"/>
+        </w:rPr>
+        <w:t xml:space="preserve"> </w:t>
+      </w:r>
+    </w:p>
+    <w:p>
+      <w:pPr>
+        <w:pStyle w:val="ListParagraph"/>
+        <w:tabs>
+          <w:tab w:val="left" w:pos="900"/>
+        </w:tabs>
+        <w:ind w:left="630"/>
+        <w:jc w:val="both"/>
+        <w:rPr>
+          <w:rFonts w:asciiTheme="majorHAnsi" w:hAnsiTheme="majorHAnsi" w:cstheme="majorHAnsi"/>
+          <w:lang w:val="fr-FR"/>
+        </w:rPr>
+      </w:pPr>
+      <w:r>
+        <w:rPr>
+          <w:rFonts w:asciiTheme="majorHAnsi" w:hAnsiTheme="majorHAnsi" w:cstheme="majorHAnsi"/>
+          <w:noProof/>
+          <w:lang w:val="en-US"/>
+        </w:rPr>
+        <w:drawing>
+          <wp:anchor distT="0" distB="0" distL="114300" distR="114300" simplePos="0" relativeHeight="251663360" behindDoc="0" locked="0" layoutInCell="1" allowOverlap="1" wp14:anchorId="76EEB178">
+            <wp:simplePos x="0" y="0"/>
+            <wp:positionH relativeFrom="margin">
+              <wp:align>left</wp:align>
+            </wp:positionH>
+            <wp:positionV relativeFrom="paragraph">
+              <wp:posOffset>330763</wp:posOffset>
+            </wp:positionV>
+            <wp:extent cx="5731510" cy="3639820"/>
+            <wp:effectExtent l="0" t="0" r="2540" b="0"/>
+            <wp:wrapTopAndBottom/>
+            <wp:docPr id="1340704314" name="Picture 1"/>
+            <wp:cNvGraphicFramePr>
+              <a:graphicFrameLocks xmlns:a="http://schemas.openxmlformats.org/drawingml/2006/main" noChangeAspect="1"/>
+            </wp:cNvGraphicFramePr>
+            <a:graphic xmlns:a="http://schemas.openxmlformats.org/drawingml/2006/main">
+              <a:graphicData uri="http://schemas.openxmlformats.org/drawingml/2006/picture">
+                <pic:pic xmlns:pic="http://schemas.openxmlformats.org/drawingml/2006/picture">
+                  <pic:nvPicPr>
+                    <pic:cNvPr id="1340704314" name=""/>
+                    <pic:cNvPicPr/>
+                  </pic:nvPicPr>
+                  <pic:blipFill>
+                    <a:blip r:embed="rId15">
+                      <a:extLst>
+                        <a:ext uri="{28A0092B-C50C-407E-A947-70E740481C1C}">
+                          <a14:useLocalDpi xmlns:a14="http://schemas.microsoft.com/office/drawing/2010/main" val="0"/>
+                        </a:ext>
+                      </a:extLst>
+                    </a:blip>
+                    <a:stretch>
+                      <a:fillRect/>
+                    </a:stretch>
+                  </pic:blipFill>
+                  <pic:spPr>
+                    <a:xfrm>
+                      <a:off x="0" y="0"/>
+                      <a:ext cx="5731510" cy="3639820"/>
+                    </a:xfrm>
+                    <a:prstGeom prst="rect">
+                      <a:avLst/>
+                    </a:prstGeom>
+                  </pic:spPr>
+                </pic:pic>
+              </a:graphicData>
+            </a:graphic>
+            <wp14:sizeRelH relativeFrom="margin">
+              <wp14:pctWidth>0</wp14:pctWidth>
+            </wp14:sizeRelH>
+            <wp14:sizeRelV relativeFrom="margin">
+              <wp14:pctHeight>0</wp14:pctHeight>
+            </wp14:sizeRelV>
+          </wp:anchor>
+        </w:drawing>
+      </w:r>
+      <w:r>
+        <w:rPr>
+          <w:rFonts w:asciiTheme="majorHAnsi" w:hAnsiTheme="majorHAnsi" w:cstheme="majorHAnsi"/>
+          <w:lang w:val="fr-FR"/>
+        </w:rPr>
+        <w:t>Code:</w:t>
+      </w:r>
+    </w:p>
+    <w:p>
+      <w:pPr>
+        <w:pStyle w:val="ListParagraph"/>
+        <w:numPr>
+          <w:ilvl w:val="3"/>
+          <w:numId w:val="6"/>
+        </w:numPr>
+        <w:tabs>
+          <w:tab w:val="left" w:pos="900"/>
+        </w:tabs>
+        <w:ind w:left="1080"/>
+        <w:jc w:val="both"/>
+        <w:rPr>
+          <w:rFonts w:asciiTheme="majorHAnsi" w:hAnsiTheme="majorHAnsi" w:cstheme="majorHAnsi"/>
+          <w:lang w:val="en-US"/>
+        </w:rPr>
+      </w:pPr>
+      <w:r>
+        <w:rPr>
+          <w:rFonts w:asciiTheme="majorHAnsi" w:hAnsiTheme="majorHAnsi" w:cstheme="majorHAnsi"/>
+        </w:rPr>
+        <w:lastRenderedPageBreak/>
+        <w:t>cnt, bins = np.histogram(x, bins=300, density = True)</w:t>
+      </w:r>
+      <w:r>
+        <w:rPr>
+          <w:rFonts w:asciiTheme="majorHAnsi" w:hAnsiTheme="majorHAnsi" w:cstheme="majorHAnsi"/>
+          <w:lang w:val="en-US"/>
+        </w:rPr>
+        <w:t>: chia đoạn trục x thành 300 khoảng</w:t>
+      </w:r>
+    </w:p>
+    <w:p>
+      <w:pPr>
+        <w:pStyle w:val="ListParagraph"/>
+        <w:numPr>
+          <w:ilvl w:val="3"/>
+          <w:numId w:val="6"/>
+        </w:numPr>
+        <w:tabs>
+          <w:tab w:val="left" w:pos="900"/>
+        </w:tabs>
+        <w:ind w:left="1080"/>
+        <w:jc w:val="both"/>
+        <w:rPr>
+          <w:rFonts w:asciiTheme="majorHAnsi" w:hAnsiTheme="majorHAnsi" w:cstheme="majorHAnsi"/>
+          <w:lang w:val="en-US"/>
+        </w:rPr>
+      </w:pPr>
+      <w:r>
+        <w:rPr>
+          <w:rFonts w:asciiTheme="majorHAnsi" w:hAnsiTheme="majorHAnsi" w:cstheme="majorHAnsi"/>
+          <w:lang w:val="en-US"/>
+        </w:rPr>
+        <w:t>val = (bins[:-1] + bin[1:])/2 : Chia tọa độ cột nằm giữa bằng cách tính trung điểm của từng cặp trên bins = 300 khoảng</w:t>
+      </w:r>
+    </w:p>
+    <w:p>
+      <w:pPr>
+        <w:pStyle w:val="ListParagraph"/>
+        <w:tabs>
+          <w:tab w:val="left" w:pos="900"/>
+        </w:tabs>
+        <w:ind w:left="630"/>
+        <w:jc w:val="both"/>
+        <w:rPr>
+          <w:rFonts w:asciiTheme="majorHAnsi" w:hAnsiTheme="majorHAnsi" w:cstheme="majorHAnsi"/>
+          <w:lang w:val="en-US"/>
+        </w:rPr>
+      </w:pPr>
+      <w:r>
+        <w:rPr>
+          <w:rFonts w:asciiTheme="majorHAnsi" w:hAnsiTheme="majorHAnsi" w:cstheme="majorHAnsi"/>
+          <w:lang w:val="en-US"/>
+        </w:rPr>
+        <w:t>Đồ thị:</w:t>
+      </w:r>
+    </w:p>
+    <w:p>
+      <w:pPr>
+        <w:pStyle w:val="ListParagraph"/>
+        <w:tabs>
+          <w:tab w:val="left" w:pos="900"/>
+        </w:tabs>
+        <w:ind w:left="630"/>
+        <w:jc w:val="both"/>
+        <w:rPr>
+          <w:rFonts w:asciiTheme="majorHAnsi" w:hAnsiTheme="majorHAnsi" w:cstheme="majorHAnsi"/>
+          <w:lang w:val="en-US"/>
+        </w:rPr>
+      </w:pPr>
+      <w:r>
+        <w:rPr>
+          <w:rFonts w:asciiTheme="majorHAnsi" w:hAnsiTheme="majorHAnsi" w:cstheme="majorHAnsi"/>
+          <w:noProof/>
+          <w:lang w:val="en-US"/>
+        </w:rPr>
+        <w:drawing>
+          <wp:inline distT="0" distB="0" distL="0" distR="0" wp14:anchorId="0FE9FB5A" wp14:editId="6A03F47E">
+            <wp:extent cx="4372606" cy="4279392"/>
+            <wp:effectExtent l="0" t="0" r="9525" b="6985"/>
+            <wp:docPr id="417488151" name="Picture 1"/>
+            <wp:cNvGraphicFramePr>
+              <a:graphicFrameLocks xmlns:a="http://schemas.openxmlformats.org/drawingml/2006/main" noChangeAspect="1"/>
+            </wp:cNvGraphicFramePr>
+            <a:graphic xmlns:a="http://schemas.openxmlformats.org/drawingml/2006/main">
+              <a:graphicData uri="http://schemas.openxmlformats.org/drawingml/2006/picture">
+                <pic:pic xmlns:pic="http://schemas.openxmlformats.org/drawingml/2006/picture">
+                  <pic:nvPicPr>
+                    <pic:cNvPr id="417488151" name=""/>
+                    <pic:cNvPicPr/>
+                  </pic:nvPicPr>
+                  <pic:blipFill>
+                    <a:blip r:embed="rId16"/>
+                    <a:stretch>
+                      <a:fillRect/>
+                    </a:stretch>
+                  </pic:blipFill>
+                  <pic:spPr>
+                    <a:xfrm>
+                      <a:off x="0" y="0"/>
+                      <a:ext cx="4380902" cy="4287511"/>
+                    </a:xfrm>
+                    <a:prstGeom prst="rect">
+                      <a:avLst/>
+                    </a:prstGeom>
+                  </pic:spPr>
+                </pic:pic>
+              </a:graphicData>
+            </a:graphic>
+          </wp:inline>
+        </w:drawing>
+      </w:r>
+    </w:p>
+    <w:p>
+      <w:pPr>
         <w:ind w:left="360"/>
         <w:jc w:val="both"/>
         <w:rPr>
-          <w:b/>
-          <w:bCs/>
-          <w:sz w:val="22"/>
-          <w:szCs w:val="22"/>
-          <w:lang w:val="en-US"/>
-        </w:rPr>
-      </w:pPr>
-      <w:r>
-        <w:rPr>
-          <w:b/>
-          <w:bCs/>
-          <w:sz w:val="22"/>
-          <w:szCs w:val="22"/>
-          <w:lang w:val="en-US"/>
-        </w:rPr>
-        <w:t>Các thao tác trên dãy số (Ví dụ với dãy a)</w:t>
-      </w:r>
-    </w:p>
-    <w:p>
-      <w:pPr>
-        <w:ind w:left="450"/>
-        <w:jc w:val="both"/>
-        <w:rPr>
-          <w:rFonts w:ascii="Consolas" w:hAnsi="Consolas"/>
-          <w:sz w:val="22"/>
-          <w:szCs w:val="22"/>
-          <w:lang w:val="en-US"/>
-        </w:rPr>
-      </w:pPr>
-      <w:r>
-        <w:rPr>
-          <w:rFonts w:ascii="Consolas" w:hAnsi="Consolas"/>
-          <w:b/>
-          <w:bCs/>
-          <w:sz w:val="22"/>
-          <w:szCs w:val="22"/>
-        </w:rPr>
-        <w:t>a</w:t>
-      </w:r>
-      <w:r>
-        <w:rPr>
-          <w:rFonts w:ascii="Consolas" w:hAnsi="Consolas"/>
-          <w:sz w:val="22"/>
-          <w:szCs w:val="22"/>
-        </w:rPr>
-        <w:t xml:space="preserve"> = np.array([120, 183, 160, 175, 145, 162, 190, 160]</w:t>
-      </w:r>
-      <w:r>
-        <w:rPr>
-          <w:rFonts w:ascii="Consolas" w:hAnsi="Consolas"/>
-          <w:sz w:val="22"/>
-          <w:szCs w:val="22"/>
-          <w:lang w:val="en-US"/>
+          <w:rFonts w:asciiTheme="majorHAnsi" w:hAnsiTheme="majorHAnsi" w:cstheme="majorHAnsi"/>
+        </w:rPr>
+      </w:pPr>
+      <w:r>
+        <w:rPr>
+          <w:rFonts w:asciiTheme="majorHAnsi" w:hAnsiTheme="majorHAnsi" w:cstheme="majorHAnsi"/>
+          <w:b/>
+          <w:bCs/>
+          <w:u w:val="single"/>
+        </w:rPr>
+        <w:t>2. Các thao tác trên 2 ma trận</w:t>
+      </w:r>
+      <w:r>
+        <w:rPr>
+          <w:rFonts w:asciiTheme="majorHAnsi" w:hAnsiTheme="majorHAnsi" w:cstheme="majorHAnsi"/>
+        </w:rPr>
+        <w:t> : Áp dụng các thủ thuật slicing để lấy dòng hoặc cột theo chỉ số, và các phép toán trên ma trận: Chuyển vị ma trận a (</w:t>
+      </w:r>
+      <w:r>
+        <w:rPr>
+          <w:rFonts w:asciiTheme="majorHAnsi" w:hAnsiTheme="majorHAnsi" w:cstheme="majorHAnsi"/>
+          <w:color w:val="1F4E79" w:themeColor="accent5" w:themeShade="80"/>
+          <w:shd w:val="pct15" w:color="auto" w:fill="FFFFFF"/>
+        </w:rPr>
+        <w:t>a.T</w:t>
+      </w:r>
+      <w:r>
+        <w:rPr>
+          <w:rFonts w:asciiTheme="majorHAnsi" w:hAnsiTheme="majorHAnsi" w:cstheme="majorHAnsi"/>
         </w:rPr>
         <w:t>)</w:t>
       </w:r>
-    </w:p>
-    <w:p>
-      <w:pPr>
-        <w:ind w:left="450"/>
-        <w:jc w:val="both"/>
-        <w:rPr>
-          <w:rFonts w:ascii="Consolas" w:hAnsi="Consolas"/>
-          <w:sz w:val="22"/>
-          <w:szCs w:val="22"/>
-          <w:lang w:val="en-US"/>
-        </w:rPr>
-      </w:pPr>
-      <w:r>
-        <w:rPr>
-          <w:rFonts w:ascii="Consolas" w:hAnsi="Consolas"/>
-          <w:b/>
-          <w:bCs/>
-          <w:sz w:val="22"/>
-          <w:szCs w:val="22"/>
-          <w:lang w:val="en-US"/>
-        </w:rPr>
-        <w:t>a**2</w:t>
-      </w:r>
-      <w:r>
-        <w:rPr>
-          <w:rFonts w:ascii="Consolas" w:hAnsi="Consolas"/>
-          <w:sz w:val="22"/>
-          <w:szCs w:val="22"/>
-          <w:lang w:val="en-US"/>
-        </w:rPr>
-        <w:t xml:space="preserve"> = </w:t>
-      </w:r>
-      <w:r>
-        <w:rPr>
-          <w:rFonts w:ascii="Consolas" w:hAnsi="Consolas"/>
-          <w:sz w:val="22"/>
-          <w:szCs w:val="22"/>
-        </w:rPr>
-        <w:t>[120</w:t>
-      </w:r>
-      <w:r>
-        <w:rPr>
-          <w:rFonts w:ascii="Consolas" w:hAnsi="Consolas"/>
-          <w:sz w:val="22"/>
-          <w:szCs w:val="22"/>
-          <w:lang w:val="en-US"/>
-        </w:rPr>
-        <w:t>^2</w:t>
-      </w:r>
-      <w:r>
-        <w:rPr>
-          <w:rFonts w:ascii="Consolas" w:hAnsi="Consolas"/>
-          <w:sz w:val="22"/>
-          <w:szCs w:val="22"/>
-        </w:rPr>
-        <w:t>, 183</w:t>
-      </w:r>
-      <w:r>
-        <w:rPr>
-          <w:rFonts w:ascii="Consolas" w:hAnsi="Consolas"/>
-          <w:sz w:val="22"/>
-          <w:szCs w:val="22"/>
-          <w:lang w:val="en-US"/>
-        </w:rPr>
-        <w:t>^2</w:t>
-      </w:r>
-      <w:r>
-        <w:rPr>
-          <w:rFonts w:ascii="Consolas" w:hAnsi="Consolas"/>
-          <w:sz w:val="22"/>
-          <w:szCs w:val="22"/>
-        </w:rPr>
-        <w:t>, 160</w:t>
-      </w:r>
-      <w:r>
-        <w:rPr>
-          <w:rFonts w:ascii="Consolas" w:hAnsi="Consolas"/>
-          <w:sz w:val="22"/>
-          <w:szCs w:val="22"/>
-          <w:lang w:val="en-US"/>
-        </w:rPr>
-        <w:t>^2</w:t>
-      </w:r>
-      <w:r>
-        <w:rPr>
-          <w:rFonts w:ascii="Consolas" w:hAnsi="Consolas"/>
-          <w:sz w:val="22"/>
-          <w:szCs w:val="22"/>
-        </w:rPr>
-        <w:t>, 175</w:t>
-      </w:r>
-      <w:r>
-        <w:rPr>
-          <w:rFonts w:ascii="Consolas" w:hAnsi="Consolas"/>
-          <w:sz w:val="22"/>
-          <w:szCs w:val="22"/>
-          <w:lang w:val="en-US"/>
-        </w:rPr>
-        <w:t>^2</w:t>
-      </w:r>
-      <w:r>
-        <w:rPr>
-          <w:rFonts w:ascii="Consolas" w:hAnsi="Consolas"/>
-          <w:sz w:val="22"/>
-          <w:szCs w:val="22"/>
-        </w:rPr>
-        <w:t>, 145</w:t>
-      </w:r>
-      <w:r>
-        <w:rPr>
-          <w:rFonts w:ascii="Consolas" w:hAnsi="Consolas"/>
-          <w:sz w:val="22"/>
-          <w:szCs w:val="22"/>
-          <w:lang w:val="en-US"/>
-        </w:rPr>
-        <w:t>^2</w:t>
-      </w:r>
-      <w:r>
-        <w:rPr>
-          <w:rFonts w:ascii="Consolas" w:hAnsi="Consolas"/>
-          <w:sz w:val="22"/>
-          <w:szCs w:val="22"/>
-        </w:rPr>
-        <w:t>, 162</w:t>
-      </w:r>
-      <w:r>
-        <w:rPr>
-          <w:rFonts w:ascii="Consolas" w:hAnsi="Consolas"/>
-          <w:sz w:val="22"/>
-          <w:szCs w:val="22"/>
-          <w:lang w:val="en-US"/>
-        </w:rPr>
-        <w:t>^2</w:t>
-      </w:r>
-      <w:r>
-        <w:rPr>
-          <w:rFonts w:ascii="Consolas" w:hAnsi="Consolas"/>
-          <w:sz w:val="22"/>
-          <w:szCs w:val="22"/>
-        </w:rPr>
-        <w:t>, 190</w:t>
-      </w:r>
-      <w:r>
-        <w:rPr>
-          <w:rFonts w:ascii="Consolas" w:hAnsi="Consolas"/>
-          <w:sz w:val="22"/>
-          <w:szCs w:val="22"/>
-          <w:lang w:val="en-US"/>
-        </w:rPr>
-        <w:t>^2</w:t>
-      </w:r>
-      <w:r>
-        <w:rPr>
-          <w:rFonts w:ascii="Consolas" w:hAnsi="Consolas"/>
-          <w:sz w:val="22"/>
-          <w:szCs w:val="22"/>
-        </w:rPr>
-        <w:t>, 160</w:t>
-      </w:r>
-      <w:r>
-        <w:rPr>
-          <w:rFonts w:ascii="Consolas" w:hAnsi="Consolas"/>
-          <w:sz w:val="22"/>
-          <w:szCs w:val="22"/>
-          <w:lang w:val="en-US"/>
-        </w:rPr>
-        <w:t>^2</w:t>
-      </w:r>
-      <w:r>
-        <w:rPr>
-          <w:rFonts w:ascii="Consolas" w:hAnsi="Consolas"/>
-          <w:sz w:val="22"/>
-          <w:szCs w:val="22"/>
-        </w:rPr>
-        <w:t>]</w:t>
-      </w:r>
-      <w:r>
-        <w:rPr>
-          <w:rFonts w:ascii="Consolas" w:hAnsi="Consolas"/>
-          <w:sz w:val="22"/>
-          <w:szCs w:val="22"/>
-          <w:lang w:val="en-US"/>
-        </w:rPr>
-        <w:t xml:space="preserve"> : Mỗi phần tử đều bình</w:t>
-      </w:r>
-      <w:r>
-        <w:rPr>
-          <w:rFonts w:ascii="Consolas" w:hAnsi="Consolas"/>
-          <w:sz w:val="22"/>
-          <w:szCs w:val="22"/>
-          <w:lang w:val="en-US"/>
-        </w:rPr>
-        <w:t xml:space="preserve"> phương</w:t>
-      </w:r>
-    </w:p>
-    <w:p>
-      <w:pPr>
-        <w:ind w:left="450"/>
-        <w:jc w:val="both"/>
-        <w:rPr>
-          <w:rFonts w:ascii="Consolas" w:hAnsi="Consolas"/>
-          <w:sz w:val="22"/>
-          <w:szCs w:val="22"/>
-          <w:lang w:val="en-US"/>
-        </w:rPr>
-      </w:pPr>
-      <w:r>
-        <w:rPr>
-          <w:rFonts w:ascii="Consolas" w:hAnsi="Consolas"/>
-          <w:b/>
-          <w:bCs/>
-          <w:sz w:val="22"/>
-          <w:szCs w:val="22"/>
-          <w:lang w:val="en-US"/>
-        </w:rPr>
-        <w:t>a+1</w:t>
-      </w:r>
-      <w:r>
-        <w:rPr>
-          <w:rFonts w:ascii="Consolas" w:hAnsi="Consolas"/>
-          <w:sz w:val="22"/>
-          <w:szCs w:val="22"/>
-          <w:lang w:val="en-US"/>
-        </w:rPr>
-        <w:t xml:space="preserve"> = </w:t>
-      </w:r>
-      <w:r>
-        <w:rPr>
-          <w:rFonts w:ascii="Consolas" w:hAnsi="Consolas"/>
-          <w:sz w:val="22"/>
-          <w:szCs w:val="22"/>
-        </w:rPr>
-        <w:t>[120</w:t>
-      </w:r>
-      <w:r>
-        <w:rPr>
-          <w:rFonts w:ascii="Consolas" w:hAnsi="Consolas"/>
-          <w:sz w:val="22"/>
-          <w:szCs w:val="22"/>
-          <w:lang w:val="en-US"/>
-        </w:rPr>
-        <w:t>+1</w:t>
-      </w:r>
-      <w:r>
-        <w:rPr>
-          <w:rFonts w:ascii="Consolas" w:hAnsi="Consolas"/>
-          <w:sz w:val="22"/>
-          <w:szCs w:val="22"/>
-        </w:rPr>
-        <w:t>, 183</w:t>
-      </w:r>
-      <w:r>
-        <w:rPr>
-          <w:rFonts w:ascii="Consolas" w:hAnsi="Consolas"/>
-          <w:sz w:val="22"/>
-          <w:szCs w:val="22"/>
-          <w:lang w:val="en-US"/>
-        </w:rPr>
-        <w:t>+1</w:t>
-      </w:r>
-      <w:r>
-        <w:rPr>
-          <w:rFonts w:ascii="Consolas" w:hAnsi="Consolas"/>
-          <w:sz w:val="22"/>
-          <w:szCs w:val="22"/>
-        </w:rPr>
-        <w:t>, 160</w:t>
-      </w:r>
-      <w:r>
-        <w:rPr>
-          <w:rFonts w:ascii="Consolas" w:hAnsi="Consolas"/>
-          <w:sz w:val="22"/>
-          <w:szCs w:val="22"/>
-          <w:lang w:val="en-US"/>
-        </w:rPr>
-        <w:t>+1</w:t>
-      </w:r>
-      <w:r>
-        <w:rPr>
-          <w:rFonts w:ascii="Consolas" w:hAnsi="Consolas"/>
-          <w:sz w:val="22"/>
-          <w:szCs w:val="22"/>
-        </w:rPr>
-        <w:t>, 175</w:t>
-      </w:r>
-      <w:r>
-        <w:rPr>
-          <w:rFonts w:ascii="Consolas" w:hAnsi="Consolas"/>
-          <w:sz w:val="22"/>
-          <w:szCs w:val="22"/>
-          <w:lang w:val="en-US"/>
-        </w:rPr>
-        <w:t>+1</w:t>
-      </w:r>
-      <w:r>
-        <w:rPr>
-          <w:rFonts w:ascii="Consolas" w:hAnsi="Consolas"/>
-          <w:sz w:val="22"/>
-          <w:szCs w:val="22"/>
-        </w:rPr>
-        <w:t>, 145</w:t>
-      </w:r>
-      <w:r>
-        <w:rPr>
-          <w:rFonts w:ascii="Consolas" w:hAnsi="Consolas"/>
-          <w:sz w:val="22"/>
-          <w:szCs w:val="22"/>
-          <w:lang w:val="en-US"/>
-        </w:rPr>
-        <w:t>+1</w:t>
-      </w:r>
-      <w:r>
-        <w:rPr>
-          <w:rFonts w:ascii="Consolas" w:hAnsi="Consolas"/>
-          <w:sz w:val="22"/>
-          <w:szCs w:val="22"/>
-        </w:rPr>
-        <w:t>, 162</w:t>
-      </w:r>
-      <w:r>
-        <w:rPr>
-          <w:rFonts w:ascii="Consolas" w:hAnsi="Consolas"/>
-          <w:sz w:val="22"/>
-          <w:szCs w:val="22"/>
-          <w:lang w:val="en-US"/>
-        </w:rPr>
-        <w:t>+1</w:t>
-      </w:r>
-      <w:r>
-        <w:rPr>
-          <w:rFonts w:ascii="Consolas" w:hAnsi="Consolas"/>
-          <w:sz w:val="22"/>
-          <w:szCs w:val="22"/>
-        </w:rPr>
-        <w:t>, 190</w:t>
-      </w:r>
-      <w:r>
-        <w:rPr>
-          <w:rFonts w:ascii="Consolas" w:hAnsi="Consolas"/>
-          <w:sz w:val="22"/>
-          <w:szCs w:val="22"/>
-          <w:lang w:val="en-US"/>
-        </w:rPr>
-        <w:t>+1</w:t>
-      </w:r>
-      <w:r>
-        <w:rPr>
-          <w:rFonts w:ascii="Consolas" w:hAnsi="Consolas"/>
-          <w:sz w:val="22"/>
-          <w:szCs w:val="22"/>
-        </w:rPr>
-        <w:t>, 160</w:t>
-      </w:r>
-      <w:r>
-        <w:rPr>
-          <w:rFonts w:ascii="Consolas" w:hAnsi="Consolas"/>
-          <w:sz w:val="22"/>
-          <w:szCs w:val="22"/>
-          <w:lang w:val="en-US"/>
-        </w:rPr>
-        <w:t>+1</w:t>
-      </w:r>
-      <w:r>
-        <w:rPr>
-          <w:rFonts w:ascii="Consolas" w:hAnsi="Consolas"/>
-          <w:sz w:val="22"/>
-          <w:szCs w:val="22"/>
-        </w:rPr>
-        <w:t>]</w:t>
-      </w:r>
-      <w:r>
-        <w:rPr>
-          <w:rFonts w:ascii="Consolas" w:hAnsi="Consolas"/>
-          <w:sz w:val="22"/>
-          <w:szCs w:val="22"/>
-        </w:rPr>
-        <w:t xml:space="preserve"> </w:t>
-      </w:r>
-      <w:r>
-        <w:rPr>
-          <w:rFonts w:ascii="Consolas" w:hAnsi="Consolas"/>
-          <w:sz w:val="22"/>
-          <w:szCs w:val="22"/>
-        </w:rPr>
-        <w:t>]</w:t>
-      </w:r>
-      <w:r>
-        <w:rPr>
-          <w:rFonts w:ascii="Consolas" w:hAnsi="Consolas"/>
-          <w:sz w:val="22"/>
-          <w:szCs w:val="22"/>
-          <w:lang w:val="en-US"/>
-        </w:rPr>
-        <w:t xml:space="preserve"> : Mỗi phần tử đều</w:t>
-      </w:r>
-      <w:r>
-        <w:rPr>
-          <w:rFonts w:ascii="Consolas" w:hAnsi="Consolas"/>
-          <w:sz w:val="22"/>
-          <w:szCs w:val="22"/>
-          <w:lang w:val="en-US"/>
-        </w:rPr>
-        <w:t xml:space="preserve"> +1</w:t>
-      </w:r>
-    </w:p>
-    <w:p>
-      <w:pPr>
-        <w:ind w:left="450"/>
-        <w:jc w:val="both"/>
-        <w:rPr>
-          <w:rFonts w:ascii="Consolas" w:hAnsi="Consolas"/>
-          <w:sz w:val="22"/>
-          <w:szCs w:val="22"/>
-          <w:lang w:val="en-US"/>
-        </w:rPr>
-      </w:pPr>
-      <w:r>
-        <w:rPr>
-          <w:rFonts w:ascii="Consolas" w:hAnsi="Consolas"/>
-          <w:sz w:val="22"/>
-          <w:szCs w:val="22"/>
-          <w:lang w:val="en-US"/>
-        </w:rPr>
-        <w:t>Tương tự cho các phép toán khác…</w:t>
+      <w:r>
+        <w:rPr>
+          <w:rFonts w:asciiTheme="majorHAnsi" w:hAnsiTheme="majorHAnsi" w:cstheme="majorHAnsi"/>
+        </w:rPr>
+        <w:t xml:space="preserve"> và phép nhân hai ma trận (</w:t>
+      </w:r>
+      <w:r>
+        <w:rPr>
+          <w:rFonts w:asciiTheme="majorHAnsi" w:hAnsiTheme="majorHAnsi" w:cstheme="majorHAnsi"/>
+          <w:color w:val="1F4E79" w:themeColor="accent5" w:themeShade="80"/>
+          <w:shd w:val="pct15" w:color="auto" w:fill="FFFFFF"/>
+        </w:rPr>
+        <w:t>A @ B</w:t>
+      </w:r>
+      <w:r>
+        <w:rPr>
+          <w:rFonts w:asciiTheme="majorHAnsi" w:hAnsiTheme="majorHAnsi" w:cstheme="majorHAnsi"/>
+        </w:rPr>
+        <w:t xml:space="preserve">)(khác với </w:t>
+      </w:r>
+      <w:r>
+        <w:rPr>
+          <w:rFonts w:asciiTheme="majorHAnsi" w:hAnsiTheme="majorHAnsi" w:cstheme="majorHAnsi"/>
+          <w:color w:val="1F4E79" w:themeColor="accent5" w:themeShade="80"/>
+          <w:shd w:val="pct15" w:color="auto" w:fill="FFFFFF"/>
+        </w:rPr>
+        <w:t>A*B</w:t>
+      </w:r>
+      <w:r>
+        <w:rPr>
+          <w:rFonts w:asciiTheme="majorHAnsi" w:hAnsiTheme="majorHAnsi" w:cstheme="majorHAnsi"/>
+        </w:rPr>
+        <w:t xml:space="preserve"> – nhân từng phần tử 2 ma trận),..</w:t>
+      </w:r>
+      <w:r>
+        <w:rPr>
+          <w:rFonts w:asciiTheme="majorHAnsi" w:hAnsiTheme="majorHAnsi" w:cstheme="majorHAnsi"/>
+        </w:rPr>
+        <w:t>vv.</w:t>
       </w:r>
     </w:p>
     <w:p>
@@ -1687,580 +1993,2257 @@
         <w:pStyle w:val="ListParagraph"/>
         <w:numPr>
           <w:ilvl w:val="0"/>
-          <w:numId w:val="4"/>
+          <w:numId w:val="12"/>
         </w:numPr>
-        <w:ind w:left="450"/>
-        <w:jc w:val="both"/>
-        <w:rPr>
-          <w:rFonts w:ascii="Consolas" w:hAnsi="Consolas"/>
-          <w:b/>
-          <w:bCs/>
-          <w:sz w:val="22"/>
-          <w:szCs w:val="22"/>
-          <w:lang w:val="en-US"/>
-        </w:rPr>
-      </w:pPr>
-      <w:r>
-        <w:rPr>
-          <w:rFonts w:ascii="Consolas" w:hAnsi="Consolas"/>
-          <w:b/>
-          <w:bCs/>
-          <w:sz w:val="22"/>
-          <w:szCs w:val="22"/>
-          <w:lang w:val="en-US"/>
-        </w:rPr>
-        <w:t>Mô tả toán tử broatcasting:</w:t>
-      </w:r>
-    </w:p>
-    <w:p>
-      <w:pPr>
-        <w:ind w:left="450"/>
-        <w:jc w:val="both"/>
-        <w:rPr>
-          <w:rFonts w:ascii="Consolas" w:hAnsi="Consolas"/>
-          <w:b/>
-          <w:bCs/>
-          <w:sz w:val="22"/>
-          <w:szCs w:val="22"/>
-          <w:lang w:val="en-US"/>
-        </w:rPr>
-      </w:pPr>
-      <w:r>
-        <w:rPr>
-          <w:rFonts w:ascii="Consolas" w:hAnsi="Consolas"/>
-          <w:color w:val="EE0000"/>
-          <w:sz w:val="22"/>
-          <w:szCs w:val="22"/>
-        </w:rPr>
-        <w:t>[1]                   [1</w:t>
-      </w:r>
-      <w:r>
-        <w:rPr>
-          <w:rFonts w:ascii="Consolas" w:hAnsi="Consolas"/>
-          <w:sz w:val="22"/>
-          <w:szCs w:val="22"/>
-        </w:rPr>
-        <w:t xml:space="preserve">, </w:t>
-      </w:r>
-      <w:r>
-        <w:rPr>
-          <w:rFonts w:ascii="Consolas" w:hAnsi="Consolas"/>
-          <w:b/>
-          <w:bCs/>
-          <w:color w:val="B23C3C"/>
-          <w:sz w:val="22"/>
-          <w:szCs w:val="22"/>
-        </w:rPr>
-        <w:t>1, 1]</w:t>
-      </w:r>
-      <w:r>
-        <w:rPr>
-          <w:rFonts w:ascii="Consolas" w:hAnsi="Consolas"/>
-          <w:sz w:val="22"/>
-          <w:szCs w:val="22"/>
-        </w:rPr>
-        <w:t xml:space="preserve">     </w:t>
-      </w:r>
-      <w:r>
-        <w:rPr>
-          <w:rFonts w:ascii="Consolas" w:hAnsi="Consolas"/>
-          <w:color w:val="00B0F0"/>
-          <w:sz w:val="22"/>
-          <w:szCs w:val="22"/>
-        </w:rPr>
-        <w:t>[2, 10, 8]</w:t>
-      </w:r>
-      <w:r>
-        <w:rPr>
-          <w:rFonts w:ascii="Consolas" w:hAnsi="Consolas"/>
-          <w:sz w:val="22"/>
-          <w:szCs w:val="22"/>
-        </w:rPr>
-        <w:t xml:space="preserve">  </w:t>
-      </w:r>
-      <w:r>
-        <w:rPr>
-          <w:rFonts w:ascii="Consolas" w:hAnsi="Consolas"/>
-          <w:sz w:val="22"/>
-          <w:szCs w:val="22"/>
-          <w:lang w:val="en-US"/>
-        </w:rPr>
-        <w:t xml:space="preserve">  </w:t>
-      </w:r>
-      <w:r>
-        <w:rPr>
-          <w:rFonts w:ascii="Consolas" w:hAnsi="Consolas"/>
-          <w:b/>
-          <w:bCs/>
-          <w:color w:val="7030A0"/>
-          <w:sz w:val="22"/>
-          <w:szCs w:val="22"/>
-        </w:rPr>
-        <w:t>[</w:t>
-      </w:r>
-      <w:r>
-        <w:rPr>
-          <w:rFonts w:ascii="Consolas" w:hAnsi="Consolas"/>
-          <w:b/>
-          <w:bCs/>
-          <w:color w:val="7030A0"/>
-          <w:sz w:val="22"/>
-          <w:szCs w:val="22"/>
-          <w:lang w:val="en-US"/>
-        </w:rPr>
-        <w:t>3</w:t>
-      </w:r>
-      <w:r>
-        <w:rPr>
-          <w:rFonts w:ascii="Consolas" w:hAnsi="Consolas"/>
-          <w:b/>
-          <w:bCs/>
-          <w:color w:val="7030A0"/>
-          <w:sz w:val="22"/>
-          <w:szCs w:val="22"/>
-        </w:rPr>
-        <w:t xml:space="preserve">, </w:t>
-      </w:r>
-      <w:r>
-        <w:rPr>
-          <w:rFonts w:ascii="Consolas" w:hAnsi="Consolas"/>
-          <w:b/>
-          <w:bCs/>
-          <w:color w:val="7030A0"/>
-          <w:sz w:val="22"/>
-          <w:szCs w:val="22"/>
-          <w:lang w:val="en-US"/>
-        </w:rPr>
-        <w:t>11</w:t>
-      </w:r>
-      <w:r>
-        <w:rPr>
-          <w:rFonts w:ascii="Consolas" w:hAnsi="Consolas"/>
-          <w:b/>
-          <w:bCs/>
-          <w:color w:val="7030A0"/>
-          <w:sz w:val="22"/>
-          <w:szCs w:val="22"/>
-        </w:rPr>
-        <w:t xml:space="preserve">, </w:t>
-      </w:r>
-      <w:r>
-        <w:rPr>
-          <w:rFonts w:ascii="Consolas" w:hAnsi="Consolas"/>
-          <w:b/>
-          <w:bCs/>
-          <w:color w:val="7030A0"/>
-          <w:sz w:val="22"/>
-          <w:szCs w:val="22"/>
-          <w:lang w:val="en-US"/>
-        </w:rPr>
-        <w:t xml:space="preserve">9 </w:t>
-      </w:r>
-      <w:r>
-        <w:rPr>
-          <w:rFonts w:ascii="Consolas" w:hAnsi="Consolas"/>
-          <w:b/>
-          <w:bCs/>
-          <w:color w:val="7030A0"/>
-          <w:sz w:val="22"/>
-          <w:szCs w:val="22"/>
-        </w:rPr>
-        <w:t>]</w:t>
-      </w:r>
-    </w:p>
-    <w:p>
-      <w:pPr>
-        <w:ind w:left="450"/>
-        <w:jc w:val="both"/>
-        <w:rPr>
-          <w:rFonts w:ascii="Consolas" w:hAnsi="Consolas"/>
-          <w:sz w:val="22"/>
-          <w:szCs w:val="22"/>
-        </w:rPr>
-      </w:pPr>
-      <w:r>
-        <w:rPr>
-          <w:rFonts w:ascii="Consolas" w:hAnsi="Consolas"/>
-          <w:color w:val="EE0000"/>
-          <w:sz w:val="22"/>
-          <w:szCs w:val="22"/>
-        </w:rPr>
-        <w:t>[3] </w:t>
-      </w:r>
-      <w:r>
-        <w:rPr>
-          <w:rFonts w:ascii="Consolas" w:hAnsi="Consolas"/>
-          <w:sz w:val="22"/>
-          <w:szCs w:val="22"/>
-          <w:lang w:val="en-US"/>
-        </w:rPr>
-        <w:t>+</w:t>
-      </w:r>
-      <w:r>
-        <w:rPr>
-          <w:rFonts w:ascii="Consolas" w:hAnsi="Consolas"/>
-          <w:sz w:val="22"/>
-          <w:szCs w:val="22"/>
+        <w:jc w:val="both"/>
+        <w:rPr>
+          <w:rFonts w:asciiTheme="majorHAnsi" w:hAnsiTheme="majorHAnsi" w:cstheme="majorHAnsi"/>
+          <w:b/>
+          <w:bCs/>
+        </w:rPr>
+      </w:pPr>
+      <w:r>
+        <w:rPr>
+          <w:rFonts w:asciiTheme="majorHAnsi" w:hAnsiTheme="majorHAnsi" w:cstheme="majorHAnsi"/>
+          <w:b/>
+          <w:bCs/>
+          <w:noProof/>
+        </w:rPr>
+        <w:drawing>
+          <wp:anchor distT="0" distB="0" distL="114300" distR="114300" simplePos="0" relativeHeight="251665408" behindDoc="0" locked="0" layoutInCell="1" allowOverlap="1" wp14:anchorId="2BC35C6D">
+            <wp:simplePos x="0" y="0"/>
+            <wp:positionH relativeFrom="margin">
+              <wp:align>right</wp:align>
+            </wp:positionH>
+            <wp:positionV relativeFrom="paragraph">
+              <wp:posOffset>268715</wp:posOffset>
+            </wp:positionV>
+            <wp:extent cx="5731510" cy="2192655"/>
+            <wp:effectExtent l="0" t="0" r="2540" b="0"/>
+            <wp:wrapTopAndBottom/>
+            <wp:docPr id="149666723" name="Picture 1"/>
+            <wp:cNvGraphicFramePr>
+              <a:graphicFrameLocks xmlns:a="http://schemas.openxmlformats.org/drawingml/2006/main" noChangeAspect="1"/>
+            </wp:cNvGraphicFramePr>
+            <a:graphic xmlns:a="http://schemas.openxmlformats.org/drawingml/2006/main">
+              <a:graphicData uri="http://schemas.openxmlformats.org/drawingml/2006/picture">
+                <pic:pic xmlns:pic="http://schemas.openxmlformats.org/drawingml/2006/picture">
+                  <pic:nvPicPr>
+                    <pic:cNvPr id="149666723" name=""/>
+                    <pic:cNvPicPr/>
+                  </pic:nvPicPr>
+                  <pic:blipFill>
+                    <a:blip r:embed="rId17">
+                      <a:extLst>
+                        <a:ext uri="{28A0092B-C50C-407E-A947-70E740481C1C}">
+                          <a14:useLocalDpi xmlns:a14="http://schemas.microsoft.com/office/drawing/2010/main" val="0"/>
+                        </a:ext>
+                      </a:extLst>
+                    </a:blip>
+                    <a:stretch>
+                      <a:fillRect/>
+                    </a:stretch>
+                  </pic:blipFill>
+                  <pic:spPr>
+                    <a:xfrm>
+                      <a:off x="0" y="0"/>
+                      <a:ext cx="5731510" cy="2192655"/>
+                    </a:xfrm>
+                    <a:prstGeom prst="rect">
+                      <a:avLst/>
+                    </a:prstGeom>
+                  </pic:spPr>
+                </pic:pic>
+              </a:graphicData>
+            </a:graphic>
+          </wp:anchor>
+        </w:drawing>
+      </w:r>
+      <w:r>
+        <w:rPr>
+          <w:rFonts w:asciiTheme="majorHAnsi" w:hAnsiTheme="majorHAnsi" w:cstheme="majorHAnsi"/>
+          <w:b/>
+          <w:bCs/>
+        </w:rPr>
+        <w:t>Tạo ma trận a có M = 6 dòng, N = 4 cột</w:t>
+      </w:r>
+    </w:p>
+    <w:p>
+      <w:pPr>
+        <w:pStyle w:val="ListParagraph"/>
+        <w:jc w:val="both"/>
+        <w:rPr>
+          <w:rFonts w:asciiTheme="majorHAnsi" w:hAnsiTheme="majorHAnsi" w:cstheme="majorHAnsi"/>
+          <w:b/>
+          <w:bCs/>
+        </w:rPr>
+      </w:pPr>
+    </w:p>
+    <w:p>
+      <w:pPr>
+        <w:pStyle w:val="ListParagraph"/>
+        <w:numPr>
+          <w:ilvl w:val="0"/>
+          <w:numId w:val="12"/>
+        </w:numPr>
+        <w:jc w:val="both"/>
+        <w:rPr>
+          <w:rFonts w:asciiTheme="majorHAnsi" w:hAnsiTheme="majorHAnsi" w:cstheme="majorHAnsi"/>
+          <w:b/>
+          <w:bCs/>
+        </w:rPr>
+      </w:pPr>
+      <w:r>
+        <w:rPr>
+          <w:rFonts w:asciiTheme="majorHAnsi" w:hAnsiTheme="majorHAnsi" w:cstheme="majorHAnsi"/>
+          <w:b/>
+          <w:bCs/>
+        </w:rPr>
+        <w:lastRenderedPageBreak/>
+        <w:t>Các thao tác trên ma trận a</w:t>
+      </w:r>
+    </w:p>
+    <w:p>
+      <w:pPr>
+        <w:pStyle w:val="ListParagraph"/>
+        <w:numPr>
+          <w:ilvl w:val="1"/>
+          <w:numId w:val="12"/>
+        </w:numPr>
+        <w:jc w:val="both"/>
+        <w:rPr>
+          <w:rFonts w:asciiTheme="majorHAnsi" w:hAnsiTheme="majorHAnsi" w:cstheme="majorHAnsi"/>
+        </w:rPr>
+      </w:pPr>
+      <w:r>
+        <w:rPr>
+          <w:rFonts w:asciiTheme="majorHAnsi" w:hAnsiTheme="majorHAnsi" w:cstheme="majorHAnsi"/>
+        </w:rPr>
+        <w:t>In ra ma trận chuyển vị</w:t>
+      </w:r>
+      <w:r>
+        <w:rPr>
+          <w:rFonts w:asciiTheme="majorHAnsi" w:hAnsiTheme="majorHAnsi" w:cstheme="majorHAnsi"/>
+          <w:lang w:val="fr-FR"/>
+        </w:rPr>
+        <w:t>: Có 2 cách</w:t>
+      </w:r>
+    </w:p>
+    <w:p>
+      <w:pPr>
+        <w:ind w:left="1080"/>
+        <w:jc w:val="both"/>
+        <w:rPr>
+          <w:rFonts w:asciiTheme="majorHAnsi" w:hAnsiTheme="majorHAnsi" w:cstheme="majorHAnsi"/>
+          <w:lang w:val="en-US"/>
+        </w:rPr>
+      </w:pPr>
+      <w:r>
+        <w:rPr>
+          <w:rFonts w:asciiTheme="majorHAnsi" w:hAnsiTheme="majorHAnsi" w:cstheme="majorHAnsi"/>
+          <w:noProof/>
+          <w:lang w:val="en-US"/>
+        </w:rPr>
+        <w:drawing>
+          <wp:inline distT="0" distB="0" distL="0" distR="0" wp14:anchorId="4E8A39F8" wp14:editId="64117311">
+            <wp:extent cx="5043170" cy="466725"/>
+            <wp:effectExtent l="0" t="0" r="5080" b="9525"/>
+            <wp:docPr id="1175947667" name="Picture 1"/>
+            <wp:cNvGraphicFramePr>
+              <a:graphicFrameLocks xmlns:a="http://schemas.openxmlformats.org/drawingml/2006/main" noChangeAspect="1"/>
+            </wp:cNvGraphicFramePr>
+            <a:graphic xmlns:a="http://schemas.openxmlformats.org/drawingml/2006/main">
+              <a:graphicData uri="http://schemas.openxmlformats.org/drawingml/2006/picture">
+                <pic:pic xmlns:pic="http://schemas.openxmlformats.org/drawingml/2006/picture">
+                  <pic:nvPicPr>
+                    <pic:cNvPr id="1175947667" name=""/>
+                    <pic:cNvPicPr/>
+                  </pic:nvPicPr>
+                  <pic:blipFill>
+                    <a:blip r:embed="rId18"/>
+                    <a:stretch>
+                      <a:fillRect/>
+                    </a:stretch>
+                  </pic:blipFill>
+                  <pic:spPr>
+                    <a:xfrm>
+                      <a:off x="0" y="0"/>
+                      <a:ext cx="5045926" cy="466980"/>
+                    </a:xfrm>
+                    <a:prstGeom prst="rect">
+                      <a:avLst/>
+                    </a:prstGeom>
+                  </pic:spPr>
+                </pic:pic>
+              </a:graphicData>
+            </a:graphic>
+          </wp:inline>
+        </w:drawing>
+      </w:r>
+    </w:p>
+    <w:p>
+      <w:pPr>
+        <w:pStyle w:val="ListParagraph"/>
+        <w:numPr>
+          <w:ilvl w:val="1"/>
+          <w:numId w:val="12"/>
+        </w:numPr>
+        <w:jc w:val="both"/>
+        <w:rPr>
+          <w:rFonts w:asciiTheme="majorHAnsi" w:hAnsiTheme="majorHAnsi" w:cstheme="majorHAnsi"/>
+        </w:rPr>
+      </w:pPr>
+      <w:r>
+        <w:rPr>
+          <w:rFonts w:asciiTheme="majorHAnsi" w:hAnsiTheme="majorHAnsi" w:cstheme="majorHAnsi"/>
+        </w:rPr>
+        <w:t>In ra phần tử ở vị trí dòng 2 cột 3</w:t>
+      </w:r>
+      <w:r>
+        <w:rPr>
+          <w:rFonts w:asciiTheme="majorHAnsi" w:hAnsiTheme="majorHAnsi" w:cstheme="majorHAnsi"/>
+          <w:lang w:val="en-US"/>
         </w:rPr>
         <w:t xml:space="preserve"> </w:t>
       </w:r>
-      <w:r>
-        <w:rPr>
-          <w:rFonts w:ascii="Consolas" w:hAnsi="Consolas"/>
-          <w:color w:val="00B0F0"/>
-          <w:sz w:val="22"/>
-          <w:szCs w:val="22"/>
-        </w:rPr>
-        <w:t>[2, 10, 8]</w:t>
-      </w:r>
-      <w:r>
-        <w:rPr>
-          <w:rFonts w:ascii="Consolas" w:hAnsi="Consolas"/>
-          <w:sz w:val="22"/>
-          <w:szCs w:val="22"/>
-        </w:rPr>
-        <w:t xml:space="preserve"> =    </w:t>
-      </w:r>
-      <w:r>
-        <w:rPr>
-          <w:rFonts w:ascii="Consolas" w:hAnsi="Consolas"/>
-          <w:color w:val="EE0000"/>
-          <w:sz w:val="22"/>
-          <w:szCs w:val="22"/>
-        </w:rPr>
-        <w:t>[3</w:t>
-      </w:r>
-      <w:r>
-        <w:rPr>
-          <w:rFonts w:ascii="Consolas" w:hAnsi="Consolas"/>
-          <w:sz w:val="22"/>
-          <w:szCs w:val="22"/>
-        </w:rPr>
-        <w:t xml:space="preserve">, </w:t>
-      </w:r>
-      <w:r>
-        <w:rPr>
-          <w:rFonts w:ascii="Consolas" w:hAnsi="Consolas"/>
-          <w:b/>
-          <w:bCs/>
-          <w:color w:val="B23C3C"/>
-          <w:sz w:val="22"/>
-          <w:szCs w:val="22"/>
-        </w:rPr>
-        <w:t>3, 3]</w:t>
-      </w:r>
-      <w:r>
-        <w:rPr>
-          <w:rFonts w:ascii="Consolas" w:hAnsi="Consolas"/>
-          <w:sz w:val="22"/>
-          <w:szCs w:val="22"/>
-          <w:lang w:val="en-US"/>
+    </w:p>
+    <w:p>
+      <w:pPr>
+        <w:ind w:left="1080"/>
+        <w:jc w:val="both"/>
+        <w:rPr>
+          <w:rFonts w:asciiTheme="majorHAnsi" w:hAnsiTheme="majorHAnsi" w:cstheme="majorHAnsi"/>
+        </w:rPr>
+      </w:pPr>
+      <w:r>
+        <w:rPr>
+          <w:noProof/>
+        </w:rPr>
+        <w:drawing>
+          <wp:inline distT="0" distB="0" distL="0" distR="0" wp14:anchorId="7D29E02C" wp14:editId="7F86F173">
+            <wp:extent cx="5048250" cy="648335"/>
+            <wp:effectExtent l="0" t="0" r="0" b="0"/>
+            <wp:docPr id="567120345" name="Picture 1"/>
+            <wp:cNvGraphicFramePr>
+              <a:graphicFrameLocks xmlns:a="http://schemas.openxmlformats.org/drawingml/2006/main" noChangeAspect="1"/>
+            </wp:cNvGraphicFramePr>
+            <a:graphic xmlns:a="http://schemas.openxmlformats.org/drawingml/2006/main">
+              <a:graphicData uri="http://schemas.openxmlformats.org/drawingml/2006/picture">
+                <pic:pic xmlns:pic="http://schemas.openxmlformats.org/drawingml/2006/picture">
+                  <pic:nvPicPr>
+                    <pic:cNvPr id="567120345" name=""/>
+                    <pic:cNvPicPr/>
+                  </pic:nvPicPr>
+                  <pic:blipFill>
+                    <a:blip r:embed="rId19"/>
+                    <a:stretch>
+                      <a:fillRect/>
+                    </a:stretch>
+                  </pic:blipFill>
+                  <pic:spPr>
+                    <a:xfrm>
+                      <a:off x="0" y="0"/>
+                      <a:ext cx="5052470" cy="648877"/>
+                    </a:xfrm>
+                    <a:prstGeom prst="rect">
+                      <a:avLst/>
+                    </a:prstGeom>
+                  </pic:spPr>
+                </pic:pic>
+              </a:graphicData>
+            </a:graphic>
+          </wp:inline>
+        </w:drawing>
+      </w:r>
+    </w:p>
+    <w:p>
+      <w:pPr>
+        <w:pStyle w:val="ListParagraph"/>
+        <w:numPr>
+          <w:ilvl w:val="1"/>
+          <w:numId w:val="12"/>
+        </w:numPr>
+        <w:jc w:val="both"/>
+        <w:rPr>
+          <w:rFonts w:asciiTheme="majorHAnsi" w:hAnsiTheme="majorHAnsi" w:cstheme="majorHAnsi"/>
+        </w:rPr>
+      </w:pPr>
+      <w:r>
+        <w:rPr>
+          <w:rFonts w:asciiTheme="majorHAnsi" w:hAnsiTheme="majorHAnsi" w:cstheme="majorHAnsi"/>
+        </w:rPr>
+        <w:t>Trích xuất dòng đầu, dòng cuối, dòng 2</w:t>
+      </w:r>
+    </w:p>
+    <w:p>
+      <w:pPr>
+        <w:ind w:left="1080"/>
+        <w:jc w:val="both"/>
+        <w:rPr>
+          <w:rFonts w:asciiTheme="majorHAnsi" w:hAnsiTheme="majorHAnsi" w:cstheme="majorHAnsi"/>
+          <w:lang w:val="en-US"/>
+        </w:rPr>
+      </w:pPr>
+      <w:r>
+        <w:rPr>
+          <w:rFonts w:asciiTheme="majorHAnsi" w:hAnsiTheme="majorHAnsi" w:cstheme="majorHAnsi"/>
+          <w:noProof/>
+          <w:lang w:val="en-US"/>
+        </w:rPr>
+        <w:drawing>
+          <wp:inline distT="0" distB="0" distL="0" distR="0" wp14:anchorId="412E52C1" wp14:editId="2C9742DF">
+            <wp:extent cx="5043170" cy="670560"/>
+            <wp:effectExtent l="0" t="0" r="5080" b="0"/>
+            <wp:docPr id="2128686729" name="Picture 1"/>
+            <wp:cNvGraphicFramePr>
+              <a:graphicFrameLocks xmlns:a="http://schemas.openxmlformats.org/drawingml/2006/main" noChangeAspect="1"/>
+            </wp:cNvGraphicFramePr>
+            <a:graphic xmlns:a="http://schemas.openxmlformats.org/drawingml/2006/main">
+              <a:graphicData uri="http://schemas.openxmlformats.org/drawingml/2006/picture">
+                <pic:pic xmlns:pic="http://schemas.openxmlformats.org/drawingml/2006/picture">
+                  <pic:nvPicPr>
+                    <pic:cNvPr id="2128686729" name=""/>
+                    <pic:cNvPicPr/>
+                  </pic:nvPicPr>
+                  <pic:blipFill>
+                    <a:blip r:embed="rId20"/>
+                    <a:stretch>
+                      <a:fillRect/>
+                    </a:stretch>
+                  </pic:blipFill>
+                  <pic:spPr>
+                    <a:xfrm>
+                      <a:off x="0" y="0"/>
+                      <a:ext cx="5044381" cy="670721"/>
+                    </a:xfrm>
+                    <a:prstGeom prst="rect">
+                      <a:avLst/>
+                    </a:prstGeom>
+                  </pic:spPr>
+                </pic:pic>
+              </a:graphicData>
+            </a:graphic>
+          </wp:inline>
+        </w:drawing>
+      </w:r>
+    </w:p>
+    <w:p>
+      <w:pPr>
+        <w:pStyle w:val="ListParagraph"/>
+        <w:numPr>
+          <w:ilvl w:val="1"/>
+          <w:numId w:val="12"/>
+        </w:numPr>
+        <w:jc w:val="both"/>
+        <w:rPr>
+          <w:rFonts w:asciiTheme="majorHAnsi" w:hAnsiTheme="majorHAnsi" w:cstheme="majorHAnsi"/>
+        </w:rPr>
+      </w:pPr>
+      <w:r>
+        <w:rPr>
+          <w:rFonts w:asciiTheme="majorHAnsi" w:hAnsiTheme="majorHAnsi" w:cstheme="majorHAnsi"/>
+        </w:rPr>
+        <w:t>Trích xuất cột kế cuối, cột đầu</w:t>
+      </w:r>
+    </w:p>
+    <w:p>
+      <w:pPr>
+        <w:ind w:left="1080"/>
+        <w:jc w:val="both"/>
+        <w:rPr>
+          <w:rFonts w:asciiTheme="majorHAnsi" w:hAnsiTheme="majorHAnsi" w:cstheme="majorHAnsi"/>
+          <w:lang w:val="en-US"/>
+        </w:rPr>
+      </w:pPr>
+      <w:r>
+        <w:rPr>
+          <w:rFonts w:asciiTheme="majorHAnsi" w:hAnsiTheme="majorHAnsi" w:cstheme="majorHAnsi"/>
+          <w:noProof/>
+          <w:lang w:val="en-US"/>
+        </w:rPr>
+        <w:drawing>
+          <wp:inline distT="0" distB="0" distL="0" distR="0" wp14:anchorId="6B68FED9" wp14:editId="79EEFF9F">
+            <wp:extent cx="5043170" cy="570230"/>
+            <wp:effectExtent l="0" t="0" r="5080" b="1270"/>
+            <wp:docPr id="1046436560" name="Picture 1"/>
+            <wp:cNvGraphicFramePr>
+              <a:graphicFrameLocks xmlns:a="http://schemas.openxmlformats.org/drawingml/2006/main" noChangeAspect="1"/>
+            </wp:cNvGraphicFramePr>
+            <a:graphic xmlns:a="http://schemas.openxmlformats.org/drawingml/2006/main">
+              <a:graphicData uri="http://schemas.openxmlformats.org/drawingml/2006/picture">
+                <pic:pic xmlns:pic="http://schemas.openxmlformats.org/drawingml/2006/picture">
+                  <pic:nvPicPr>
+                    <pic:cNvPr id="1046436560" name=""/>
+                    <pic:cNvPicPr/>
+                  </pic:nvPicPr>
+                  <pic:blipFill>
+                    <a:blip r:embed="rId21"/>
+                    <a:stretch>
+                      <a:fillRect/>
+                    </a:stretch>
+                  </pic:blipFill>
+                  <pic:spPr>
+                    <a:xfrm>
+                      <a:off x="0" y="0"/>
+                      <a:ext cx="5045877" cy="570536"/>
+                    </a:xfrm>
+                    <a:prstGeom prst="rect">
+                      <a:avLst/>
+                    </a:prstGeom>
+                  </pic:spPr>
+                </pic:pic>
+              </a:graphicData>
+            </a:graphic>
+          </wp:inline>
+        </w:drawing>
+      </w:r>
+    </w:p>
+    <w:p>
+      <w:pPr>
+        <w:pStyle w:val="ListParagraph"/>
+        <w:numPr>
+          <w:ilvl w:val="1"/>
+          <w:numId w:val="12"/>
+        </w:numPr>
+        <w:jc w:val="both"/>
+        <w:rPr>
+          <w:rFonts w:asciiTheme="majorHAnsi" w:hAnsiTheme="majorHAnsi" w:cstheme="majorHAnsi"/>
+        </w:rPr>
+      </w:pPr>
+      <w:r>
+        <w:rPr>
+          <w:rFonts w:asciiTheme="majorHAnsi" w:hAnsiTheme="majorHAnsi" w:cstheme="majorHAnsi"/>
+        </w:rPr>
+        <w:t>Đảo các giá trị trên từng cột</w:t>
+      </w:r>
+      <w:r>
+        <w:rPr>
+          <w:rFonts w:asciiTheme="majorHAnsi" w:hAnsiTheme="majorHAnsi" w:cstheme="majorHAnsi"/>
+          <w:lang w:val="en-US"/>
+        </w:rPr>
+        <w:t>: Có 2 cách:</w:t>
+      </w:r>
+    </w:p>
+    <w:p>
+      <w:pPr>
+        <w:ind w:left="1080"/>
+        <w:jc w:val="both"/>
+        <w:rPr>
+          <w:rFonts w:asciiTheme="majorHAnsi" w:hAnsiTheme="majorHAnsi" w:cstheme="majorHAnsi"/>
+          <w:lang w:val="en-US"/>
+        </w:rPr>
+      </w:pPr>
+      <w:r>
+        <w:rPr>
+          <w:rFonts w:asciiTheme="majorHAnsi" w:hAnsiTheme="majorHAnsi" w:cstheme="majorHAnsi"/>
+          <w:noProof/>
+          <w:lang w:val="en-US"/>
+        </w:rPr>
+        <w:drawing>
+          <wp:inline distT="0" distB="0" distL="0" distR="0" wp14:anchorId="4305B70E" wp14:editId="18C306C8">
+            <wp:extent cx="5048834" cy="567690"/>
+            <wp:effectExtent l="0" t="0" r="0" b="3810"/>
+            <wp:docPr id="2085986553" name="Picture 1"/>
+            <wp:cNvGraphicFramePr>
+              <a:graphicFrameLocks xmlns:a="http://schemas.openxmlformats.org/drawingml/2006/main" noChangeAspect="1"/>
+            </wp:cNvGraphicFramePr>
+            <a:graphic xmlns:a="http://schemas.openxmlformats.org/drawingml/2006/main">
+              <a:graphicData uri="http://schemas.openxmlformats.org/drawingml/2006/picture">
+                <pic:pic xmlns:pic="http://schemas.openxmlformats.org/drawingml/2006/picture">
+                  <pic:nvPicPr>
+                    <pic:cNvPr id="2085986553" name=""/>
+                    <pic:cNvPicPr/>
+                  </pic:nvPicPr>
+                  <pic:blipFill>
+                    <a:blip r:embed="rId22"/>
+                    <a:stretch>
+                      <a:fillRect/>
+                    </a:stretch>
+                  </pic:blipFill>
+                  <pic:spPr>
+                    <a:xfrm>
+                      <a:off x="0" y="0"/>
+                      <a:ext cx="5052450" cy="568097"/>
+                    </a:xfrm>
+                    <a:prstGeom prst="rect">
+                      <a:avLst/>
+                    </a:prstGeom>
+                  </pic:spPr>
+                </pic:pic>
+              </a:graphicData>
+            </a:graphic>
+          </wp:inline>
+        </w:drawing>
+      </w:r>
+    </w:p>
+    <w:p>
+      <w:pPr>
+        <w:pStyle w:val="ListParagraph"/>
+        <w:numPr>
+          <w:ilvl w:val="1"/>
+          <w:numId w:val="12"/>
+        </w:numPr>
+        <w:jc w:val="both"/>
+        <w:rPr>
+          <w:rFonts w:asciiTheme="majorHAnsi" w:hAnsiTheme="majorHAnsi" w:cstheme="majorHAnsi"/>
+        </w:rPr>
+      </w:pPr>
+      <w:r>
+        <w:rPr>
+          <w:rFonts w:asciiTheme="majorHAnsi" w:hAnsiTheme="majorHAnsi" w:cstheme="majorHAnsi"/>
+        </w:rPr>
+        <w:t>Tính tổng các dòng, trung bình các cột</w:t>
+      </w:r>
+    </w:p>
+    <w:p>
+      <w:pPr>
+        <w:ind w:left="1080"/>
+        <w:jc w:val="both"/>
+        <w:rPr>
+          <w:rFonts w:asciiTheme="majorHAnsi" w:hAnsiTheme="majorHAnsi" w:cstheme="majorHAnsi"/>
+          <w:lang w:val="en-US"/>
+        </w:rPr>
+      </w:pPr>
+      <w:r>
+        <w:rPr>
+          <w:rFonts w:asciiTheme="majorHAnsi" w:hAnsiTheme="majorHAnsi" w:cstheme="majorHAnsi"/>
+          <w:noProof/>
+          <w:lang w:val="en-US"/>
+        </w:rPr>
+        <w:drawing>
+          <wp:inline distT="0" distB="0" distL="0" distR="0" wp14:anchorId="042C63B8" wp14:editId="63C850C8">
+            <wp:extent cx="5043170" cy="576580"/>
+            <wp:effectExtent l="0" t="0" r="5080" b="0"/>
+            <wp:docPr id="1628272999" name="Picture 1"/>
+            <wp:cNvGraphicFramePr>
+              <a:graphicFrameLocks xmlns:a="http://schemas.openxmlformats.org/drawingml/2006/main" noChangeAspect="1"/>
+            </wp:cNvGraphicFramePr>
+            <a:graphic xmlns:a="http://schemas.openxmlformats.org/drawingml/2006/main">
+              <a:graphicData uri="http://schemas.openxmlformats.org/drawingml/2006/picture">
+                <pic:pic xmlns:pic="http://schemas.openxmlformats.org/drawingml/2006/picture">
+                  <pic:nvPicPr>
+                    <pic:cNvPr id="1628272999" name=""/>
+                    <pic:cNvPicPr/>
+                  </pic:nvPicPr>
+                  <pic:blipFill>
+                    <a:blip r:embed="rId23"/>
+                    <a:stretch>
+                      <a:fillRect/>
+                    </a:stretch>
+                  </pic:blipFill>
+                  <pic:spPr>
+                    <a:xfrm>
+                      <a:off x="0" y="0"/>
+                      <a:ext cx="5047517" cy="577077"/>
+                    </a:xfrm>
+                    <a:prstGeom prst="rect">
+                      <a:avLst/>
+                    </a:prstGeom>
+                  </pic:spPr>
+                </pic:pic>
+              </a:graphicData>
+            </a:graphic>
+          </wp:inline>
+        </w:drawing>
+      </w:r>
+    </w:p>
+    <w:p>
+      <w:pPr>
+        <w:ind w:left="1080"/>
+        <w:jc w:val="both"/>
+        <w:rPr>
+          <w:rFonts w:asciiTheme="majorHAnsi" w:hAnsiTheme="majorHAnsi" w:cstheme="majorHAnsi"/>
+          <w:lang w:val="en-US"/>
+        </w:rPr>
+      </w:pPr>
+      <w:r>
+        <w:rPr>
+          <w:rFonts w:asciiTheme="majorHAnsi" w:hAnsiTheme="majorHAnsi" w:cstheme="majorHAnsi"/>
+          <w:lang w:val="en-US"/>
+        </w:rPr>
+        <w:t xml:space="preserve">In kết quả: </w:t>
+      </w:r>
+    </w:p>
+    <w:p>
+      <w:pPr>
+        <w:ind w:left="1080"/>
+        <w:jc w:val="both"/>
+        <w:rPr>
+          <w:rFonts w:asciiTheme="majorHAnsi" w:hAnsiTheme="majorHAnsi" w:cstheme="majorHAnsi"/>
+          <w:lang w:val="en-US"/>
+        </w:rPr>
+      </w:pPr>
+      <w:r>
+        <w:rPr>
+          <w:rFonts w:asciiTheme="majorHAnsi" w:hAnsiTheme="majorHAnsi" w:cstheme="majorHAnsi"/>
+          <w:noProof/>
+          <w:lang w:val="en-US"/>
+        </w:rPr>
+        <w:drawing>
+          <wp:inline distT="0" distB="0" distL="0" distR="0" wp14:anchorId="52B28054" wp14:editId="494FD25F">
+            <wp:extent cx="5043170" cy="1536700"/>
+            <wp:effectExtent l="0" t="0" r="5080" b="6350"/>
+            <wp:docPr id="1995693173" name="Picture 1"/>
+            <wp:cNvGraphicFramePr>
+              <a:graphicFrameLocks xmlns:a="http://schemas.openxmlformats.org/drawingml/2006/main" noChangeAspect="1"/>
+            </wp:cNvGraphicFramePr>
+            <a:graphic xmlns:a="http://schemas.openxmlformats.org/drawingml/2006/main">
+              <a:graphicData uri="http://schemas.openxmlformats.org/drawingml/2006/picture">
+                <pic:pic xmlns:pic="http://schemas.openxmlformats.org/drawingml/2006/picture">
+                  <pic:nvPicPr>
+                    <pic:cNvPr id="1995693173" name=""/>
+                    <pic:cNvPicPr/>
+                  </pic:nvPicPr>
+                  <pic:blipFill>
+                    <a:blip r:embed="rId24"/>
+                    <a:stretch>
+                      <a:fillRect/>
+                    </a:stretch>
+                  </pic:blipFill>
+                  <pic:spPr>
+                    <a:xfrm>
+                      <a:off x="0" y="0"/>
+                      <a:ext cx="5049215" cy="1538542"/>
+                    </a:xfrm>
+                    <a:prstGeom prst="rect">
+                      <a:avLst/>
+                    </a:prstGeom>
+                  </pic:spPr>
+                </pic:pic>
+              </a:graphicData>
+            </a:graphic>
+          </wp:inline>
+        </w:drawing>
+      </w:r>
+    </w:p>
+    <w:p>
+      <w:pPr>
+        <w:ind w:left="1080"/>
+        <w:jc w:val="both"/>
+        <w:rPr>
+          <w:rFonts w:asciiTheme="majorHAnsi" w:hAnsiTheme="majorHAnsi" w:cstheme="majorHAnsi"/>
+          <w:lang w:val="en-US"/>
+        </w:rPr>
+      </w:pPr>
+      <w:r>
+        <w:rPr>
+          <w:rFonts w:asciiTheme="majorHAnsi" w:hAnsiTheme="majorHAnsi" w:cstheme="majorHAnsi"/>
+          <w:lang w:val="en-US"/>
+        </w:rPr>
+        <w:t>Kết quả:</w:t>
+      </w:r>
+    </w:p>
+    <w:p>
+      <w:pPr>
+        <w:ind w:left="1080"/>
+        <w:jc w:val="both"/>
+        <w:rPr>
+          <w:rFonts w:asciiTheme="majorHAnsi" w:hAnsiTheme="majorHAnsi" w:cstheme="majorHAnsi"/>
+          <w:lang w:val="en-US"/>
+        </w:rPr>
+      </w:pPr>
+      <w:r>
+        <w:rPr>
+          <w:rFonts w:asciiTheme="majorHAnsi" w:hAnsiTheme="majorHAnsi" w:cstheme="majorHAnsi"/>
+          <w:noProof/>
+          <w:lang w:val="en-US"/>
+        </w:rPr>
+        <w:lastRenderedPageBreak/>
+        <w:drawing>
+          <wp:inline distT="0" distB="0" distL="0" distR="0" wp14:anchorId="444E2D71" wp14:editId="4A539D63">
+            <wp:extent cx="5048250" cy="2493034"/>
+            <wp:effectExtent l="0" t="0" r="0" b="2540"/>
+            <wp:docPr id="928029075" name="Picture 1"/>
+            <wp:cNvGraphicFramePr>
+              <a:graphicFrameLocks xmlns:a="http://schemas.openxmlformats.org/drawingml/2006/main" noChangeAspect="1"/>
+            </wp:cNvGraphicFramePr>
+            <a:graphic xmlns:a="http://schemas.openxmlformats.org/drawingml/2006/main">
+              <a:graphicData uri="http://schemas.openxmlformats.org/drawingml/2006/picture">
+                <pic:pic xmlns:pic="http://schemas.openxmlformats.org/drawingml/2006/picture">
+                  <pic:nvPicPr>
+                    <pic:cNvPr id="928029075" name=""/>
+                    <pic:cNvPicPr/>
+                  </pic:nvPicPr>
+                  <pic:blipFill>
+                    <a:blip r:embed="rId25"/>
+                    <a:stretch>
+                      <a:fillRect/>
+                    </a:stretch>
+                  </pic:blipFill>
+                  <pic:spPr>
+                    <a:xfrm>
+                      <a:off x="0" y="0"/>
+                      <a:ext cx="5055755" cy="2496740"/>
+                    </a:xfrm>
+                    <a:prstGeom prst="rect">
+                      <a:avLst/>
+                    </a:prstGeom>
+                  </pic:spPr>
+                </pic:pic>
+              </a:graphicData>
+            </a:graphic>
+          </wp:inline>
+        </w:drawing>
+      </w:r>
+    </w:p>
+    <w:p>
+      <w:pPr>
+        <w:pStyle w:val="ListParagraph"/>
+        <w:numPr>
+          <w:ilvl w:val="0"/>
+          <w:numId w:val="12"/>
+        </w:numPr>
+        <w:jc w:val="both"/>
+        <w:rPr>
+          <w:rFonts w:asciiTheme="majorHAnsi" w:hAnsiTheme="majorHAnsi" w:cstheme="majorHAnsi"/>
+          <w:b/>
+          <w:bCs/>
+        </w:rPr>
+      </w:pPr>
+      <w:r>
+        <w:rPr>
+          <w:rFonts w:asciiTheme="majorHAnsi" w:hAnsiTheme="majorHAnsi" w:cstheme="majorHAnsi"/>
+          <w:b/>
+          <w:bCs/>
+        </w:rPr>
+        <w:t>Các toán tử trên hai ma trận</w:t>
+      </w:r>
+    </w:p>
+    <w:p>
+      <w:pPr>
+        <w:pStyle w:val="ListParagraph"/>
+        <w:numPr>
+          <w:ilvl w:val="1"/>
+          <w:numId w:val="12"/>
+        </w:numPr>
+        <w:jc w:val="both"/>
+        <w:rPr>
+          <w:rFonts w:asciiTheme="majorHAnsi" w:hAnsiTheme="majorHAnsi" w:cstheme="majorHAnsi"/>
+        </w:rPr>
+      </w:pPr>
+      <w:r>
+        <w:rPr>
+          <w:rFonts w:asciiTheme="majorHAnsi" w:hAnsiTheme="majorHAnsi" w:cstheme="majorHAnsi"/>
+        </w:rPr>
+        <w:t>Tạo hai ma trận A và B có 4 dòng x 3 cột và X có 3 dòng x 4 cột</w:t>
+      </w:r>
+    </w:p>
+    <w:p>
+      <w:pPr>
+        <w:ind w:left="1080"/>
+        <w:jc w:val="both"/>
+        <w:rPr>
+          <w:rFonts w:asciiTheme="majorHAnsi" w:hAnsiTheme="majorHAnsi" w:cstheme="majorHAnsi"/>
+          <w:lang w:val="en-US"/>
+        </w:rPr>
+      </w:pPr>
+      <w:r>
+        <w:rPr>
+          <w:rFonts w:asciiTheme="majorHAnsi" w:hAnsiTheme="majorHAnsi" w:cstheme="majorHAnsi"/>
+          <w:noProof/>
+          <w:lang w:val="en-US"/>
+        </w:rPr>
+        <w:drawing>
+          <wp:inline distT="0" distB="0" distL="0" distR="0" wp14:anchorId="3736FD39" wp14:editId="27F78558">
+            <wp:extent cx="5048250" cy="433070"/>
+            <wp:effectExtent l="0" t="0" r="0" b="5080"/>
+            <wp:docPr id="1304999234" name="Picture 1"/>
+            <wp:cNvGraphicFramePr>
+              <a:graphicFrameLocks xmlns:a="http://schemas.openxmlformats.org/drawingml/2006/main" noChangeAspect="1"/>
+            </wp:cNvGraphicFramePr>
+            <a:graphic xmlns:a="http://schemas.openxmlformats.org/drawingml/2006/main">
+              <a:graphicData uri="http://schemas.openxmlformats.org/drawingml/2006/picture">
+                <pic:pic xmlns:pic="http://schemas.openxmlformats.org/drawingml/2006/picture">
+                  <pic:nvPicPr>
+                    <pic:cNvPr id="1304999234" name=""/>
+                    <pic:cNvPicPr/>
+                  </pic:nvPicPr>
+                  <pic:blipFill>
+                    <a:blip r:embed="rId26"/>
+                    <a:stretch>
+                      <a:fillRect/>
+                    </a:stretch>
+                  </pic:blipFill>
+                  <pic:spPr>
+                    <a:xfrm>
+                      <a:off x="0" y="0"/>
+                      <a:ext cx="5050084" cy="433227"/>
+                    </a:xfrm>
+                    <a:prstGeom prst="rect">
+                      <a:avLst/>
+                    </a:prstGeom>
+                  </pic:spPr>
+                </pic:pic>
+              </a:graphicData>
+            </a:graphic>
+          </wp:inline>
+        </w:drawing>
+      </w:r>
+    </w:p>
+    <w:p>
+      <w:pPr>
+        <w:pStyle w:val="ListParagraph"/>
+        <w:numPr>
+          <w:ilvl w:val="1"/>
+          <w:numId w:val="12"/>
+        </w:numPr>
+        <w:jc w:val="both"/>
+        <w:rPr>
+          <w:rFonts w:asciiTheme="majorHAnsi" w:hAnsiTheme="majorHAnsi" w:cstheme="majorHAnsi"/>
+        </w:rPr>
+      </w:pPr>
+      <w:r>
+        <w:rPr>
+          <w:rFonts w:asciiTheme="majorHAnsi" w:hAnsiTheme="majorHAnsi" w:cstheme="majorHAnsi"/>
+        </w:rPr>
+        <w:t>Tính tổng, hiệu, tích của từng phần tử trên hai ma trận A và B</w:t>
+      </w:r>
+    </w:p>
+    <w:p>
+      <w:pPr>
+        <w:ind w:left="1080"/>
+        <w:jc w:val="both"/>
+        <w:rPr>
+          <w:rFonts w:asciiTheme="majorHAnsi" w:hAnsiTheme="majorHAnsi" w:cstheme="majorHAnsi"/>
+          <w:lang w:val="en-US"/>
+        </w:rPr>
+      </w:pPr>
+      <w:r>
+        <w:rPr>
+          <w:rFonts w:asciiTheme="majorHAnsi" w:hAnsiTheme="majorHAnsi" w:cstheme="majorHAnsi"/>
+          <w:noProof/>
+          <w:lang w:val="en-US"/>
+        </w:rPr>
+        <w:drawing>
+          <wp:inline distT="0" distB="0" distL="0" distR="0" wp14:anchorId="436976A0" wp14:editId="1FBA2551">
+            <wp:extent cx="5059345" cy="490855"/>
+            <wp:effectExtent l="0" t="0" r="8255" b="4445"/>
+            <wp:docPr id="686857854" name="Picture 1"/>
+            <wp:cNvGraphicFramePr>
+              <a:graphicFrameLocks xmlns:a="http://schemas.openxmlformats.org/drawingml/2006/main" noChangeAspect="1"/>
+            </wp:cNvGraphicFramePr>
+            <a:graphic xmlns:a="http://schemas.openxmlformats.org/drawingml/2006/main">
+              <a:graphicData uri="http://schemas.openxmlformats.org/drawingml/2006/picture">
+                <pic:pic xmlns:pic="http://schemas.openxmlformats.org/drawingml/2006/picture">
+                  <pic:nvPicPr>
+                    <pic:cNvPr id="686857854" name=""/>
+                    <pic:cNvPicPr/>
+                  </pic:nvPicPr>
+                  <pic:blipFill>
+                    <a:blip r:embed="rId27"/>
+                    <a:stretch>
+                      <a:fillRect/>
+                    </a:stretch>
+                  </pic:blipFill>
+                  <pic:spPr>
+                    <a:xfrm>
+                      <a:off x="0" y="0"/>
+                      <a:ext cx="5062340" cy="491146"/>
+                    </a:xfrm>
+                    <a:prstGeom prst="rect">
+                      <a:avLst/>
+                    </a:prstGeom>
+                  </pic:spPr>
+                </pic:pic>
+              </a:graphicData>
+            </a:graphic>
+          </wp:inline>
+        </w:drawing>
+      </w:r>
+    </w:p>
+    <w:p>
+      <w:pPr>
+        <w:pStyle w:val="ListParagraph"/>
+        <w:numPr>
+          <w:ilvl w:val="1"/>
+          <w:numId w:val="12"/>
+        </w:numPr>
+        <w:jc w:val="both"/>
+        <w:rPr>
+          <w:rFonts w:asciiTheme="majorHAnsi" w:hAnsiTheme="majorHAnsi" w:cstheme="majorHAnsi"/>
+        </w:rPr>
+      </w:pPr>
+      <w:r>
+        <w:rPr>
+          <w:rFonts w:asciiTheme="majorHAnsi" w:hAnsiTheme="majorHAnsi" w:cstheme="majorHAnsi"/>
+        </w:rPr>
+        <w:t>Tính phép nhân ma trận Y = A × X</w:t>
+      </w:r>
+    </w:p>
+    <w:p>
+      <w:pPr>
+        <w:ind w:left="1080"/>
+        <w:jc w:val="both"/>
+        <w:rPr>
+          <w:rFonts w:asciiTheme="majorHAnsi" w:hAnsiTheme="majorHAnsi" w:cstheme="majorHAnsi"/>
+          <w:lang w:val="en-US"/>
+        </w:rPr>
+      </w:pPr>
+      <w:r>
+        <w:rPr>
+          <w:rFonts w:asciiTheme="majorHAnsi" w:hAnsiTheme="majorHAnsi" w:cstheme="majorHAnsi"/>
+          <w:noProof/>
+          <w:lang w:val="en-US"/>
+        </w:rPr>
+        <w:drawing>
+          <wp:inline distT="0" distB="0" distL="0" distR="0" wp14:anchorId="45ADE44A" wp14:editId="165994BA">
+            <wp:extent cx="5048250" cy="383540"/>
+            <wp:effectExtent l="0" t="0" r="0" b="0"/>
+            <wp:docPr id="901242224" name="Picture 1"/>
+            <wp:cNvGraphicFramePr>
+              <a:graphicFrameLocks xmlns:a="http://schemas.openxmlformats.org/drawingml/2006/main" noChangeAspect="1"/>
+            </wp:cNvGraphicFramePr>
+            <a:graphic xmlns:a="http://schemas.openxmlformats.org/drawingml/2006/main">
+              <a:graphicData uri="http://schemas.openxmlformats.org/drawingml/2006/picture">
+                <pic:pic xmlns:pic="http://schemas.openxmlformats.org/drawingml/2006/picture">
+                  <pic:nvPicPr>
+                    <pic:cNvPr id="901242224" name=""/>
+                    <pic:cNvPicPr/>
+                  </pic:nvPicPr>
+                  <pic:blipFill>
+                    <a:blip r:embed="rId28"/>
+                    <a:stretch>
+                      <a:fillRect/>
+                    </a:stretch>
+                  </pic:blipFill>
+                  <pic:spPr>
+                    <a:xfrm>
+                      <a:off x="0" y="0"/>
+                      <a:ext cx="5050725" cy="383728"/>
+                    </a:xfrm>
+                    <a:prstGeom prst="rect">
+                      <a:avLst/>
+                    </a:prstGeom>
+                  </pic:spPr>
+                </pic:pic>
+              </a:graphicData>
+            </a:graphic>
+          </wp:inline>
+        </w:drawing>
+      </w:r>
+    </w:p>
+    <w:p>
+      <w:pPr>
+        <w:ind w:left="1080"/>
+        <w:jc w:val="both"/>
+        <w:rPr>
+          <w:rFonts w:asciiTheme="majorHAnsi" w:hAnsiTheme="majorHAnsi" w:cstheme="majorHAnsi"/>
+          <w:lang w:val="en-US"/>
+        </w:rPr>
+      </w:pPr>
+      <w:r>
+        <w:rPr>
+          <w:rFonts w:asciiTheme="majorHAnsi" w:hAnsiTheme="majorHAnsi" w:cstheme="majorHAnsi"/>
+          <w:lang w:val="en-US"/>
+        </w:rPr>
+        <w:t>In kết quả:</w:t>
+      </w:r>
+    </w:p>
+    <w:p>
+      <w:pPr>
+        <w:ind w:left="1080"/>
+        <w:jc w:val="both"/>
+        <w:rPr>
+          <w:rFonts w:asciiTheme="majorHAnsi" w:hAnsiTheme="majorHAnsi" w:cstheme="majorHAnsi"/>
+          <w:lang w:val="en-US"/>
+        </w:rPr>
+      </w:pPr>
+      <w:r>
+        <w:rPr>
+          <w:rFonts w:asciiTheme="majorHAnsi" w:hAnsiTheme="majorHAnsi" w:cstheme="majorHAnsi"/>
+          <w:noProof/>
+          <w:lang w:val="en-US"/>
+        </w:rPr>
+        <w:drawing>
+          <wp:inline distT="0" distB="0" distL="0" distR="0" wp14:anchorId="3BB4ABCC" wp14:editId="47B0305B">
+            <wp:extent cx="5048250" cy="1084580"/>
+            <wp:effectExtent l="0" t="0" r="0" b="1270"/>
+            <wp:docPr id="810947004" name="Picture 1"/>
+            <wp:cNvGraphicFramePr>
+              <a:graphicFrameLocks xmlns:a="http://schemas.openxmlformats.org/drawingml/2006/main" noChangeAspect="1"/>
+            </wp:cNvGraphicFramePr>
+            <a:graphic xmlns:a="http://schemas.openxmlformats.org/drawingml/2006/main">
+              <a:graphicData uri="http://schemas.openxmlformats.org/drawingml/2006/picture">
+                <pic:pic xmlns:pic="http://schemas.openxmlformats.org/drawingml/2006/picture">
+                  <pic:nvPicPr>
+                    <pic:cNvPr id="810947004" name=""/>
+                    <pic:cNvPicPr/>
+                  </pic:nvPicPr>
+                  <pic:blipFill>
+                    <a:blip r:embed="rId29"/>
+                    <a:stretch>
+                      <a:fillRect/>
+                    </a:stretch>
+                  </pic:blipFill>
+                  <pic:spPr>
+                    <a:xfrm>
+                      <a:off x="0" y="0"/>
+                      <a:ext cx="5051457" cy="1085269"/>
+                    </a:xfrm>
+                    <a:prstGeom prst="rect">
+                      <a:avLst/>
+                    </a:prstGeom>
+                  </pic:spPr>
+                </pic:pic>
+              </a:graphicData>
+            </a:graphic>
+          </wp:inline>
+        </w:drawing>
+      </w:r>
+    </w:p>
+    <w:p>
+      <w:pPr>
+        <w:ind w:left="1080"/>
+        <w:jc w:val="both"/>
+        <w:rPr>
+          <w:rFonts w:asciiTheme="majorHAnsi" w:hAnsiTheme="majorHAnsi" w:cstheme="majorHAnsi"/>
+          <w:lang w:val="en-US"/>
+        </w:rPr>
+      </w:pPr>
+      <w:r>
+        <w:rPr>
+          <w:rFonts w:asciiTheme="majorHAnsi" w:hAnsiTheme="majorHAnsi" w:cstheme="majorHAnsi"/>
+          <w:lang w:val="en-US"/>
+        </w:rPr>
+        <w:t>Kết quả:</w:t>
+      </w:r>
+    </w:p>
+    <w:p>
+      <w:pPr>
+        <w:ind w:left="1080"/>
+        <w:jc w:val="both"/>
+        <w:rPr>
+          <w:rFonts w:asciiTheme="majorHAnsi" w:hAnsiTheme="majorHAnsi" w:cstheme="majorHAnsi"/>
+          <w:lang w:val="en-US"/>
+        </w:rPr>
+      </w:pPr>
+      <w:r>
+        <w:rPr>
+          <w:rFonts w:asciiTheme="majorHAnsi" w:hAnsiTheme="majorHAnsi" w:cstheme="majorHAnsi"/>
+          <w:noProof/>
+          <w:lang w:val="en-US"/>
+        </w:rPr>
+        <w:lastRenderedPageBreak/>
+        <w:drawing>
+          <wp:inline distT="0" distB="0" distL="0" distR="0" wp14:anchorId="73B46054" wp14:editId="6A477307">
+            <wp:extent cx="5054655" cy="2802255"/>
+            <wp:effectExtent l="0" t="0" r="0" b="0"/>
+            <wp:docPr id="273004933" name="Picture 1"/>
+            <wp:cNvGraphicFramePr>
+              <a:graphicFrameLocks xmlns:a="http://schemas.openxmlformats.org/drawingml/2006/main" noChangeAspect="1"/>
+            </wp:cNvGraphicFramePr>
+            <a:graphic xmlns:a="http://schemas.openxmlformats.org/drawingml/2006/main">
+              <a:graphicData uri="http://schemas.openxmlformats.org/drawingml/2006/picture">
+                <pic:pic xmlns:pic="http://schemas.openxmlformats.org/drawingml/2006/picture">
+                  <pic:nvPicPr>
+                    <pic:cNvPr id="273004933" name=""/>
+                    <pic:cNvPicPr/>
+                  </pic:nvPicPr>
+                  <pic:blipFill>
+                    <a:blip r:embed="rId30"/>
+                    <a:stretch>
+                      <a:fillRect/>
+                    </a:stretch>
+                  </pic:blipFill>
+                  <pic:spPr>
+                    <a:xfrm>
+                      <a:off x="0" y="0"/>
+                      <a:ext cx="5070853" cy="2811235"/>
+                    </a:xfrm>
+                    <a:prstGeom prst="rect">
+                      <a:avLst/>
+                    </a:prstGeom>
+                  </pic:spPr>
+                </pic:pic>
+              </a:graphicData>
+            </a:graphic>
+          </wp:inline>
+        </w:drawing>
+      </w:r>
+    </w:p>
+    <w:p>
+      <w:pPr>
+        <w:ind w:left="1080"/>
+        <w:jc w:val="both"/>
+        <w:rPr>
+          <w:rFonts w:asciiTheme="majorHAnsi" w:hAnsiTheme="majorHAnsi" w:cstheme="majorHAnsi"/>
+          <w:lang w:val="en-US"/>
+        </w:rPr>
+      </w:pPr>
+      <w:r>
+        <w:rPr>
+          <w:rFonts w:asciiTheme="majorHAnsi" w:hAnsiTheme="majorHAnsi" w:cstheme="majorHAnsi"/>
+          <w:noProof/>
+          <w:lang w:val="en-US"/>
+        </w:rPr>
+        <w:drawing>
+          <wp:inline distT="0" distB="0" distL="0" distR="0" wp14:anchorId="3FD7F032" wp14:editId="28C011A1">
+            <wp:extent cx="5048885" cy="1266714"/>
+            <wp:effectExtent l="0" t="0" r="0" b="0"/>
+            <wp:docPr id="246438147" name="Picture 1"/>
+            <wp:cNvGraphicFramePr>
+              <a:graphicFrameLocks xmlns:a="http://schemas.openxmlformats.org/drawingml/2006/main" noChangeAspect="1"/>
+            </wp:cNvGraphicFramePr>
+            <a:graphic xmlns:a="http://schemas.openxmlformats.org/drawingml/2006/main">
+              <a:graphicData uri="http://schemas.openxmlformats.org/drawingml/2006/picture">
+                <pic:pic xmlns:pic="http://schemas.openxmlformats.org/drawingml/2006/picture">
+                  <pic:nvPicPr>
+                    <pic:cNvPr id="246438147" name=""/>
+                    <pic:cNvPicPr/>
+                  </pic:nvPicPr>
+                  <pic:blipFill>
+                    <a:blip r:embed="rId31"/>
+                    <a:stretch>
+                      <a:fillRect/>
+                    </a:stretch>
+                  </pic:blipFill>
+                  <pic:spPr>
+                    <a:xfrm>
+                      <a:off x="0" y="0"/>
+                      <a:ext cx="5070242" cy="1272072"/>
+                    </a:xfrm>
+                    <a:prstGeom prst="rect">
+                      <a:avLst/>
+                    </a:prstGeom>
+                  </pic:spPr>
+                </pic:pic>
+              </a:graphicData>
+            </a:graphic>
+          </wp:inline>
+        </w:drawing>
+      </w:r>
+    </w:p>
+    <w:p>
+      <w:pPr>
+        <w:pStyle w:val="ListParagraph"/>
+        <w:numPr>
+          <w:ilvl w:val="0"/>
+          <w:numId w:val="12"/>
+        </w:numPr>
+        <w:jc w:val="both"/>
+        <w:rPr>
+          <w:rFonts w:asciiTheme="majorHAnsi" w:hAnsiTheme="majorHAnsi" w:cstheme="majorHAnsi"/>
+          <w:b/>
+          <w:bCs/>
+        </w:rPr>
+      </w:pPr>
+      <w:r>
+        <w:rPr>
+          <w:rFonts w:asciiTheme="majorHAnsi" w:hAnsiTheme="majorHAnsi" w:cstheme="majorHAnsi"/>
+          <w:b/>
+          <w:bCs/>
+          <w:noProof/>
+        </w:rPr>
+        <w:drawing>
+          <wp:anchor distT="0" distB="0" distL="114300" distR="114300" simplePos="0" relativeHeight="251664384" behindDoc="0" locked="0" layoutInCell="1" allowOverlap="1" wp14:anchorId="058D89DB">
+            <wp:simplePos x="0" y="0"/>
+            <wp:positionH relativeFrom="column">
+              <wp:posOffset>2261623</wp:posOffset>
+            </wp:positionH>
+            <wp:positionV relativeFrom="paragraph">
+              <wp:posOffset>202153</wp:posOffset>
+            </wp:positionV>
+            <wp:extent cx="1530350" cy="667385"/>
+            <wp:effectExtent l="0" t="0" r="0" b="0"/>
+            <wp:wrapTopAndBottom/>
+            <wp:docPr id="946090569" name="Picture 1"/>
+            <wp:cNvGraphicFramePr>
+              <a:graphicFrameLocks xmlns:a="http://schemas.openxmlformats.org/drawingml/2006/main" noChangeAspect="1"/>
+            </wp:cNvGraphicFramePr>
+            <a:graphic xmlns:a="http://schemas.openxmlformats.org/drawingml/2006/main">
+              <a:graphicData uri="http://schemas.openxmlformats.org/drawingml/2006/picture">
+                <pic:pic xmlns:pic="http://schemas.openxmlformats.org/drawingml/2006/picture">
+                  <pic:nvPicPr>
+                    <pic:cNvPr id="946090569" name=""/>
+                    <pic:cNvPicPr/>
+                  </pic:nvPicPr>
+                  <pic:blipFill>
+                    <a:blip r:embed="rId32">
+                      <a:extLst>
+                        <a:ext uri="{28A0092B-C50C-407E-A947-70E740481C1C}">
+                          <a14:useLocalDpi xmlns:a14="http://schemas.microsoft.com/office/drawing/2010/main" val="0"/>
+                        </a:ext>
+                      </a:extLst>
+                    </a:blip>
+                    <a:stretch>
+                      <a:fillRect/>
+                    </a:stretch>
+                  </pic:blipFill>
+                  <pic:spPr>
+                    <a:xfrm>
+                      <a:off x="0" y="0"/>
+                      <a:ext cx="1530350" cy="667385"/>
+                    </a:xfrm>
+                    <a:prstGeom prst="rect">
+                      <a:avLst/>
+                    </a:prstGeom>
+                  </pic:spPr>
+                </pic:pic>
+              </a:graphicData>
+            </a:graphic>
+          </wp:anchor>
+        </w:drawing>
+      </w:r>
+      <w:r>
+        <w:rPr>
+          <w:rFonts w:asciiTheme="majorHAnsi" w:hAnsiTheme="majorHAnsi" w:cstheme="majorHAnsi"/>
+          <w:b/>
+          <w:bCs/>
+        </w:rPr>
+        <w:t xml:space="preserve">Giải hệ phương trình tuyến tính: </w:t>
+      </w:r>
+    </w:p>
+    <w:p>
+      <w:pPr>
+        <w:ind w:firstLine="360"/>
+        <w:jc w:val="both"/>
+        <w:rPr>
+          <w:rFonts w:asciiTheme="majorHAnsi" w:hAnsiTheme="majorHAnsi" w:cstheme="majorHAnsi"/>
+          <w:b/>
+          <w:bCs/>
+          <w:i/>
+          <w:iCs/>
+        </w:rPr>
+      </w:pPr>
+      <w:r>
+        <w:rPr>
+          <w:rFonts w:asciiTheme="majorHAnsi" w:hAnsiTheme="majorHAnsi" w:cstheme="majorHAnsi"/>
+          <w:b/>
+          <w:bCs/>
+          <w:i/>
+          <w:iCs/>
+          <w:lang w:val="en-US"/>
+        </w:rPr>
+        <w:t>Cách thực hiện:</w:t>
+      </w:r>
+    </w:p>
+    <w:p>
+      <w:pPr>
+        <w:pStyle w:val="ListParagraph"/>
+        <w:numPr>
+          <w:ilvl w:val="0"/>
+          <w:numId w:val="13"/>
+        </w:numPr>
+        <w:jc w:val="both"/>
+        <w:rPr>
+          <w:rFonts w:asciiTheme="majorHAnsi" w:hAnsiTheme="majorHAnsi" w:cstheme="majorHAnsi"/>
+        </w:rPr>
+      </w:pPr>
+      <w:r>
+        <w:rPr>
+          <w:rFonts w:asciiTheme="majorHAnsi" w:hAnsiTheme="majorHAnsi" w:cstheme="majorHAnsi"/>
+        </w:rPr>
+        <w:t>Thực hiện đưa về ma trận hệ số trước x (A) và ma trận hệ số tự do (y)</w:t>
+      </w:r>
+    </w:p>
+    <w:p>
+      <w:pPr>
+        <w:ind w:left="720"/>
+        <w:jc w:val="both"/>
+        <w:rPr>
+          <w:rFonts w:asciiTheme="majorHAnsi" w:hAnsiTheme="majorHAnsi" w:cstheme="majorHAnsi"/>
+          <w:lang w:val="en-US"/>
+        </w:rPr>
+      </w:pPr>
+      <w:r>
+        <w:rPr>
+          <w:rFonts w:asciiTheme="majorHAnsi" w:hAnsiTheme="majorHAnsi" w:cstheme="majorHAnsi"/>
+          <w:noProof/>
+          <w:lang w:val="en-US"/>
+        </w:rPr>
+        <w:drawing>
+          <wp:inline distT="0" distB="0" distL="0" distR="0" wp14:anchorId="30C6EF53" wp14:editId="2C9C5B59">
+            <wp:extent cx="5302250" cy="383523"/>
+            <wp:effectExtent l="0" t="0" r="0" b="0"/>
+            <wp:docPr id="63822539" name="Picture 1"/>
+            <wp:cNvGraphicFramePr>
+              <a:graphicFrameLocks xmlns:a="http://schemas.openxmlformats.org/drawingml/2006/main" noChangeAspect="1"/>
+            </wp:cNvGraphicFramePr>
+            <a:graphic xmlns:a="http://schemas.openxmlformats.org/drawingml/2006/main">
+              <a:graphicData uri="http://schemas.openxmlformats.org/drawingml/2006/picture">
+                <pic:pic xmlns:pic="http://schemas.openxmlformats.org/drawingml/2006/picture">
+                  <pic:nvPicPr>
+                    <pic:cNvPr id="63822539" name=""/>
+                    <pic:cNvPicPr/>
+                  </pic:nvPicPr>
+                  <pic:blipFill>
+                    <a:blip r:embed="rId33"/>
+                    <a:stretch>
+                      <a:fillRect/>
+                    </a:stretch>
+                  </pic:blipFill>
+                  <pic:spPr>
+                    <a:xfrm>
+                      <a:off x="0" y="0"/>
+                      <a:ext cx="5357681" cy="387532"/>
+                    </a:xfrm>
+                    <a:prstGeom prst="rect">
+                      <a:avLst/>
+                    </a:prstGeom>
+                  </pic:spPr>
+                </pic:pic>
+              </a:graphicData>
+            </a:graphic>
+          </wp:inline>
+        </w:drawing>
+      </w:r>
+    </w:p>
+    <w:p>
+      <w:pPr>
+        <w:pStyle w:val="ListParagraph"/>
+        <w:numPr>
+          <w:ilvl w:val="0"/>
+          <w:numId w:val="13"/>
+        </w:numPr>
+        <w:jc w:val="both"/>
+        <w:rPr>
+          <w:rFonts w:asciiTheme="majorHAnsi" w:hAnsiTheme="majorHAnsi" w:cstheme="majorHAnsi"/>
+        </w:rPr>
+      </w:pPr>
+      <w:r>
+        <w:rPr>
+          <w:rFonts w:asciiTheme="majorHAnsi" w:hAnsiTheme="majorHAnsi" w:cstheme="majorHAnsi"/>
+        </w:rPr>
+        <w:t>Thực hiện tính ma trận nghịch đảo của A (A</w:t>
+      </w:r>
+      <w:r>
+        <w:rPr>
+          <w:rFonts w:asciiTheme="majorHAnsi" w:hAnsiTheme="majorHAnsi" w:cstheme="majorHAnsi"/>
+          <w:vertAlign w:val="superscript"/>
+        </w:rPr>
+        <w:t>-1</w:t>
+      </w:r>
+      <w:r>
+        <w:rPr>
+          <w:rFonts w:asciiTheme="majorHAnsi" w:hAnsiTheme="majorHAnsi" w:cstheme="majorHAnsi"/>
+        </w:rPr>
+        <w:t>)</w:t>
+      </w:r>
+    </w:p>
+    <w:p>
+      <w:pPr>
+        <w:ind w:left="720"/>
+        <w:jc w:val="both"/>
+        <w:rPr>
+          <w:rFonts w:asciiTheme="majorHAnsi" w:hAnsiTheme="majorHAnsi" w:cstheme="majorHAnsi"/>
+          <w:lang w:val="en-US"/>
+        </w:rPr>
+      </w:pPr>
+      <w:r>
+        <w:rPr>
+          <w:rFonts w:asciiTheme="majorHAnsi" w:hAnsiTheme="majorHAnsi" w:cstheme="majorHAnsi"/>
+          <w:noProof/>
+          <w:lang w:val="en-US"/>
+        </w:rPr>
+        <w:drawing>
+          <wp:inline distT="0" distB="0" distL="0" distR="0" wp14:anchorId="08C2DBB1" wp14:editId="2F26D427">
+            <wp:extent cx="5295900" cy="438785"/>
+            <wp:effectExtent l="0" t="0" r="0" b="0"/>
+            <wp:docPr id="411020805" name="Picture 1"/>
+            <wp:cNvGraphicFramePr>
+              <a:graphicFrameLocks xmlns:a="http://schemas.openxmlformats.org/drawingml/2006/main" noChangeAspect="1"/>
+            </wp:cNvGraphicFramePr>
+            <a:graphic xmlns:a="http://schemas.openxmlformats.org/drawingml/2006/main">
+              <a:graphicData uri="http://schemas.openxmlformats.org/drawingml/2006/picture">
+                <pic:pic xmlns:pic="http://schemas.openxmlformats.org/drawingml/2006/picture">
+                  <pic:nvPicPr>
+                    <pic:cNvPr id="411020805" name=""/>
+                    <pic:cNvPicPr/>
+                  </pic:nvPicPr>
+                  <pic:blipFill>
+                    <a:blip r:embed="rId34"/>
+                    <a:stretch>
+                      <a:fillRect/>
+                    </a:stretch>
+                  </pic:blipFill>
+                  <pic:spPr>
+                    <a:xfrm>
+                      <a:off x="0" y="0"/>
+                      <a:ext cx="5298257" cy="438980"/>
+                    </a:xfrm>
+                    <a:prstGeom prst="rect">
+                      <a:avLst/>
+                    </a:prstGeom>
+                  </pic:spPr>
+                </pic:pic>
+              </a:graphicData>
+            </a:graphic>
+          </wp:inline>
+        </w:drawing>
+      </w:r>
+    </w:p>
+    <w:p>
+      <w:pPr>
+        <w:pStyle w:val="ListParagraph"/>
+        <w:numPr>
+          <w:ilvl w:val="0"/>
+          <w:numId w:val="13"/>
+        </w:numPr>
+        <w:jc w:val="both"/>
+        <w:rPr>
+          <w:rFonts w:asciiTheme="majorHAnsi" w:hAnsiTheme="majorHAnsi" w:cstheme="majorHAnsi"/>
+        </w:rPr>
+      </w:pPr>
+      <w:r>
+        <w:rPr>
+          <w:rFonts w:asciiTheme="majorHAnsi" w:hAnsiTheme="majorHAnsi" w:cstheme="majorHAnsi"/>
+        </w:rPr>
+        <w:t xml:space="preserve">Nhân ma trận nghịch đảo của A với ma trận hệ số tự do y ta thu được ma trận nghiệm </w:t>
+      </w:r>
+    </w:p>
+    <w:p>
+      <w:pPr>
+        <w:ind w:left="720"/>
+        <w:jc w:val="both"/>
+        <w:rPr>
+          <w:rFonts w:asciiTheme="majorHAnsi" w:hAnsiTheme="majorHAnsi" w:cstheme="majorHAnsi"/>
+          <w:lang w:val="en-US"/>
+        </w:rPr>
+      </w:pPr>
+      <w:r>
+        <w:rPr>
+          <w:rFonts w:asciiTheme="majorHAnsi" w:hAnsiTheme="majorHAnsi" w:cstheme="majorHAnsi"/>
+          <w:noProof/>
+          <w:lang w:val="en-US"/>
+        </w:rPr>
+        <w:drawing>
+          <wp:inline distT="0" distB="0" distL="0" distR="0" wp14:anchorId="7B0C06CB" wp14:editId="0EA1788F">
+            <wp:extent cx="5302332" cy="226695"/>
+            <wp:effectExtent l="0" t="0" r="0" b="1905"/>
+            <wp:docPr id="613748517" name="Picture 1"/>
+            <wp:cNvGraphicFramePr>
+              <a:graphicFrameLocks xmlns:a="http://schemas.openxmlformats.org/drawingml/2006/main" noChangeAspect="1"/>
+            </wp:cNvGraphicFramePr>
+            <a:graphic xmlns:a="http://schemas.openxmlformats.org/drawingml/2006/main">
+              <a:graphicData uri="http://schemas.openxmlformats.org/drawingml/2006/picture">
+                <pic:pic xmlns:pic="http://schemas.openxmlformats.org/drawingml/2006/picture">
+                  <pic:nvPicPr>
+                    <pic:cNvPr id="613748517" name=""/>
+                    <pic:cNvPicPr/>
+                  </pic:nvPicPr>
+                  <pic:blipFill>
+                    <a:blip r:embed="rId35"/>
+                    <a:stretch>
+                      <a:fillRect/>
+                    </a:stretch>
+                  </pic:blipFill>
+                  <pic:spPr>
+                    <a:xfrm>
+                      <a:off x="0" y="0"/>
+                      <a:ext cx="5304521" cy="226789"/>
+                    </a:xfrm>
+                    <a:prstGeom prst="rect">
+                      <a:avLst/>
+                    </a:prstGeom>
+                  </pic:spPr>
+                </pic:pic>
+              </a:graphicData>
+            </a:graphic>
+          </wp:inline>
+        </w:drawing>
+      </w:r>
+    </w:p>
+    <w:p>
+      <w:pPr>
+        <w:pStyle w:val="ListParagraph"/>
+        <w:numPr>
+          <w:ilvl w:val="0"/>
+          <w:numId w:val="13"/>
+        </w:numPr>
+        <w:jc w:val="both"/>
+        <w:rPr>
+          <w:rFonts w:asciiTheme="majorHAnsi" w:hAnsiTheme="majorHAnsi" w:cstheme="majorHAnsi"/>
+          <w:lang w:val="en-US"/>
+        </w:rPr>
+      </w:pPr>
+      <w:r>
+        <w:rPr>
+          <w:rFonts w:asciiTheme="majorHAnsi" w:hAnsiTheme="majorHAnsi" w:cstheme="majorHAnsi"/>
+          <w:lang w:val="en-US"/>
+        </w:rPr>
+        <w:t xml:space="preserve">Kiểm chứng sai số: </w:t>
+      </w:r>
+    </w:p>
+    <w:p>
+      <w:pPr>
+        <w:ind w:left="720"/>
+        <w:jc w:val="both"/>
+        <w:rPr>
+          <w:rFonts w:asciiTheme="majorHAnsi" w:hAnsiTheme="majorHAnsi" w:cstheme="majorHAnsi"/>
+          <w:lang w:val="en-US"/>
+        </w:rPr>
+      </w:pPr>
+      <w:r>
+        <w:rPr>
+          <w:rFonts w:asciiTheme="majorHAnsi" w:hAnsiTheme="majorHAnsi" w:cstheme="majorHAnsi"/>
+          <w:noProof/>
+          <w:lang w:val="en-US"/>
+        </w:rPr>
+        <w:drawing>
+          <wp:inline distT="0" distB="0" distL="0" distR="0" wp14:anchorId="7C31A418" wp14:editId="72E6A505">
+            <wp:extent cx="5296395" cy="431165"/>
+            <wp:effectExtent l="0" t="0" r="0" b="6985"/>
+            <wp:docPr id="496319873" name="Picture 1"/>
+            <wp:cNvGraphicFramePr>
+              <a:graphicFrameLocks xmlns:a="http://schemas.openxmlformats.org/drawingml/2006/main" noChangeAspect="1"/>
+            </wp:cNvGraphicFramePr>
+            <a:graphic xmlns:a="http://schemas.openxmlformats.org/drawingml/2006/main">
+              <a:graphicData uri="http://schemas.openxmlformats.org/drawingml/2006/picture">
+                <pic:pic xmlns:pic="http://schemas.openxmlformats.org/drawingml/2006/picture">
+                  <pic:nvPicPr>
+                    <pic:cNvPr id="496319873" name=""/>
+                    <pic:cNvPicPr/>
+                  </pic:nvPicPr>
+                  <pic:blipFill>
+                    <a:blip r:embed="rId36"/>
+                    <a:stretch>
+                      <a:fillRect/>
+                    </a:stretch>
+                  </pic:blipFill>
+                  <pic:spPr>
+                    <a:xfrm>
+                      <a:off x="0" y="0"/>
+                      <a:ext cx="5297912" cy="431289"/>
+                    </a:xfrm>
+                    <a:prstGeom prst="rect">
+                      <a:avLst/>
+                    </a:prstGeom>
+                  </pic:spPr>
+                </pic:pic>
+              </a:graphicData>
+            </a:graphic>
+          </wp:inline>
+        </w:drawing>
+      </w:r>
+    </w:p>
+    <w:p>
+      <w:pPr>
+        <w:pStyle w:val="ListParagraph"/>
+        <w:numPr>
+          <w:ilvl w:val="0"/>
+          <w:numId w:val="13"/>
+        </w:numPr>
+        <w:jc w:val="both"/>
+        <w:rPr>
+          <w:rFonts w:asciiTheme="majorHAnsi" w:hAnsiTheme="majorHAnsi" w:cstheme="majorHAnsi"/>
+          <w:lang w:val="en-US"/>
+        </w:rPr>
+      </w:pPr>
+      <w:r>
+        <w:rPr>
+          <w:rFonts w:asciiTheme="majorHAnsi" w:hAnsiTheme="majorHAnsi" w:cstheme="majorHAnsi"/>
+          <w:lang w:val="en-US"/>
+        </w:rPr>
+        <w:lastRenderedPageBreak/>
+        <w:t>Tổng thể:</w:t>
+      </w:r>
+    </w:p>
+    <w:p>
+      <w:pPr>
+        <w:ind w:left="720"/>
+        <w:jc w:val="both"/>
+        <w:rPr>
+          <w:rFonts w:asciiTheme="majorHAnsi" w:hAnsiTheme="majorHAnsi" w:cstheme="majorHAnsi"/>
+        </w:rPr>
+      </w:pPr>
+      <w:r>
+        <w:rPr>
+          <w:rFonts w:asciiTheme="majorHAnsi" w:hAnsiTheme="majorHAnsi" w:cstheme="majorHAnsi"/>
+          <w:noProof/>
+        </w:rPr>
+        <w:drawing>
+          <wp:inline distT="0" distB="0" distL="0" distR="0" wp14:anchorId="650C300F" wp14:editId="4B5B6780">
+            <wp:extent cx="5288889" cy="3500120"/>
+            <wp:effectExtent l="0" t="0" r="7620" b="5080"/>
+            <wp:docPr id="992648395" name="Picture 1"/>
+            <wp:cNvGraphicFramePr>
+              <a:graphicFrameLocks xmlns:a="http://schemas.openxmlformats.org/drawingml/2006/main" noChangeAspect="1"/>
+            </wp:cNvGraphicFramePr>
+            <a:graphic xmlns:a="http://schemas.openxmlformats.org/drawingml/2006/main">
+              <a:graphicData uri="http://schemas.openxmlformats.org/drawingml/2006/picture">
+                <pic:pic xmlns:pic="http://schemas.openxmlformats.org/drawingml/2006/picture">
+                  <pic:nvPicPr>
+                    <pic:cNvPr id="992648395" name=""/>
+                    <pic:cNvPicPr/>
+                  </pic:nvPicPr>
+                  <pic:blipFill>
+                    <a:blip r:embed="rId37"/>
+                    <a:stretch>
+                      <a:fillRect/>
+                    </a:stretch>
+                  </pic:blipFill>
+                  <pic:spPr>
+                    <a:xfrm>
+                      <a:off x="0" y="0"/>
+                      <a:ext cx="5293348" cy="3503071"/>
+                    </a:xfrm>
+                    <a:prstGeom prst="rect">
+                      <a:avLst/>
+                    </a:prstGeom>
+                  </pic:spPr>
+                </pic:pic>
+              </a:graphicData>
+            </a:graphic>
+          </wp:inline>
+        </w:drawing>
+      </w:r>
+    </w:p>
+    <w:p>
+      <w:pPr>
+        <w:ind w:left="360"/>
+        <w:jc w:val="both"/>
+        <w:rPr>
+          <w:rFonts w:asciiTheme="majorHAnsi" w:hAnsiTheme="majorHAnsi" w:cstheme="majorHAnsi"/>
+          <w:b/>
+          <w:bCs/>
+          <w:u w:val="single"/>
+        </w:rPr>
+      </w:pPr>
+      <w:r>
+        <w:rPr>
+          <w:rFonts w:asciiTheme="majorHAnsi" w:hAnsiTheme="majorHAnsi" w:cstheme="majorHAnsi"/>
+          <w:b/>
+          <w:bCs/>
+          <w:u w:val="single"/>
+        </w:rPr>
+        <w:t>3. Bài tập áp dụng tính số pi</w:t>
+      </w:r>
+    </w:p>
+    <w:p>
+      <w:pPr>
+        <w:ind w:left="360"/>
+        <w:jc w:val="both"/>
+        <w:rPr>
+          <w:rFonts w:asciiTheme="majorHAnsi" w:hAnsiTheme="majorHAnsi" w:cstheme="majorHAnsi"/>
+        </w:rPr>
+      </w:pPr>
+      <w:r>
+        <w:rPr>
+          <w:rFonts w:asciiTheme="majorHAnsi" w:hAnsiTheme="majorHAnsi" w:cstheme="majorHAnsi"/>
+        </w:rPr>
+        <w:t>Hiển thị hình ảnh minh họa: Sử dụng thư viện matplotlib</w:t>
+      </w:r>
+    </w:p>
+    <w:p>
+      <w:pPr>
+        <w:ind w:left="360"/>
+        <w:jc w:val="both"/>
+        <w:rPr>
+          <w:rFonts w:asciiTheme="majorHAnsi" w:hAnsiTheme="majorHAnsi" w:cstheme="majorHAnsi"/>
+          <w:lang w:val="en-US"/>
+        </w:rPr>
+      </w:pPr>
+      <w:r>
+        <w:rPr>
+          <w:rFonts w:asciiTheme="majorHAnsi" w:hAnsiTheme="majorHAnsi" w:cstheme="majorHAnsi"/>
+          <w:noProof/>
+          <w:lang w:val="en-US"/>
+        </w:rPr>
+        <w:drawing>
+          <wp:inline distT="0" distB="0" distL="0" distR="0" wp14:anchorId="7833929D" wp14:editId="6C1EC8F6">
+            <wp:extent cx="5498275" cy="1308637"/>
+            <wp:effectExtent l="0" t="0" r="7620" b="6350"/>
+            <wp:docPr id="1113018122" name="Picture 1"/>
+            <wp:cNvGraphicFramePr>
+              <a:graphicFrameLocks xmlns:a="http://schemas.openxmlformats.org/drawingml/2006/main" noChangeAspect="1"/>
+            </wp:cNvGraphicFramePr>
+            <a:graphic xmlns:a="http://schemas.openxmlformats.org/drawingml/2006/main">
+              <a:graphicData uri="http://schemas.openxmlformats.org/drawingml/2006/picture">
+                <pic:pic xmlns:pic="http://schemas.openxmlformats.org/drawingml/2006/picture">
+                  <pic:nvPicPr>
+                    <pic:cNvPr id="1113018122" name=""/>
+                    <pic:cNvPicPr/>
+                  </pic:nvPicPr>
+                  <pic:blipFill>
+                    <a:blip r:embed="rId38"/>
+                    <a:stretch>
+                      <a:fillRect/>
+                    </a:stretch>
+                  </pic:blipFill>
+                  <pic:spPr>
+                    <a:xfrm>
+                      <a:off x="0" y="0"/>
+                      <a:ext cx="5504113" cy="1310027"/>
+                    </a:xfrm>
+                    <a:prstGeom prst="rect">
+                      <a:avLst/>
+                    </a:prstGeom>
+                  </pic:spPr>
+                </pic:pic>
+              </a:graphicData>
+            </a:graphic>
+          </wp:inline>
+        </w:drawing>
+      </w:r>
+    </w:p>
+    <w:p>
+      <w:pPr>
+        <w:ind w:left="360"/>
+        <w:jc w:val="both"/>
+        <w:rPr>
+          <w:rFonts w:asciiTheme="majorHAnsi" w:hAnsiTheme="majorHAnsi" w:cstheme="majorHAnsi"/>
+          <w:lang w:val="en-US"/>
+        </w:rPr>
+      </w:pPr>
+      <w:r>
+        <w:rPr>
+          <w:rFonts w:asciiTheme="majorHAnsi" w:hAnsiTheme="majorHAnsi" w:cstheme="majorHAnsi"/>
+          <w:noProof/>
+          <w:lang w:val="en-US"/>
+        </w:rPr>
+        <w:drawing>
+          <wp:inline distT="0" distB="0" distL="0" distR="0" wp14:anchorId="2A73BE28" wp14:editId="48393F42">
+            <wp:extent cx="2939143" cy="2720837"/>
+            <wp:effectExtent l="0" t="0" r="0" b="3810"/>
+            <wp:docPr id="2073631407" name="Picture 1"/>
+            <wp:cNvGraphicFramePr>
+              <a:graphicFrameLocks xmlns:a="http://schemas.openxmlformats.org/drawingml/2006/main" noChangeAspect="1"/>
+            </wp:cNvGraphicFramePr>
+            <a:graphic xmlns:a="http://schemas.openxmlformats.org/drawingml/2006/main">
+              <a:graphicData uri="http://schemas.openxmlformats.org/drawingml/2006/picture">
+                <pic:pic xmlns:pic="http://schemas.openxmlformats.org/drawingml/2006/picture">
+                  <pic:nvPicPr>
+                    <pic:cNvPr id="2073631407" name=""/>
+                    <pic:cNvPicPr/>
+                  </pic:nvPicPr>
+                  <pic:blipFill>
+                    <a:blip r:embed="rId39"/>
+                    <a:stretch>
+                      <a:fillRect/>
+                    </a:stretch>
+                  </pic:blipFill>
+                  <pic:spPr>
+                    <a:xfrm>
+                      <a:off x="0" y="0"/>
+                      <a:ext cx="2947238" cy="2728330"/>
+                    </a:xfrm>
+                    <a:prstGeom prst="rect">
+                      <a:avLst/>
+                    </a:prstGeom>
+                  </pic:spPr>
+                </pic:pic>
+              </a:graphicData>
+            </a:graphic>
+          </wp:inline>
+        </w:drawing>
+      </w:r>
+    </w:p>
+    <w:p>
+      <w:pPr>
+        <w:ind w:left="360"/>
+        <w:jc w:val="both"/>
+        <w:rPr>
+          <w:rFonts w:asciiTheme="majorHAnsi" w:hAnsiTheme="majorHAnsi" w:cstheme="majorHAnsi"/>
+          <w:b/>
+          <w:bCs/>
+          <w:lang w:val="en-US"/>
+        </w:rPr>
+      </w:pPr>
+      <w:r>
+        <w:rPr>
+          <w:rFonts w:asciiTheme="majorHAnsi" w:hAnsiTheme="majorHAnsi" w:cstheme="majorHAnsi"/>
+          <w:b/>
+          <w:bCs/>
+          <w:lang w:val="en-US"/>
+        </w:rPr>
+        <w:lastRenderedPageBreak/>
+        <w:t>Cài đặt tính toán số pi</w:t>
+      </w:r>
+    </w:p>
+    <w:p>
+      <w:pPr>
+        <w:ind w:left="360"/>
+        <w:jc w:val="both"/>
+        <w:rPr>
+          <w:rFonts w:asciiTheme="majorHAnsi" w:hAnsiTheme="majorHAnsi" w:cstheme="majorHAnsi"/>
+          <w:b/>
+          <w:bCs/>
+          <w:lang w:val="en-US"/>
+        </w:rPr>
+      </w:pPr>
+      <w:r>
+        <w:rPr>
+          <w:rFonts w:asciiTheme="majorHAnsi" w:hAnsiTheme="majorHAnsi" w:cstheme="majorHAnsi"/>
+          <w:b/>
+          <w:bCs/>
+          <w:noProof/>
+          <w:lang w:val="en-US"/>
+        </w:rPr>
+        <w:drawing>
+          <wp:inline distT="0" distB="0" distL="0" distR="0" wp14:anchorId="3951CFDC" wp14:editId="4306B2BA">
+            <wp:extent cx="5492337" cy="2562860"/>
+            <wp:effectExtent l="0" t="0" r="0" b="8890"/>
+            <wp:docPr id="151987260" name="Picture 1"/>
+            <wp:cNvGraphicFramePr>
+              <a:graphicFrameLocks xmlns:a="http://schemas.openxmlformats.org/drawingml/2006/main" noChangeAspect="1"/>
+            </wp:cNvGraphicFramePr>
+            <a:graphic xmlns:a="http://schemas.openxmlformats.org/drawingml/2006/main">
+              <a:graphicData uri="http://schemas.openxmlformats.org/drawingml/2006/picture">
+                <pic:pic xmlns:pic="http://schemas.openxmlformats.org/drawingml/2006/picture">
+                  <pic:nvPicPr>
+                    <pic:cNvPr id="151987260" name=""/>
+                    <pic:cNvPicPr/>
+                  </pic:nvPicPr>
+                  <pic:blipFill>
+                    <a:blip r:embed="rId40"/>
+                    <a:stretch>
+                      <a:fillRect/>
+                    </a:stretch>
+                  </pic:blipFill>
+                  <pic:spPr>
+                    <a:xfrm>
+                      <a:off x="0" y="0"/>
+                      <a:ext cx="5494659" cy="2563944"/>
+                    </a:xfrm>
+                    <a:prstGeom prst="rect">
+                      <a:avLst/>
+                    </a:prstGeom>
+                  </pic:spPr>
+                </pic:pic>
+              </a:graphicData>
+            </a:graphic>
+          </wp:inline>
+        </w:drawing>
+      </w:r>
+    </w:p>
+    <w:p>
+      <w:pPr>
+        <w:ind w:left="360" w:firstLine="360"/>
+        <w:jc w:val="both"/>
+        <w:rPr>
+          <w:rFonts w:asciiTheme="majorHAnsi" w:hAnsiTheme="majorHAnsi" w:cstheme="majorHAnsi"/>
+          <w:b/>
+          <w:bCs/>
+          <w:i/>
+          <w:iCs/>
+          <w:lang w:val="en-US"/>
+        </w:rPr>
+      </w:pPr>
+      <w:r>
+        <w:rPr>
+          <w:rFonts w:asciiTheme="majorHAnsi" w:hAnsiTheme="majorHAnsi" w:cstheme="majorHAnsi"/>
+          <w:b/>
+          <w:bCs/>
+          <w:i/>
+          <w:iCs/>
+          <w:lang w:val="en-US"/>
+        </w:rPr>
+        <w:t>Cách thực hiện</w:t>
+      </w:r>
+      <w:r>
+        <w:rPr>
+          <w:rFonts w:asciiTheme="majorHAnsi" w:hAnsiTheme="majorHAnsi" w:cstheme="majorHAnsi"/>
+          <w:b/>
+          <w:bCs/>
+          <w:i/>
+          <w:iCs/>
+          <w:lang w:val="en-US"/>
+        </w:rPr>
+        <w:t>:</w:t>
+      </w:r>
+    </w:p>
+    <w:p>
+      <w:pPr>
+        <w:pStyle w:val="ListParagraph"/>
+        <w:numPr>
+          <w:ilvl w:val="0"/>
+          <w:numId w:val="13"/>
+        </w:numPr>
+        <w:jc w:val="both"/>
+        <w:rPr>
+          <w:rFonts w:asciiTheme="majorHAnsi" w:hAnsiTheme="majorHAnsi" w:cstheme="majorHAnsi"/>
+        </w:rPr>
+      </w:pPr>
+      <w:r>
+        <w:rPr>
+          <w:rFonts w:asciiTheme="majorHAnsi" w:hAnsiTheme="majorHAnsi" w:cstheme="majorHAnsi"/>
+          <w:lang w:val="en-US"/>
+        </w:rPr>
+        <w:t>S</w:t>
+      </w:r>
+      <w:r>
+        <w:rPr>
+          <w:rFonts w:asciiTheme="majorHAnsi" w:hAnsiTheme="majorHAnsi" w:cstheme="majorHAnsi"/>
+        </w:rPr>
+        <w:t>ử dụng np.random.rand(s1, s2, ...) --&gt; sinh ngẫu nhiên các số trong nửa đoạn [0.0, 1.0)</w:t>
+      </w:r>
+    </w:p>
+    <w:p>
+      <w:pPr>
+        <w:pStyle w:val="ListParagraph"/>
+        <w:numPr>
+          <w:ilvl w:val="0"/>
+          <w:numId w:val="13"/>
+        </w:numPr>
+        <w:jc w:val="both"/>
+        <w:rPr>
+          <w:rFonts w:asciiTheme="majorHAnsi" w:hAnsiTheme="majorHAnsi" w:cstheme="majorHAnsi"/>
+        </w:rPr>
+      </w:pPr>
+      <w:r>
+        <w:rPr>
+          <w:rFonts w:asciiTheme="majorHAnsi" w:hAnsiTheme="majorHAnsi" w:cstheme="majorHAnsi"/>
         </w:rPr>
         <w:t xml:space="preserve"> </w:t>
       </w:r>
       <w:r>
         <w:rPr>
-          <w:rFonts w:ascii="Consolas" w:hAnsi="Consolas"/>
-          <w:sz w:val="22"/>
-          <w:szCs w:val="22"/>
+          <w:rFonts w:asciiTheme="majorHAnsi" w:hAnsiTheme="majorHAnsi" w:cstheme="majorHAnsi"/>
+          <w:color w:val="1F4E79" w:themeColor="accent5" w:themeShade="80"/>
+          <w:shd w:val="pct15" w:color="auto" w:fill="FFFFFF"/>
+        </w:rPr>
+        <w:t>points = np.column_stack((x,y))</w:t>
+      </w:r>
+      <w:r>
+        <w:rPr>
+          <w:rFonts w:asciiTheme="majorHAnsi" w:hAnsiTheme="majorHAnsi" w:cstheme="majorHAnsi"/>
+          <w:color w:val="1F4E79" w:themeColor="accent5" w:themeShade="80"/>
         </w:rPr>
         <w:t xml:space="preserve"> </w:t>
       </w:r>
       <w:r>
         <w:rPr>
-          <w:rFonts w:ascii="Consolas" w:hAnsi="Consolas"/>
-          <w:sz w:val="22"/>
-          <w:szCs w:val="22"/>
-          <w:lang w:val="en-US"/>
-        </w:rPr>
-        <w:t>+</w:t>
-      </w:r>
-      <w:r>
-        <w:rPr>
-          <w:rFonts w:ascii="Consolas" w:hAnsi="Consolas"/>
-          <w:sz w:val="22"/>
-          <w:szCs w:val="22"/>
-        </w:rPr>
-        <w:t xml:space="preserve">  </w:t>
-      </w:r>
-      <w:r>
-        <w:rPr>
-          <w:rFonts w:ascii="Consolas" w:hAnsi="Consolas"/>
-          <w:b/>
-          <w:bCs/>
+          <w:rFonts w:asciiTheme="majorHAnsi" w:hAnsiTheme="majorHAnsi" w:cstheme="majorHAnsi"/>
+        </w:rPr>
+        <w:t xml:space="preserve">: tập hợp các </w:t>
+      </w:r>
+      <w:r>
+        <w:rPr>
+          <w:rFonts w:asciiTheme="majorHAnsi" w:hAnsiTheme="majorHAnsi" w:cstheme="majorHAnsi"/>
+        </w:rPr>
+        <w:t>n</w:t>
+      </w:r>
+      <w:r>
+        <w:rPr>
+          <w:rFonts w:asciiTheme="majorHAnsi" w:hAnsiTheme="majorHAnsi" w:cstheme="majorHAnsi"/>
+        </w:rPr>
+        <w:t xml:space="preserve">hóm (x,y) thành một cặp điểm </w:t>
+      </w:r>
+      <w:r>
+        <w:rPr>
+          <w:rFonts w:asciiTheme="majorHAnsi" w:hAnsiTheme="majorHAnsi" w:cstheme="majorHAnsi"/>
+          <w:lang w:val="en-US"/>
+        </w:rPr>
+        <w:sym w:font="Wingdings" w:char="F0E0"/>
+      </w:r>
+      <w:r>
+        <w:rPr>
+          <w:rFonts w:asciiTheme="majorHAnsi" w:hAnsiTheme="majorHAnsi" w:cstheme="majorHAnsi"/>
+        </w:rPr>
+        <w:t xml:space="preserve"> </w:t>
+      </w:r>
+      <w:r>
+        <w:rPr>
+          <w:rFonts w:asciiTheme="majorHAnsi" w:hAnsiTheme="majorHAnsi" w:cstheme="majorHAnsi"/>
+        </w:rPr>
+        <w:t>vector [[x1,y1],[x2,y2],...,[xn,yn]]</w:t>
+      </w:r>
+    </w:p>
+    <w:p>
+      <w:pPr>
+        <w:pStyle w:val="ListParagraph"/>
+        <w:numPr>
+          <w:ilvl w:val="0"/>
+          <w:numId w:val="13"/>
+        </w:numPr>
+        <w:jc w:val="both"/>
+        <w:rPr>
+          <w:rFonts w:asciiTheme="majorHAnsi" w:hAnsiTheme="majorHAnsi" w:cstheme="majorHAnsi"/>
+        </w:rPr>
+      </w:pPr>
+      <w:r>
+        <w:rPr>
+          <w:rFonts w:asciiTheme="majorHAnsi" w:hAnsiTheme="majorHAnsi" w:cstheme="majorHAnsi"/>
           <w:color w:val="1F4E79" w:themeColor="accent5" w:themeShade="80"/>
-          <w:sz w:val="22"/>
-          <w:szCs w:val="22"/>
-        </w:rPr>
-        <w:t>[2, 10, 8]</w:t>
-      </w:r>
-      <w:r>
-        <w:rPr>
-          <w:rFonts w:ascii="Consolas" w:hAnsi="Consolas"/>
-          <w:sz w:val="22"/>
-          <w:szCs w:val="22"/>
-        </w:rPr>
-        <w:t xml:space="preserve"> =</w:t>
-      </w:r>
-      <w:r>
-        <w:rPr>
-          <w:rFonts w:ascii="Consolas" w:hAnsi="Consolas"/>
-          <w:sz w:val="22"/>
-          <w:szCs w:val="22"/>
-          <w:lang w:val="en-US"/>
-        </w:rPr>
-        <w:t xml:space="preserve">  </w:t>
-      </w:r>
-      <w:r>
-        <w:rPr>
-          <w:rFonts w:ascii="Consolas" w:hAnsi="Consolas"/>
-          <w:b/>
-          <w:bCs/>
-          <w:color w:val="7030A0"/>
-          <w:sz w:val="22"/>
-          <w:szCs w:val="22"/>
-        </w:rPr>
-        <w:t>[</w:t>
-      </w:r>
-      <w:r>
-        <w:rPr>
-          <w:rFonts w:ascii="Consolas" w:hAnsi="Consolas"/>
-          <w:b/>
-          <w:bCs/>
-          <w:color w:val="7030A0"/>
-          <w:sz w:val="22"/>
-          <w:szCs w:val="22"/>
-          <w:lang w:val="en-US"/>
-        </w:rPr>
-        <w:t>5</w:t>
-      </w:r>
-      <w:r>
-        <w:rPr>
-          <w:rFonts w:ascii="Consolas" w:hAnsi="Consolas"/>
-          <w:b/>
-          <w:bCs/>
-          <w:color w:val="7030A0"/>
-          <w:sz w:val="22"/>
-          <w:szCs w:val="22"/>
-        </w:rPr>
-        <w:t xml:space="preserve">, </w:t>
-      </w:r>
-      <w:r>
-        <w:rPr>
-          <w:rFonts w:ascii="Consolas" w:hAnsi="Consolas"/>
-          <w:b/>
-          <w:bCs/>
-          <w:color w:val="7030A0"/>
-          <w:sz w:val="22"/>
-          <w:szCs w:val="22"/>
-          <w:lang w:val="en-US"/>
-        </w:rPr>
-        <w:t>13</w:t>
-      </w:r>
-      <w:r>
-        <w:rPr>
-          <w:rFonts w:ascii="Consolas" w:hAnsi="Consolas"/>
-          <w:b/>
-          <w:bCs/>
-          <w:color w:val="7030A0"/>
-          <w:sz w:val="22"/>
-          <w:szCs w:val="22"/>
-        </w:rPr>
-        <w:t xml:space="preserve">, </w:t>
-      </w:r>
-      <w:r>
-        <w:rPr>
-          <w:rFonts w:ascii="Consolas" w:hAnsi="Consolas"/>
-          <w:b/>
-          <w:bCs/>
-          <w:color w:val="7030A0"/>
-          <w:sz w:val="22"/>
-          <w:szCs w:val="22"/>
-          <w:lang w:val="en-US"/>
-        </w:rPr>
-        <w:t>11</w:t>
-      </w:r>
-      <w:r>
-        <w:rPr>
-          <w:rFonts w:ascii="Consolas" w:hAnsi="Consolas"/>
-          <w:b/>
-          <w:bCs/>
-          <w:color w:val="7030A0"/>
-          <w:sz w:val="22"/>
-          <w:szCs w:val="22"/>
-        </w:rPr>
-        <w:t>]</w:t>
-      </w:r>
-      <w:r>
-        <w:rPr>
-          <w:rFonts w:ascii="Consolas" w:hAnsi="Consolas"/>
-          <w:color w:val="7030A0"/>
-          <w:sz w:val="22"/>
-          <w:szCs w:val="22"/>
-        </w:rPr>
-        <w:t xml:space="preserve">  </w:t>
-      </w:r>
-    </w:p>
-    <w:p>
-      <w:pPr>
-        <w:ind w:left="450"/>
-        <w:jc w:val="both"/>
-        <w:rPr>
-          <w:rFonts w:ascii="Consolas" w:hAnsi="Consolas"/>
-          <w:b/>
-          <w:bCs/>
-          <w:color w:val="7030A0"/>
-          <w:sz w:val="22"/>
-          <w:szCs w:val="22"/>
-          <w:lang w:val="en-US"/>
-        </w:rPr>
-      </w:pPr>
-      <w:r>
-        <w:rPr>
-          <w:rFonts w:ascii="Consolas" w:hAnsi="Consolas"/>
-          <w:color w:val="EE0000"/>
-          <w:sz w:val="22"/>
-          <w:szCs w:val="22"/>
-        </w:rPr>
-        <w:t>[5]                   [5</w:t>
-      </w:r>
-      <w:r>
-        <w:rPr>
-          <w:rFonts w:ascii="Consolas" w:hAnsi="Consolas"/>
-          <w:sz w:val="22"/>
-          <w:szCs w:val="22"/>
-        </w:rPr>
-        <w:t xml:space="preserve">, </w:t>
-      </w:r>
-      <w:r>
-        <w:rPr>
-          <w:rFonts w:ascii="Consolas" w:hAnsi="Consolas"/>
-          <w:b/>
-          <w:bCs/>
-          <w:color w:val="B23C3C"/>
-          <w:sz w:val="22"/>
-          <w:szCs w:val="22"/>
-        </w:rPr>
-        <w:t>5, 5]</w:t>
-      </w:r>
-      <w:r>
-        <w:rPr>
-          <w:rFonts w:ascii="Consolas" w:hAnsi="Consolas"/>
-          <w:b/>
-          <w:bCs/>
-          <w:color w:val="F4B083" w:themeColor="accent2" w:themeTint="99"/>
-          <w:sz w:val="22"/>
-          <w:szCs w:val="22"/>
-        </w:rPr>
-        <w:t xml:space="preserve">     </w:t>
-      </w:r>
-      <w:r>
-        <w:rPr>
-          <w:rFonts w:ascii="Consolas" w:hAnsi="Consolas"/>
-          <w:b/>
-          <w:bCs/>
+          <w:shd w:val="pct15" w:color="auto" w:fill="FFFFFF"/>
+        </w:rPr>
+        <w:t>center = np.array([0,0])</w:t>
+      </w:r>
+      <w:r>
+        <w:rPr>
+          <w:rFonts w:asciiTheme="majorHAnsi" w:hAnsiTheme="majorHAnsi" w:cstheme="majorHAnsi"/>
           <w:color w:val="1F4E79" w:themeColor="accent5" w:themeShade="80"/>
-          <w:sz w:val="22"/>
-          <w:szCs w:val="22"/>
-        </w:rPr>
-        <w:t>[2, 10, 8]</w:t>
-      </w:r>
-      <w:r>
-        <w:rPr>
-          <w:rFonts w:ascii="Consolas" w:hAnsi="Consolas"/>
-          <w:sz w:val="22"/>
-          <w:szCs w:val="22"/>
-        </w:rPr>
-        <w:t xml:space="preserve">   </w:t>
-      </w:r>
-      <w:r>
-        <w:rPr>
-          <w:rFonts w:ascii="Consolas" w:hAnsi="Consolas"/>
-          <w:sz w:val="22"/>
-          <w:szCs w:val="22"/>
-          <w:lang w:val="en-US"/>
         </w:rPr>
         <w:t xml:space="preserve"> </w:t>
       </w:r>
       <w:r>
         <w:rPr>
-          <w:rFonts w:ascii="Consolas" w:hAnsi="Consolas"/>
-          <w:b/>
-          <w:bCs/>
-          <w:color w:val="7030A0"/>
-          <w:sz w:val="22"/>
-          <w:szCs w:val="22"/>
-        </w:rPr>
-        <w:t>[</w:t>
-      </w:r>
-      <w:r>
-        <w:rPr>
-          <w:rFonts w:ascii="Consolas" w:hAnsi="Consolas"/>
-          <w:b/>
-          <w:bCs/>
-          <w:color w:val="7030A0"/>
-          <w:sz w:val="22"/>
-          <w:szCs w:val="22"/>
-          <w:lang w:val="en-US"/>
-        </w:rPr>
-        <w:t>7</w:t>
-      </w:r>
-      <w:r>
-        <w:rPr>
-          <w:rFonts w:ascii="Consolas" w:hAnsi="Consolas"/>
-          <w:b/>
-          <w:bCs/>
-          <w:color w:val="7030A0"/>
-          <w:sz w:val="22"/>
-          <w:szCs w:val="22"/>
-        </w:rPr>
-        <w:t xml:space="preserve">, </w:t>
-      </w:r>
-      <w:r>
-        <w:rPr>
-          <w:rFonts w:ascii="Consolas" w:hAnsi="Consolas"/>
-          <w:b/>
-          <w:bCs/>
-          <w:color w:val="7030A0"/>
-          <w:sz w:val="22"/>
-          <w:szCs w:val="22"/>
-          <w:lang w:val="en-US"/>
-        </w:rPr>
-        <w:t>15</w:t>
-      </w:r>
-      <w:r>
-        <w:rPr>
-          <w:rFonts w:ascii="Consolas" w:hAnsi="Consolas"/>
-          <w:b/>
-          <w:bCs/>
-          <w:color w:val="7030A0"/>
-          <w:sz w:val="22"/>
-          <w:szCs w:val="22"/>
-        </w:rPr>
-        <w:t xml:space="preserve">, </w:t>
-      </w:r>
-      <w:r>
-        <w:rPr>
-          <w:rFonts w:ascii="Consolas" w:hAnsi="Consolas"/>
-          <w:b/>
-          <w:bCs/>
-          <w:color w:val="7030A0"/>
-          <w:sz w:val="22"/>
-          <w:szCs w:val="22"/>
-          <w:lang w:val="en-US"/>
-        </w:rPr>
-        <w:t>13</w:t>
-      </w:r>
-      <w:r>
-        <w:rPr>
-          <w:rFonts w:ascii="Consolas" w:hAnsi="Consolas"/>
-          <w:b/>
-          <w:bCs/>
-          <w:color w:val="7030A0"/>
-          <w:sz w:val="22"/>
-          <w:szCs w:val="22"/>
-        </w:rPr>
-        <w:t>]</w:t>
+          <w:rFonts w:asciiTheme="majorHAnsi" w:hAnsiTheme="majorHAnsi" w:cstheme="majorHAnsi"/>
+        </w:rPr>
+        <w:t xml:space="preserve">: tạo mảng với các điểm trung tâm </w:t>
+      </w:r>
+      <w:r>
+        <w:rPr>
+          <w:rFonts w:asciiTheme="majorHAnsi" w:hAnsiTheme="majorHAnsi" w:cstheme="majorHAnsi"/>
+          <w:lang w:val="en-US"/>
+        </w:rPr>
+        <w:sym w:font="Wingdings" w:char="F0E0"/>
+      </w:r>
+      <w:r>
+        <w:rPr>
+          <w:rFonts w:asciiTheme="majorHAnsi" w:hAnsiTheme="majorHAnsi" w:cstheme="majorHAnsi"/>
+        </w:rPr>
+        <w:t xml:space="preserve"> vector [[0,0],[0,0]...[0,0]]</w:t>
+      </w:r>
+    </w:p>
+    <w:p>
+      <w:pPr>
+        <w:pStyle w:val="ListParagraph"/>
+        <w:numPr>
+          <w:ilvl w:val="0"/>
+          <w:numId w:val="13"/>
+        </w:numPr>
+        <w:jc w:val="both"/>
+        <w:rPr>
+          <w:rFonts w:asciiTheme="majorHAnsi" w:hAnsiTheme="majorHAnsi" w:cstheme="majorHAnsi"/>
+        </w:rPr>
+      </w:pPr>
+      <w:r>
+        <w:rPr>
+          <w:rFonts w:asciiTheme="majorHAnsi" w:hAnsiTheme="majorHAnsi" w:cstheme="majorHAnsi"/>
+          <w:color w:val="1F4E79" w:themeColor="accent5" w:themeShade="80"/>
+          <w:shd w:val="pct15" w:color="auto" w:fill="FFFFFF"/>
+        </w:rPr>
+        <w:t>    dis = np.linalg.norm(points - center, axis=1)</w:t>
+      </w:r>
+      <w:r>
+        <w:rPr>
+          <w:rFonts w:asciiTheme="majorHAnsi" w:hAnsiTheme="majorHAnsi" w:cstheme="majorHAnsi"/>
+          <w:color w:val="1F4E79" w:themeColor="accent5" w:themeShade="80"/>
+        </w:rPr>
+        <w:t xml:space="preserve"> </w:t>
+      </w:r>
+      <w:r>
+        <w:rPr>
+          <w:rFonts w:asciiTheme="majorHAnsi" w:hAnsiTheme="majorHAnsi" w:cstheme="majorHAnsi"/>
+        </w:rPr>
+        <w:t xml:space="preserve">: hàm tính khoảng cách Euclid của vector </w:t>
+      </w:r>
+      <w:r>
+        <w:rPr>
+          <w:rFonts w:asciiTheme="majorHAnsi" w:hAnsiTheme="majorHAnsi" w:cstheme="majorHAnsi"/>
+        </w:rPr>
+        <w:t>tạo bởi điểm đó và tâm (0,0)</w:t>
+      </w:r>
+    </w:p>
+    <w:p>
+      <w:pPr>
+        <w:pStyle w:val="ListParagraph"/>
+        <w:numPr>
+          <w:ilvl w:val="0"/>
+          <w:numId w:val="13"/>
+        </w:numPr>
+        <w:jc w:val="both"/>
+        <w:rPr>
+          <w:rFonts w:asciiTheme="majorHAnsi" w:hAnsiTheme="majorHAnsi" w:cstheme="majorHAnsi"/>
+        </w:rPr>
+      </w:pPr>
+      <w:r>
+        <w:rPr>
+          <w:rFonts w:asciiTheme="majorHAnsi" w:hAnsiTheme="majorHAnsi" w:cstheme="majorHAnsi"/>
+          <w:color w:val="1F4E79" w:themeColor="accent5" w:themeShade="80"/>
+          <w:shd w:val="pct15" w:color="auto" w:fill="FFFFFF"/>
+        </w:rPr>
+        <w:t>c_cnt = (dis &lt;= 1).sum()</w:t>
+      </w:r>
+      <w:r>
+        <w:rPr>
+          <w:rFonts w:asciiTheme="majorHAnsi" w:hAnsiTheme="majorHAnsi" w:cstheme="majorHAnsi"/>
+          <w:color w:val="1F4E79" w:themeColor="accent5" w:themeShade="80"/>
+        </w:rPr>
+        <w:t xml:space="preserve"> </w:t>
+      </w:r>
+      <w:r>
+        <w:rPr>
+          <w:rFonts w:asciiTheme="majorHAnsi" w:hAnsiTheme="majorHAnsi" w:cstheme="majorHAnsi"/>
+        </w:rPr>
+        <w:t>: đếm số điểm với điều kiện tại đó độ dài vector &gt;=1</w:t>
+      </w:r>
+      <w:r>
+        <w:rPr>
+          <w:rFonts w:asciiTheme="majorHAnsi" w:hAnsiTheme="majorHAnsi" w:cstheme="majorHAnsi"/>
+        </w:rPr>
+        <w:t xml:space="preserve"> tức là tính số điểm nằm trong phạm vi hình tròn</w:t>
+      </w:r>
+    </w:p>
+    <w:p>
+      <w:pPr>
+        <w:pStyle w:val="ListParagraph"/>
+        <w:numPr>
+          <w:ilvl w:val="0"/>
+          <w:numId w:val="13"/>
+        </w:numPr>
+        <w:jc w:val="both"/>
+        <w:rPr>
+          <w:rFonts w:asciiTheme="majorHAnsi" w:hAnsiTheme="majorHAnsi" w:cstheme="majorHAnsi"/>
+        </w:rPr>
+      </w:pPr>
+      <w:r>
+        <w:rPr>
+          <w:rFonts w:asciiTheme="majorHAnsi" w:hAnsiTheme="majorHAnsi" w:cstheme="majorHAnsi"/>
+          <w:color w:val="1F4E79" w:themeColor="accent5" w:themeShade="80"/>
+          <w:shd w:val="pct15" w:color="auto" w:fill="FFFFFF"/>
+        </w:rPr>
+        <w:t xml:space="preserve">   pi = 4*c_cnt/n</w:t>
+      </w:r>
+      <w:r>
+        <w:rPr>
+          <w:rFonts w:asciiTheme="majorHAnsi" w:hAnsiTheme="majorHAnsi" w:cstheme="majorHAnsi"/>
+          <w:color w:val="1F4E79" w:themeColor="accent5" w:themeShade="80"/>
+        </w:rPr>
+        <w:t xml:space="preserve"> </w:t>
+      </w:r>
+      <w:r>
+        <w:rPr>
+          <w:rFonts w:asciiTheme="majorHAnsi" w:hAnsiTheme="majorHAnsi" w:cstheme="majorHAnsi"/>
+        </w:rPr>
+        <w:t>: Dựa trên công thức</w:t>
+      </w:r>
+      <w:r>
+        <w:rPr>
+          <w:rFonts w:asciiTheme="majorHAnsi" w:hAnsiTheme="majorHAnsi" w:cstheme="majorHAnsi"/>
+        </w:rPr>
+        <w:t xml:space="preserve"> của phương pháp</w:t>
+      </w:r>
+      <w:r>
+        <w:rPr>
+          <w:rFonts w:asciiTheme="majorHAnsi" w:hAnsiTheme="majorHAnsi" w:cstheme="majorHAnsi"/>
+        </w:rPr>
+        <w:t xml:space="preserve"> </w:t>
+      </w:r>
+      <w:r>
+        <w:rPr>
+          <w:rFonts w:asciiTheme="majorHAnsi" w:hAnsiTheme="majorHAnsi" w:cstheme="majorHAnsi"/>
+        </w:rPr>
+        <w:t>Monte Carlo</w:t>
+      </w:r>
+    </w:p>
+    <w:p>
+      <w:pPr>
+        <w:ind w:left="720"/>
+        <w:jc w:val="both"/>
+        <w:rPr>
+          <w:rFonts w:asciiTheme="majorHAnsi" w:hAnsiTheme="majorHAnsi" w:cstheme="majorHAnsi"/>
+          <w:b/>
+          <w:bCs/>
+          <w:i/>
+          <w:iCs/>
+          <w:lang w:val="en-US"/>
+        </w:rPr>
+      </w:pPr>
+      <w:r>
+        <w:rPr>
+          <w:rFonts w:asciiTheme="majorHAnsi" w:hAnsiTheme="majorHAnsi" w:cstheme="majorHAnsi"/>
+          <w:b/>
+          <w:bCs/>
+          <w:i/>
+          <w:iCs/>
+          <w:lang w:val="en-US"/>
+        </w:rPr>
+        <w:t>Kiểm chứng sai số:</w:t>
+      </w:r>
+    </w:p>
+    <w:p>
+      <w:pPr>
+        <w:ind w:left="720"/>
+        <w:jc w:val="both"/>
+        <w:rPr>
+          <w:rFonts w:asciiTheme="majorHAnsi" w:hAnsiTheme="majorHAnsi" w:cstheme="majorHAnsi"/>
+          <w:b/>
+          <w:bCs/>
+          <w:i/>
+          <w:iCs/>
+        </w:rPr>
+      </w:pPr>
+      <w:r>
+        <w:rPr>
+          <w:rFonts w:asciiTheme="majorHAnsi" w:hAnsiTheme="majorHAnsi" w:cstheme="majorHAnsi"/>
+          <w:b/>
+          <w:bCs/>
+          <w:i/>
+          <w:iCs/>
+          <w:noProof/>
+        </w:rPr>
+        <w:drawing>
+          <wp:inline distT="0" distB="0" distL="0" distR="0" wp14:anchorId="5F9D7549" wp14:editId="1AF0E3D9">
+            <wp:extent cx="5254831" cy="2724785"/>
+            <wp:effectExtent l="0" t="0" r="3175" b="0"/>
+            <wp:docPr id="417737529" name="Picture 1"/>
+            <wp:cNvGraphicFramePr>
+              <a:graphicFrameLocks xmlns:a="http://schemas.openxmlformats.org/drawingml/2006/main" noChangeAspect="1"/>
+            </wp:cNvGraphicFramePr>
+            <a:graphic xmlns:a="http://schemas.openxmlformats.org/drawingml/2006/main">
+              <a:graphicData uri="http://schemas.openxmlformats.org/drawingml/2006/picture">
+                <pic:pic xmlns:pic="http://schemas.openxmlformats.org/drawingml/2006/picture">
+                  <pic:nvPicPr>
+                    <pic:cNvPr id="417737529" name=""/>
+                    <pic:cNvPicPr/>
+                  </pic:nvPicPr>
+                  <pic:blipFill>
+                    <a:blip r:embed="rId41"/>
+                    <a:stretch>
+                      <a:fillRect/>
+                    </a:stretch>
+                  </pic:blipFill>
+                  <pic:spPr>
+                    <a:xfrm>
+                      <a:off x="0" y="0"/>
+                      <a:ext cx="5261565" cy="2728277"/>
+                    </a:xfrm>
+                    <a:prstGeom prst="rect">
+                      <a:avLst/>
+                    </a:prstGeom>
+                  </pic:spPr>
+                </pic:pic>
+              </a:graphicData>
+            </a:graphic>
+          </wp:inline>
+        </w:drawing>
+      </w:r>
+      <w:r>
+        <w:rPr>
+          <w:rFonts w:asciiTheme="majorHAnsi" w:hAnsiTheme="majorHAnsi" w:cstheme="majorHAnsi"/>
+          <w:b/>
+          <w:bCs/>
+          <w:i/>
+          <w:iCs/>
+        </w:rPr>
+        <w:br w:type="page"/>
+      </w:r>
+    </w:p>
+    <w:p>
+      <w:pPr>
+        <w:pStyle w:val="ListParagraph"/>
+        <w:jc w:val="both"/>
+        <w:rPr>
+          <w:rFonts w:asciiTheme="majorHAnsi" w:hAnsiTheme="majorHAnsi" w:cstheme="majorHAnsi"/>
+        </w:rPr>
+      </w:pPr>
+    </w:p>
+    <w:p>
+      <w:pPr>
+        <w:jc w:val="both"/>
+        <w:rPr>
+          <w:rFonts w:asciiTheme="majorHAnsi" w:hAnsiTheme="majorHAnsi" w:cstheme="majorHAnsi"/>
+          <w:b/>
+          <w:bCs/>
+          <w:sz w:val="18"/>
+          <w:szCs w:val="18"/>
+          <w:u w:val="single"/>
+          <w:lang w:val="en-US"/>
+        </w:rPr>
+      </w:pPr>
+      <w:r>
+        <w:rPr>
+          <w:rFonts w:asciiTheme="majorHAnsi" w:hAnsiTheme="majorHAnsi" w:cstheme="majorHAnsi"/>
+          <w:b/>
+          <w:bCs/>
+          <w:sz w:val="18"/>
+          <w:szCs w:val="18"/>
+          <w:u w:val="single"/>
+          <w:lang w:val="en-US"/>
+        </w:rPr>
+        <w:t>NOTES:</w:t>
       </w:r>
     </w:p>
     <w:p>
@@ -2273,19 +4256,21 @@
         <w:ind w:left="360"/>
         <w:jc w:val="both"/>
         <w:rPr>
-          <w:b/>
-          <w:bCs/>
-          <w:sz w:val="22"/>
-          <w:szCs w:val="22"/>
-          <w:lang w:val="en-US"/>
-        </w:rPr>
-      </w:pPr>
-      <w:r>
-        <w:rPr>
-          <w:b/>
-          <w:bCs/>
-          <w:sz w:val="22"/>
-          <w:szCs w:val="22"/>
+          <w:rFonts w:asciiTheme="majorHAnsi" w:hAnsiTheme="majorHAnsi" w:cstheme="majorHAnsi"/>
+          <w:b/>
+          <w:bCs/>
+          <w:sz w:val="18"/>
+          <w:szCs w:val="18"/>
+          <w:lang w:val="en-US"/>
+        </w:rPr>
+      </w:pPr>
+      <w:r>
+        <w:rPr>
+          <w:rFonts w:asciiTheme="majorHAnsi" w:hAnsiTheme="majorHAnsi" w:cstheme="majorHAnsi"/>
+          <w:b/>
+          <w:bCs/>
+          <w:sz w:val="18"/>
+          <w:szCs w:val="18"/>
           <w:lang w:val="en-US"/>
         </w:rPr>
         <w:t>Những cái cần nhớ trong numpy</w:t>
@@ -2301,51 +4286,57 @@
         <w:ind w:left="1260"/>
         <w:jc w:val="both"/>
         <w:rPr>
-          <w:sz w:val="22"/>
-          <w:szCs w:val="22"/>
-          <w:lang w:val="en-US"/>
-        </w:rPr>
-      </w:pPr>
-      <w:r>
-        <w:rPr>
-          <w:sz w:val="22"/>
-          <w:szCs w:val="22"/>
+          <w:rFonts w:asciiTheme="majorHAnsi" w:hAnsiTheme="majorHAnsi" w:cstheme="majorHAnsi"/>
+          <w:sz w:val="18"/>
+          <w:szCs w:val="18"/>
+          <w:lang w:val="en-US"/>
+        </w:rPr>
+      </w:pPr>
+      <w:r>
+        <w:rPr>
+          <w:rFonts w:asciiTheme="majorHAnsi" w:hAnsiTheme="majorHAnsi" w:cstheme="majorHAnsi"/>
+          <w:sz w:val="18"/>
+          <w:szCs w:val="18"/>
           <w:lang w:val="en-US"/>
         </w:rPr>
         <w:t xml:space="preserve">data = </w:t>
       </w:r>
       <w:r>
         <w:rPr>
-          <w:b/>
-          <w:bCs/>
-          <w:sz w:val="22"/>
-          <w:szCs w:val="22"/>
+          <w:rFonts w:asciiTheme="majorHAnsi" w:hAnsiTheme="majorHAnsi" w:cstheme="majorHAnsi"/>
+          <w:b/>
+          <w:bCs/>
+          <w:sz w:val="18"/>
+          <w:szCs w:val="18"/>
           <w:lang w:val="en-US"/>
         </w:rPr>
         <w:t>[ ]</w:t>
       </w:r>
       <w:r>
         <w:rPr>
-          <w:sz w:val="22"/>
-          <w:szCs w:val="22"/>
+          <w:rFonts w:asciiTheme="majorHAnsi" w:hAnsiTheme="majorHAnsi" w:cstheme="majorHAnsi"/>
+          <w:sz w:val="18"/>
+          <w:szCs w:val="18"/>
           <w:lang w:val="en-US"/>
         </w:rPr>
         <w:t xml:space="preserve">  : là Array (</w:t>
       </w:r>
       <w:r>
         <w:rPr>
-          <w:b/>
-          <w:bCs/>
-          <w:sz w:val="22"/>
-          <w:szCs w:val="22"/>
+          <w:rFonts w:asciiTheme="majorHAnsi" w:hAnsiTheme="majorHAnsi" w:cstheme="majorHAnsi"/>
+          <w:b/>
+          <w:bCs/>
+          <w:sz w:val="18"/>
+          <w:szCs w:val="18"/>
           <w:lang w:val="en-US"/>
         </w:rPr>
         <w:t>Mảng động</w:t>
       </w:r>
       <w:r>
         <w:rPr>
-          <w:sz w:val="22"/>
-          <w:szCs w:val="22"/>
+          <w:rFonts w:asciiTheme="majorHAnsi" w:hAnsiTheme="majorHAnsi" w:cstheme="majorHAnsi"/>
+          <w:sz w:val="18"/>
+          <w:szCs w:val="18"/>
           <w:lang w:val="en-US"/>
         </w:rPr>
         <w:t>)</w:t>
@@ -2361,51 +4352,57 @@
         <w:ind w:left="1260"/>
         <w:jc w:val="both"/>
         <w:rPr>
-          <w:sz w:val="22"/>
-          <w:szCs w:val="22"/>
-          <w:lang w:val="en-US"/>
-        </w:rPr>
-      </w:pPr>
-      <w:r>
-        <w:rPr>
-          <w:sz w:val="22"/>
-          <w:szCs w:val="22"/>
+          <w:rFonts w:asciiTheme="majorHAnsi" w:hAnsiTheme="majorHAnsi" w:cstheme="majorHAnsi"/>
+          <w:sz w:val="18"/>
+          <w:szCs w:val="18"/>
+          <w:lang w:val="en-US"/>
+        </w:rPr>
+      </w:pPr>
+      <w:r>
+        <w:rPr>
+          <w:rFonts w:asciiTheme="majorHAnsi" w:hAnsiTheme="majorHAnsi" w:cstheme="majorHAnsi"/>
+          <w:sz w:val="18"/>
+          <w:szCs w:val="18"/>
           <w:lang w:val="en-US"/>
         </w:rPr>
         <w:t xml:space="preserve">data = </w:t>
       </w:r>
       <w:r>
         <w:rPr>
-          <w:b/>
-          <w:bCs/>
-          <w:sz w:val="22"/>
-          <w:szCs w:val="22"/>
+          <w:rFonts w:asciiTheme="majorHAnsi" w:hAnsiTheme="majorHAnsi" w:cstheme="majorHAnsi"/>
+          <w:b/>
+          <w:bCs/>
+          <w:sz w:val="18"/>
+          <w:szCs w:val="18"/>
           <w:lang w:val="en-US"/>
         </w:rPr>
         <w:t>{ }</w:t>
       </w:r>
       <w:r>
         <w:rPr>
-          <w:sz w:val="22"/>
-          <w:szCs w:val="22"/>
+          <w:rFonts w:asciiTheme="majorHAnsi" w:hAnsiTheme="majorHAnsi" w:cstheme="majorHAnsi"/>
+          <w:sz w:val="18"/>
+          <w:szCs w:val="18"/>
           <w:lang w:val="en-US"/>
         </w:rPr>
         <w:t xml:space="preserve"> : là Dictionary (</w:t>
       </w:r>
       <w:r>
         <w:rPr>
-          <w:b/>
-          <w:bCs/>
-          <w:sz w:val="22"/>
-          <w:szCs w:val="22"/>
+          <w:rFonts w:asciiTheme="majorHAnsi" w:hAnsiTheme="majorHAnsi" w:cstheme="majorHAnsi"/>
+          <w:b/>
+          <w:bCs/>
+          <w:sz w:val="18"/>
+          <w:szCs w:val="18"/>
           <w:lang w:val="en-US"/>
         </w:rPr>
         <w:t>Từ điển key-value</w:t>
       </w:r>
       <w:r>
         <w:rPr>
-          <w:sz w:val="22"/>
-          <w:szCs w:val="22"/>
+          <w:rFonts w:asciiTheme="majorHAnsi" w:hAnsiTheme="majorHAnsi" w:cstheme="majorHAnsi"/>
+          <w:sz w:val="18"/>
+          <w:szCs w:val="18"/>
           <w:lang w:val="en-US"/>
         </w:rPr>
         <w:t>)</w:t>
@@ -2421,51 +4418,57 @@
         <w:ind w:left="1260"/>
         <w:jc w:val="both"/>
         <w:rPr>
-          <w:sz w:val="22"/>
-          <w:szCs w:val="22"/>
+          <w:rFonts w:asciiTheme="majorHAnsi" w:hAnsiTheme="majorHAnsi" w:cstheme="majorHAnsi"/>
+          <w:sz w:val="18"/>
+          <w:szCs w:val="18"/>
           <w:lang w:val="fr-FR"/>
         </w:rPr>
       </w:pPr>
       <w:r>
         <w:rPr>
-          <w:sz w:val="22"/>
-          <w:szCs w:val="22"/>
+          <w:rFonts w:asciiTheme="majorHAnsi" w:hAnsiTheme="majorHAnsi" w:cstheme="majorHAnsi"/>
+          <w:sz w:val="18"/>
+          <w:szCs w:val="18"/>
           <w:lang w:val="fr-FR"/>
         </w:rPr>
         <w:t xml:space="preserve">data = </w:t>
       </w:r>
       <w:r>
         <w:rPr>
-          <w:b/>
-          <w:bCs/>
-          <w:sz w:val="22"/>
-          <w:szCs w:val="22"/>
+          <w:rFonts w:asciiTheme="majorHAnsi" w:hAnsiTheme="majorHAnsi" w:cstheme="majorHAnsi"/>
+          <w:b/>
+          <w:bCs/>
+          <w:sz w:val="18"/>
+          <w:szCs w:val="18"/>
           <w:lang w:val="fr-FR"/>
         </w:rPr>
         <w:t>( )</w:t>
       </w:r>
       <w:r>
         <w:rPr>
-          <w:sz w:val="22"/>
-          <w:szCs w:val="22"/>
+          <w:rFonts w:asciiTheme="majorHAnsi" w:hAnsiTheme="majorHAnsi" w:cstheme="majorHAnsi"/>
+          <w:sz w:val="18"/>
+          <w:szCs w:val="18"/>
           <w:lang w:val="fr-FR"/>
         </w:rPr>
         <w:t xml:space="preserve"> : là Tuple (</w:t>
       </w:r>
       <w:r>
         <w:rPr>
-          <w:b/>
-          <w:bCs/>
-          <w:sz w:val="22"/>
-          <w:szCs w:val="22"/>
+          <w:rFonts w:asciiTheme="majorHAnsi" w:hAnsiTheme="majorHAnsi" w:cstheme="majorHAnsi"/>
+          <w:b/>
+          <w:bCs/>
+          <w:sz w:val="18"/>
+          <w:szCs w:val="18"/>
           <w:lang w:val="fr-FR"/>
         </w:rPr>
         <w:t>bộ, ds bất biến</w:t>
       </w:r>
       <w:r>
         <w:rPr>
-          <w:sz w:val="22"/>
-          <w:szCs w:val="22"/>
+          <w:rFonts w:asciiTheme="majorHAnsi" w:hAnsiTheme="majorHAnsi" w:cstheme="majorHAnsi"/>
+          <w:sz w:val="18"/>
+          <w:szCs w:val="18"/>
           <w:lang w:val="fr-FR"/>
         </w:rPr>
         <w:t>)</w:t>
@@ -2481,29 +4484,32 @@
         <w:ind w:left="1260"/>
         <w:jc w:val="both"/>
         <w:rPr>
-          <w:b/>
-          <w:bCs/>
-          <w:sz w:val="22"/>
-          <w:szCs w:val="22"/>
+          <w:rFonts w:asciiTheme="majorHAnsi" w:hAnsiTheme="majorHAnsi" w:cstheme="majorHAnsi"/>
+          <w:b/>
+          <w:bCs/>
+          <w:sz w:val="18"/>
+          <w:szCs w:val="18"/>
           <w:lang w:val="fr-FR"/>
         </w:rPr>
       </w:pPr>
       <w:r>
         <w:rPr>
-          <w:b/>
-          <w:bCs/>
-          <w:sz w:val="22"/>
-          <w:szCs w:val="22"/>
+          <w:rFonts w:asciiTheme="majorHAnsi" w:hAnsiTheme="majorHAnsi" w:cstheme="majorHAnsi"/>
+          <w:b/>
+          <w:bCs/>
+          <w:sz w:val="18"/>
+          <w:szCs w:val="18"/>
           <w:lang w:val="fr-FR"/>
         </w:rPr>
         <w:t xml:space="preserve">Kỹ thuật </w:t>
       </w:r>
       <w:r>
         <w:rPr>
-          <w:b/>
-          <w:bCs/>
-          <w:sz w:val="22"/>
-          <w:szCs w:val="22"/>
+          <w:rFonts w:asciiTheme="majorHAnsi" w:hAnsiTheme="majorHAnsi" w:cstheme="majorHAnsi"/>
+          <w:b/>
+          <w:bCs/>
+          <w:sz w:val="18"/>
+          <w:szCs w:val="18"/>
           <w:lang w:val="fr-FR"/>
         </w:rPr>
         <w:t>Slicing :</w:t>
@@ -2519,120 +4525,139 @@
         <w:ind w:left="1530" w:hanging="270"/>
         <w:jc w:val="both"/>
         <w:rPr>
-          <w:rFonts w:ascii="Consolas" w:hAnsi="Consolas"/>
-          <w:color w:val="000000" w:themeColor="text1"/>
-          <w:sz w:val="22"/>
-          <w:szCs w:val="22"/>
-          <w:lang w:val="en-US"/>
-        </w:rPr>
-      </w:pPr>
-      <w:r>
-        <w:rPr>
-          <w:rFonts w:ascii="Consolas" w:hAnsi="Consolas"/>
-          <w:color w:val="000000" w:themeColor="text1"/>
-          <w:sz w:val="22"/>
-          <w:szCs w:val="22"/>
+          <w:rFonts w:asciiTheme="majorHAnsi" w:hAnsiTheme="majorHAnsi" w:cstheme="majorHAnsi"/>
+          <w:color w:val="000000" w:themeColor="text1"/>
+          <w:sz w:val="18"/>
+          <w:szCs w:val="18"/>
+          <w:lang w:val="en-US"/>
+        </w:rPr>
+      </w:pPr>
+      <w:r>
+        <w:rPr>
+          <w:rFonts w:asciiTheme="majorHAnsi" w:hAnsiTheme="majorHAnsi" w:cstheme="majorHAnsi"/>
+          <w:color w:val="000000" w:themeColor="text1"/>
+          <w:sz w:val="18"/>
+          <w:szCs w:val="18"/>
         </w:rPr>
         <w:t>arr[</w:t>
       </w:r>
       <w:r>
         <w:rPr>
-          <w:rFonts w:ascii="Consolas" w:hAnsi="Consolas"/>
-          <w:b/>
-          <w:bCs/>
-          <w:color w:val="000000" w:themeColor="text1"/>
-          <w:sz w:val="22"/>
-          <w:szCs w:val="22"/>
+          <w:rFonts w:asciiTheme="majorHAnsi" w:hAnsiTheme="majorHAnsi" w:cstheme="majorHAnsi"/>
+          <w:b/>
+          <w:bCs/>
+          <w:color w:val="000000" w:themeColor="text1"/>
+          <w:sz w:val="18"/>
+          <w:szCs w:val="18"/>
           <w:lang w:val="en-US"/>
         </w:rPr>
         <w:t>row</w:t>
       </w:r>
       <w:r>
         <w:rPr>
-          <w:rFonts w:ascii="Consolas" w:hAnsi="Consolas"/>
-          <w:color w:val="000000" w:themeColor="text1"/>
-          <w:sz w:val="22"/>
-          <w:szCs w:val="22"/>
+          <w:rFonts w:asciiTheme="majorHAnsi" w:hAnsiTheme="majorHAnsi" w:cstheme="majorHAnsi"/>
+          <w:color w:val="000000" w:themeColor="text1"/>
+          <w:sz w:val="18"/>
+          <w:szCs w:val="18"/>
         </w:rPr>
         <w:t>, :]          </w:t>
       </w:r>
       <w:r>
         <w:rPr>
-          <w:rFonts w:ascii="Consolas" w:hAnsi="Consolas"/>
-          <w:color w:val="000000" w:themeColor="text1"/>
-          <w:sz w:val="22"/>
-          <w:szCs w:val="22"/>
+          <w:rFonts w:asciiTheme="majorHAnsi" w:hAnsiTheme="majorHAnsi" w:cstheme="majorHAnsi"/>
+          <w:color w:val="000000" w:themeColor="text1"/>
+          <w:sz w:val="18"/>
+          <w:szCs w:val="18"/>
           <w:lang w:val="en-US"/>
         </w:rPr>
         <w:tab/>
       </w:r>
       <w:r>
         <w:rPr>
-          <w:rFonts w:ascii="Consolas" w:hAnsi="Consolas"/>
-          <w:color w:val="000000" w:themeColor="text1"/>
-          <w:sz w:val="22"/>
-          <w:szCs w:val="22"/>
+          <w:rFonts w:asciiTheme="majorHAnsi" w:hAnsiTheme="majorHAnsi" w:cstheme="majorHAnsi"/>
+          <w:color w:val="000000" w:themeColor="text1"/>
+          <w:sz w:val="18"/>
+          <w:szCs w:val="18"/>
           <w:lang w:val="en-US"/>
         </w:rPr>
         <w:tab/>
       </w:r>
       <w:r>
         <w:rPr>
-          <w:rFonts w:ascii="Consolas" w:hAnsi="Consolas"/>
-          <w:color w:val="000000" w:themeColor="text1"/>
-          <w:sz w:val="22"/>
-          <w:szCs w:val="22"/>
+          <w:rFonts w:asciiTheme="majorHAnsi" w:hAnsiTheme="majorHAnsi" w:cstheme="majorHAnsi"/>
+          <w:color w:val="000000" w:themeColor="text1"/>
+          <w:sz w:val="18"/>
+          <w:szCs w:val="18"/>
           <w:lang w:val="en-US"/>
         </w:rPr>
         <w:tab/>
       </w:r>
       <w:r>
         <w:rPr>
-          <w:rFonts w:ascii="Consolas" w:hAnsi="Consolas"/>
-          <w:color w:val="000000" w:themeColor="text1"/>
-          <w:sz w:val="22"/>
-          <w:szCs w:val="22"/>
+          <w:rFonts w:asciiTheme="majorHAnsi" w:hAnsiTheme="majorHAnsi" w:cstheme="majorHAnsi"/>
+          <w:color w:val="000000" w:themeColor="text1"/>
+          <w:sz w:val="18"/>
+          <w:szCs w:val="18"/>
           <w:lang w:val="en-US"/>
         </w:rPr>
         <w:tab/>
+      </w:r>
+      <w:r>
+        <w:rPr>
+          <w:rFonts w:asciiTheme="majorHAnsi" w:hAnsiTheme="majorHAnsi" w:cstheme="majorHAnsi"/>
+          <w:color w:val="000000" w:themeColor="text1"/>
+          <w:sz w:val="18"/>
+          <w:szCs w:val="18"/>
+          <w:lang w:val="en-US"/>
+        </w:rPr>
+        <w:tab/>
+      </w:r>
+      <w:r>
+        <w:rPr>
+          <w:rFonts w:asciiTheme="majorHAnsi" w:hAnsiTheme="majorHAnsi" w:cstheme="majorHAnsi"/>
+          <w:color w:val="000000" w:themeColor="text1"/>
+          <w:sz w:val="18"/>
+          <w:szCs w:val="18"/>
+          <w:lang w:val="en-US"/>
+        </w:rPr>
         <w:t xml:space="preserve">: lấy </w:t>
       </w:r>
       <w:r>
         <w:rPr>
-          <w:rFonts w:ascii="Consolas" w:hAnsi="Consolas"/>
-          <w:color w:val="000000" w:themeColor="text1"/>
-          <w:sz w:val="22"/>
-          <w:szCs w:val="22"/>
+          <w:rFonts w:asciiTheme="majorHAnsi" w:hAnsiTheme="majorHAnsi" w:cstheme="majorHAnsi"/>
+          <w:color w:val="000000" w:themeColor="text1"/>
+          <w:sz w:val="18"/>
+          <w:szCs w:val="18"/>
           <w:lang w:val="en-US"/>
         </w:rPr>
         <w:t xml:space="preserve">dòng </w:t>
       </w:r>
       <w:r>
         <w:rPr>
-          <w:rFonts w:ascii="Consolas" w:hAnsi="Consolas"/>
-          <w:color w:val="000000" w:themeColor="text1"/>
-          <w:sz w:val="22"/>
-          <w:szCs w:val="22"/>
+          <w:rFonts w:asciiTheme="majorHAnsi" w:hAnsiTheme="majorHAnsi" w:cstheme="majorHAnsi"/>
+          <w:color w:val="000000" w:themeColor="text1"/>
+          <w:sz w:val="18"/>
+          <w:szCs w:val="18"/>
           <w:lang w:val="en-US"/>
         </w:rPr>
         <w:t xml:space="preserve">thứ </w:t>
       </w:r>
       <w:r>
         <w:rPr>
-          <w:rFonts w:ascii="Consolas" w:hAnsi="Consolas"/>
-          <w:color w:val="000000" w:themeColor="text1"/>
-          <w:sz w:val="22"/>
-          <w:szCs w:val="22"/>
+          <w:rFonts w:asciiTheme="majorHAnsi" w:hAnsiTheme="majorHAnsi" w:cstheme="majorHAnsi"/>
+          <w:color w:val="000000" w:themeColor="text1"/>
+          <w:sz w:val="18"/>
+          <w:szCs w:val="18"/>
           <w:lang w:val="en-US"/>
         </w:rPr>
         <w:t>row</w:t>
       </w:r>
       <w:r>
         <w:rPr>
-          <w:rFonts w:ascii="Consolas" w:hAnsi="Consolas"/>
-          <w:color w:val="000000" w:themeColor="text1"/>
-          <w:sz w:val="22"/>
-          <w:szCs w:val="22"/>
+          <w:rFonts w:asciiTheme="majorHAnsi" w:hAnsiTheme="majorHAnsi" w:cstheme="majorHAnsi"/>
+          <w:color w:val="000000" w:themeColor="text1"/>
+          <w:sz w:val="18"/>
+          <w:szCs w:val="18"/>
           <w:lang w:val="en-US"/>
         </w:rPr>
         <w:t>s</w:t>
@@ -2648,48 +4673,48 @@
         <w:ind w:left="1530" w:hanging="270"/>
         <w:jc w:val="both"/>
         <w:rPr>
-          <w:rFonts w:ascii="Consolas" w:hAnsi="Consolas"/>
-          <w:color w:val="000000" w:themeColor="text1"/>
-          <w:sz w:val="22"/>
-          <w:szCs w:val="22"/>
-          <w:lang w:val="en-US"/>
-        </w:rPr>
-      </w:pPr>
-      <w:r>
-        <w:rPr>
-          <w:rFonts w:ascii="Consolas" w:hAnsi="Consolas"/>
-          <w:color w:val="000000" w:themeColor="text1"/>
-          <w:sz w:val="22"/>
-          <w:szCs w:val="22"/>
+          <w:rFonts w:asciiTheme="majorHAnsi" w:hAnsiTheme="majorHAnsi" w:cstheme="majorHAnsi"/>
+          <w:color w:val="000000" w:themeColor="text1"/>
+          <w:sz w:val="18"/>
+          <w:szCs w:val="18"/>
+          <w:lang w:val="en-US"/>
+        </w:rPr>
+      </w:pPr>
+      <w:r>
+        <w:rPr>
+          <w:rFonts w:asciiTheme="majorHAnsi" w:hAnsiTheme="majorHAnsi" w:cstheme="majorHAnsi"/>
+          <w:color w:val="000000" w:themeColor="text1"/>
+          <w:sz w:val="18"/>
+          <w:szCs w:val="18"/>
         </w:rPr>
         <w:t xml:space="preserve">arr[:, </w:t>
       </w:r>
       <w:r>
         <w:rPr>
-          <w:rFonts w:ascii="Consolas" w:hAnsi="Consolas"/>
-          <w:b/>
-          <w:bCs/>
-          <w:color w:val="000000" w:themeColor="text1"/>
-          <w:sz w:val="22"/>
-          <w:szCs w:val="22"/>
+          <w:rFonts w:asciiTheme="majorHAnsi" w:hAnsiTheme="majorHAnsi" w:cstheme="majorHAnsi"/>
+          <w:b/>
+          <w:bCs/>
+          <w:color w:val="000000" w:themeColor="text1"/>
+          <w:sz w:val="18"/>
+          <w:szCs w:val="18"/>
         </w:rPr>
         <w:t>col</w:t>
       </w:r>
       <w:r>
         <w:rPr>
-          <w:rFonts w:ascii="Consolas" w:hAnsi="Consolas"/>
-          <w:color w:val="000000" w:themeColor="text1"/>
-          <w:sz w:val="22"/>
-          <w:szCs w:val="22"/>
+          <w:rFonts w:asciiTheme="majorHAnsi" w:hAnsiTheme="majorHAnsi" w:cstheme="majorHAnsi"/>
+          <w:color w:val="000000" w:themeColor="text1"/>
+          <w:sz w:val="18"/>
+          <w:szCs w:val="18"/>
         </w:rPr>
         <w:t xml:space="preserve">]       </w:t>
       </w:r>
       <w:r>
         <w:rPr>
-          <w:rFonts w:ascii="Consolas" w:hAnsi="Consolas"/>
-          <w:color w:val="000000" w:themeColor="text1"/>
-          <w:sz w:val="22"/>
-          <w:szCs w:val="22"/>
+          <w:rFonts w:asciiTheme="majorHAnsi" w:hAnsiTheme="majorHAnsi" w:cstheme="majorHAnsi"/>
+          <w:color w:val="000000" w:themeColor="text1"/>
+          <w:sz w:val="18"/>
+          <w:szCs w:val="18"/>
           <w:lang w:val="en-US"/>
         </w:rPr>
         <w:tab/>
@@ -2697,51 +4722,70 @@
       </w:r>
       <w:r>
         <w:rPr>
-          <w:rFonts w:ascii="Consolas" w:hAnsi="Consolas"/>
-          <w:color w:val="000000" w:themeColor="text1"/>
-          <w:sz w:val="22"/>
-          <w:szCs w:val="22"/>
+          <w:rFonts w:asciiTheme="majorHAnsi" w:hAnsiTheme="majorHAnsi" w:cstheme="majorHAnsi"/>
+          <w:color w:val="000000" w:themeColor="text1"/>
+          <w:sz w:val="18"/>
+          <w:szCs w:val="18"/>
           <w:lang w:val="en-US"/>
         </w:rPr>
         <w:tab/>
       </w:r>
       <w:r>
         <w:rPr>
-          <w:rFonts w:ascii="Consolas" w:hAnsi="Consolas"/>
-          <w:color w:val="000000" w:themeColor="text1"/>
-          <w:sz w:val="22"/>
-          <w:szCs w:val="22"/>
+          <w:rFonts w:asciiTheme="majorHAnsi" w:hAnsiTheme="majorHAnsi" w:cstheme="majorHAnsi"/>
+          <w:color w:val="000000" w:themeColor="text1"/>
+          <w:sz w:val="18"/>
+          <w:szCs w:val="18"/>
           <w:lang w:val="en-US"/>
         </w:rPr>
         <w:tab/>
       </w:r>
       <w:r>
         <w:rPr>
-          <w:rFonts w:ascii="Consolas" w:hAnsi="Consolas"/>
-          <w:color w:val="000000" w:themeColor="text1"/>
-          <w:sz w:val="22"/>
-          <w:szCs w:val="22"/>
+          <w:rFonts w:asciiTheme="majorHAnsi" w:hAnsiTheme="majorHAnsi" w:cstheme="majorHAnsi"/>
+          <w:color w:val="000000" w:themeColor="text1"/>
+          <w:sz w:val="18"/>
+          <w:szCs w:val="18"/>
           <w:lang w:val="en-US"/>
         </w:rPr>
         <w:tab/>
+      </w:r>
+      <w:r>
+        <w:rPr>
+          <w:rFonts w:asciiTheme="majorHAnsi" w:hAnsiTheme="majorHAnsi" w:cstheme="majorHAnsi"/>
+          <w:color w:val="000000" w:themeColor="text1"/>
+          <w:sz w:val="18"/>
+          <w:szCs w:val="18"/>
+          <w:lang w:val="en-US"/>
+        </w:rPr>
+        <w:tab/>
+      </w:r>
+      <w:r>
+        <w:rPr>
+          <w:rFonts w:asciiTheme="majorHAnsi" w:hAnsiTheme="majorHAnsi" w:cstheme="majorHAnsi"/>
+          <w:color w:val="000000" w:themeColor="text1"/>
+          <w:sz w:val="18"/>
+          <w:szCs w:val="18"/>
+          <w:lang w:val="en-US"/>
+        </w:rPr>
         <w:t xml:space="preserve">: lấy </w:t>
       </w:r>
       <w:r>
         <w:rPr>
-          <w:rFonts w:ascii="Consolas" w:hAnsi="Consolas"/>
-          <w:color w:val="000000" w:themeColor="text1"/>
-          <w:sz w:val="22"/>
-          <w:szCs w:val="22"/>
+          <w:rFonts w:asciiTheme="majorHAnsi" w:hAnsiTheme="majorHAnsi" w:cstheme="majorHAnsi"/>
+          <w:color w:val="000000" w:themeColor="text1"/>
+          <w:sz w:val="18"/>
+          <w:szCs w:val="18"/>
           <w:lang w:val="en-US"/>
         </w:rPr>
         <w:t>cột columns</w:t>
       </w:r>
       <w:r>
         <w:rPr>
-          <w:rFonts w:ascii="Consolas" w:hAnsi="Consolas"/>
-          <w:color w:val="000000" w:themeColor="text1"/>
-          <w:sz w:val="22"/>
-          <w:szCs w:val="22"/>
+          <w:rFonts w:asciiTheme="majorHAnsi" w:hAnsiTheme="majorHAnsi" w:cstheme="majorHAnsi"/>
+          <w:color w:val="000000" w:themeColor="text1"/>
+          <w:sz w:val="18"/>
+          <w:szCs w:val="18"/>
         </w:rPr>
         <w:t> </w:t>
       </w:r>
@@ -2756,122 +4800,122 @@
         <w:ind w:left="1530" w:hanging="270"/>
         <w:jc w:val="both"/>
         <w:rPr>
-          <w:rFonts w:ascii="Consolas" w:hAnsi="Consolas"/>
-          <w:color w:val="000000" w:themeColor="text1"/>
-          <w:sz w:val="22"/>
-          <w:szCs w:val="22"/>
-          <w:lang w:val="en-US"/>
-        </w:rPr>
-      </w:pPr>
-      <w:r>
-        <w:rPr>
-          <w:rFonts w:ascii="Consolas" w:hAnsi="Consolas"/>
-          <w:color w:val="000000" w:themeColor="text1"/>
-          <w:sz w:val="22"/>
-          <w:szCs w:val="22"/>
+          <w:rFonts w:asciiTheme="majorHAnsi" w:hAnsiTheme="majorHAnsi" w:cstheme="majorHAnsi"/>
+          <w:color w:val="000000" w:themeColor="text1"/>
+          <w:sz w:val="18"/>
+          <w:szCs w:val="18"/>
+          <w:lang w:val="en-US"/>
+        </w:rPr>
+      </w:pPr>
+      <w:r>
+        <w:rPr>
+          <w:rFonts w:asciiTheme="majorHAnsi" w:hAnsiTheme="majorHAnsi" w:cstheme="majorHAnsi"/>
+          <w:color w:val="000000" w:themeColor="text1"/>
+          <w:sz w:val="18"/>
+          <w:szCs w:val="18"/>
         </w:rPr>
         <w:t xml:space="preserve">arr[:, </w:t>
       </w:r>
       <w:r>
         <w:rPr>
-          <w:rFonts w:ascii="Consolas" w:hAnsi="Consolas"/>
-          <w:b/>
-          <w:bCs/>
-          <w:color w:val="000000" w:themeColor="text1"/>
-          <w:sz w:val="22"/>
-          <w:szCs w:val="22"/>
+          <w:rFonts w:asciiTheme="majorHAnsi" w:hAnsiTheme="majorHAnsi" w:cstheme="majorHAnsi"/>
+          <w:b/>
+          <w:bCs/>
+          <w:color w:val="000000" w:themeColor="text1"/>
+          <w:sz w:val="18"/>
+          <w:szCs w:val="18"/>
           <w:lang w:val="en-US"/>
         </w:rPr>
         <w:t>start</w:t>
       </w:r>
       <w:r>
         <w:rPr>
-          <w:rFonts w:ascii="Consolas" w:hAnsi="Consolas"/>
-          <w:b/>
-          <w:bCs/>
-          <w:color w:val="000000" w:themeColor="text1"/>
-          <w:sz w:val="22"/>
-          <w:szCs w:val="22"/>
+          <w:rFonts w:asciiTheme="majorHAnsi" w:hAnsiTheme="majorHAnsi" w:cstheme="majorHAnsi"/>
+          <w:b/>
+          <w:bCs/>
+          <w:color w:val="000000" w:themeColor="text1"/>
+          <w:sz w:val="18"/>
+          <w:szCs w:val="18"/>
         </w:rPr>
         <w:t>:</w:t>
       </w:r>
       <w:r>
         <w:rPr>
-          <w:rFonts w:ascii="Consolas" w:hAnsi="Consolas"/>
-          <w:b/>
-          <w:bCs/>
-          <w:color w:val="000000" w:themeColor="text1"/>
-          <w:sz w:val="22"/>
-          <w:szCs w:val="22"/>
+          <w:rFonts w:asciiTheme="majorHAnsi" w:hAnsiTheme="majorHAnsi" w:cstheme="majorHAnsi"/>
+          <w:b/>
+          <w:bCs/>
+          <w:color w:val="000000" w:themeColor="text1"/>
+          <w:sz w:val="18"/>
+          <w:szCs w:val="18"/>
           <w:lang w:val="en-US"/>
         </w:rPr>
         <w:t>end_col</w:t>
       </w:r>
       <w:r>
         <w:rPr>
-          <w:rFonts w:ascii="Consolas" w:hAnsi="Consolas"/>
-          <w:color w:val="000000" w:themeColor="text1"/>
-          <w:sz w:val="22"/>
-          <w:szCs w:val="22"/>
+          <w:rFonts w:asciiTheme="majorHAnsi" w:hAnsiTheme="majorHAnsi" w:cstheme="majorHAnsi"/>
+          <w:color w:val="000000" w:themeColor="text1"/>
+          <w:sz w:val="18"/>
+          <w:szCs w:val="18"/>
         </w:rPr>
         <w:t>]</w:t>
       </w:r>
       <w:r>
         <w:rPr>
-          <w:rFonts w:ascii="Consolas" w:hAnsi="Consolas"/>
-          <w:color w:val="000000" w:themeColor="text1"/>
-          <w:sz w:val="22"/>
-          <w:szCs w:val="22"/>
+          <w:rFonts w:asciiTheme="majorHAnsi" w:hAnsiTheme="majorHAnsi" w:cstheme="majorHAnsi"/>
+          <w:color w:val="000000" w:themeColor="text1"/>
+          <w:sz w:val="18"/>
+          <w:szCs w:val="18"/>
           <w:lang w:val="en-US"/>
         </w:rPr>
         <w:t xml:space="preserve">  </w:t>
       </w:r>
       <w:r>
         <w:rPr>
-          <w:rFonts w:ascii="Consolas" w:hAnsi="Consolas"/>
-          <w:color w:val="000000" w:themeColor="text1"/>
-          <w:sz w:val="22"/>
-          <w:szCs w:val="22"/>
+          <w:rFonts w:asciiTheme="majorHAnsi" w:hAnsiTheme="majorHAnsi" w:cstheme="majorHAnsi"/>
+          <w:color w:val="000000" w:themeColor="text1"/>
+          <w:sz w:val="18"/>
+          <w:szCs w:val="18"/>
           <w:lang w:val="en-US"/>
         </w:rPr>
         <w:tab/>
       </w:r>
       <w:r>
         <w:rPr>
-          <w:rFonts w:ascii="Consolas" w:hAnsi="Consolas"/>
-          <w:color w:val="000000" w:themeColor="text1"/>
-          <w:sz w:val="22"/>
-          <w:szCs w:val="22"/>
+          <w:rFonts w:asciiTheme="majorHAnsi" w:hAnsiTheme="majorHAnsi" w:cstheme="majorHAnsi"/>
+          <w:color w:val="000000" w:themeColor="text1"/>
+          <w:sz w:val="18"/>
+          <w:szCs w:val="18"/>
           <w:lang w:val="en-US"/>
         </w:rPr>
         <w:tab/>
       </w:r>
       <w:r>
         <w:rPr>
-          <w:rFonts w:ascii="Consolas" w:hAnsi="Consolas"/>
-          <w:color w:val="000000" w:themeColor="text1"/>
-          <w:sz w:val="22"/>
-          <w:szCs w:val="22"/>
+          <w:rFonts w:asciiTheme="majorHAnsi" w:hAnsiTheme="majorHAnsi" w:cstheme="majorHAnsi"/>
+          <w:color w:val="000000" w:themeColor="text1"/>
+          <w:sz w:val="18"/>
+          <w:szCs w:val="18"/>
           <w:lang w:val="en-US"/>
         </w:rPr>
         <w:tab/>
       </w:r>
       <w:r>
         <w:rPr>
-          <w:rFonts w:ascii="Consolas" w:hAnsi="Consolas"/>
-          <w:color w:val="000000" w:themeColor="text1"/>
-          <w:sz w:val="22"/>
-          <w:szCs w:val="22"/>
+          <w:rFonts w:asciiTheme="majorHAnsi" w:hAnsiTheme="majorHAnsi" w:cstheme="majorHAnsi"/>
+          <w:color w:val="000000" w:themeColor="text1"/>
+          <w:sz w:val="18"/>
+          <w:szCs w:val="18"/>
           <w:lang w:val="en-US"/>
         </w:rPr>
         <w:tab/>
       </w:r>
       <w:r>
         <w:rPr>
-          <w:rFonts w:ascii="Consolas" w:hAnsi="Consolas"/>
-          <w:color w:val="000000" w:themeColor="text1"/>
-          <w:sz w:val="22"/>
-          <w:szCs w:val="22"/>
+          <w:rFonts w:asciiTheme="majorHAnsi" w:hAnsiTheme="majorHAnsi" w:cstheme="majorHAnsi"/>
+          <w:color w:val="000000" w:themeColor="text1"/>
+          <w:sz w:val="18"/>
+          <w:szCs w:val="18"/>
           <w:lang w:val="en-US"/>
         </w:rPr>
         <w:t>: lấy dải cột</w:t>
@@ -2887,119 +4931,138 @@
         <w:ind w:left="1530" w:hanging="270"/>
         <w:jc w:val="both"/>
         <w:rPr>
-          <w:rFonts w:ascii="Consolas" w:hAnsi="Consolas"/>
-          <w:color w:val="000000" w:themeColor="text1"/>
-          <w:sz w:val="22"/>
-          <w:szCs w:val="22"/>
-          <w:lang w:val="en-US"/>
-        </w:rPr>
-      </w:pPr>
-      <w:r>
-        <w:rPr>
-          <w:rFonts w:ascii="Consolas" w:hAnsi="Consolas"/>
-          <w:color w:val="000000" w:themeColor="text1"/>
-          <w:sz w:val="22"/>
-          <w:szCs w:val="22"/>
+          <w:rFonts w:asciiTheme="majorHAnsi" w:hAnsiTheme="majorHAnsi" w:cstheme="majorHAnsi"/>
+          <w:color w:val="000000" w:themeColor="text1"/>
+          <w:sz w:val="18"/>
+          <w:szCs w:val="18"/>
+          <w:lang w:val="en-US"/>
+        </w:rPr>
+      </w:pPr>
+      <w:r>
+        <w:rPr>
+          <w:rFonts w:asciiTheme="majorHAnsi" w:hAnsiTheme="majorHAnsi" w:cstheme="majorHAnsi"/>
+          <w:color w:val="000000" w:themeColor="text1"/>
+          <w:sz w:val="18"/>
+          <w:szCs w:val="18"/>
         </w:rPr>
         <w:t>arr[</w:t>
       </w:r>
       <w:r>
         <w:rPr>
-          <w:rFonts w:ascii="Consolas" w:hAnsi="Consolas"/>
-          <w:b/>
-          <w:bCs/>
-          <w:color w:val="000000" w:themeColor="text1"/>
-          <w:sz w:val="22"/>
-          <w:szCs w:val="22"/>
+          <w:rFonts w:asciiTheme="majorHAnsi" w:hAnsiTheme="majorHAnsi" w:cstheme="majorHAnsi"/>
+          <w:b/>
+          <w:bCs/>
+          <w:color w:val="000000" w:themeColor="text1"/>
+          <w:sz w:val="18"/>
+          <w:szCs w:val="18"/>
           <w:lang w:val="en-US"/>
         </w:rPr>
         <w:t>start_</w:t>
       </w:r>
       <w:r>
         <w:rPr>
-          <w:rFonts w:ascii="Consolas" w:hAnsi="Consolas"/>
-          <w:b/>
-          <w:bCs/>
-          <w:color w:val="000000" w:themeColor="text1"/>
-          <w:sz w:val="22"/>
-          <w:szCs w:val="22"/>
+          <w:rFonts w:asciiTheme="majorHAnsi" w:hAnsiTheme="majorHAnsi" w:cstheme="majorHAnsi"/>
+          <w:b/>
+          <w:bCs/>
+          <w:color w:val="000000" w:themeColor="text1"/>
+          <w:sz w:val="18"/>
+          <w:szCs w:val="18"/>
           <w:lang w:val="en-US"/>
         </w:rPr>
         <w:t>row</w:t>
       </w:r>
       <w:r>
         <w:rPr>
-          <w:rFonts w:ascii="Consolas" w:hAnsi="Consolas"/>
-          <w:b/>
-          <w:bCs/>
-          <w:color w:val="000000" w:themeColor="text1"/>
-          <w:sz w:val="22"/>
-          <w:szCs w:val="22"/>
+          <w:rFonts w:asciiTheme="majorHAnsi" w:hAnsiTheme="majorHAnsi" w:cstheme="majorHAnsi"/>
+          <w:b/>
+          <w:bCs/>
+          <w:color w:val="000000" w:themeColor="text1"/>
+          <w:sz w:val="18"/>
+          <w:szCs w:val="18"/>
         </w:rPr>
         <w:t>:</w:t>
       </w:r>
       <w:r>
         <w:rPr>
-          <w:rFonts w:ascii="Consolas" w:hAnsi="Consolas"/>
-          <w:b/>
-          <w:bCs/>
-          <w:color w:val="000000" w:themeColor="text1"/>
-          <w:sz w:val="22"/>
-          <w:szCs w:val="22"/>
+          <w:rFonts w:asciiTheme="majorHAnsi" w:hAnsiTheme="majorHAnsi" w:cstheme="majorHAnsi"/>
+          <w:b/>
+          <w:bCs/>
+          <w:color w:val="000000" w:themeColor="text1"/>
+          <w:sz w:val="18"/>
+          <w:szCs w:val="18"/>
           <w:lang w:val="en-US"/>
         </w:rPr>
         <w:t>end_</w:t>
       </w:r>
       <w:r>
         <w:rPr>
-          <w:rFonts w:ascii="Consolas" w:hAnsi="Consolas"/>
-          <w:b/>
-          <w:bCs/>
-          <w:color w:val="000000" w:themeColor="text1"/>
-          <w:sz w:val="22"/>
-          <w:szCs w:val="22"/>
+          <w:rFonts w:asciiTheme="majorHAnsi" w:hAnsiTheme="majorHAnsi" w:cstheme="majorHAnsi"/>
+          <w:b/>
+          <w:bCs/>
+          <w:color w:val="000000" w:themeColor="text1"/>
+          <w:sz w:val="18"/>
+          <w:szCs w:val="18"/>
           <w:lang w:val="en-US"/>
         </w:rPr>
         <w:t>row</w:t>
       </w:r>
       <w:r>
         <w:rPr>
-          <w:rFonts w:ascii="Consolas" w:hAnsi="Consolas"/>
-          <w:color w:val="000000" w:themeColor="text1"/>
-          <w:sz w:val="22"/>
-          <w:szCs w:val="22"/>
+          <w:rFonts w:asciiTheme="majorHAnsi" w:hAnsiTheme="majorHAnsi" w:cstheme="majorHAnsi"/>
+          <w:color w:val="000000" w:themeColor="text1"/>
+          <w:sz w:val="18"/>
+          <w:szCs w:val="18"/>
         </w:rPr>
         <w:t xml:space="preserve">,:] </w:t>
       </w:r>
       <w:r>
         <w:rPr>
-          <w:rFonts w:ascii="Consolas" w:hAnsi="Consolas"/>
-          <w:color w:val="000000" w:themeColor="text1"/>
-          <w:sz w:val="22"/>
-          <w:szCs w:val="22"/>
+          <w:rFonts w:asciiTheme="majorHAnsi" w:hAnsiTheme="majorHAnsi" w:cstheme="majorHAnsi"/>
+          <w:color w:val="000000" w:themeColor="text1"/>
+          <w:sz w:val="18"/>
+          <w:szCs w:val="18"/>
           <w:lang w:val="en-US"/>
         </w:rPr>
         <w:tab/>
       </w:r>
       <w:r>
         <w:rPr>
-          <w:rFonts w:ascii="Consolas" w:hAnsi="Consolas"/>
-          <w:color w:val="000000" w:themeColor="text1"/>
-          <w:sz w:val="22"/>
-          <w:szCs w:val="22"/>
+          <w:rFonts w:asciiTheme="majorHAnsi" w:hAnsiTheme="majorHAnsi" w:cstheme="majorHAnsi"/>
+          <w:color w:val="000000" w:themeColor="text1"/>
+          <w:sz w:val="18"/>
+          <w:szCs w:val="18"/>
           <w:lang w:val="en-US"/>
         </w:rPr>
         <w:tab/>
       </w:r>
       <w:r>
         <w:rPr>
-          <w:rFonts w:ascii="Consolas" w:hAnsi="Consolas"/>
-          <w:color w:val="000000" w:themeColor="text1"/>
-          <w:sz w:val="22"/>
-          <w:szCs w:val="22"/>
+          <w:rFonts w:asciiTheme="majorHAnsi" w:hAnsiTheme="majorHAnsi" w:cstheme="majorHAnsi"/>
+          <w:color w:val="000000" w:themeColor="text1"/>
+          <w:sz w:val="18"/>
+          <w:szCs w:val="18"/>
           <w:lang w:val="en-US"/>
         </w:rPr>
         <w:tab/>
+      </w:r>
+      <w:r>
+        <w:rPr>
+          <w:rFonts w:asciiTheme="majorHAnsi" w:hAnsiTheme="majorHAnsi" w:cstheme="majorHAnsi"/>
+          <w:color w:val="000000" w:themeColor="text1"/>
+          <w:sz w:val="18"/>
+          <w:szCs w:val="18"/>
+          <w:lang w:val="en-US"/>
+        </w:rPr>
+        <w:tab/>
+      </w:r>
+      <w:r>
+        <w:rPr>
+          <w:rFonts w:asciiTheme="majorHAnsi" w:hAnsiTheme="majorHAnsi" w:cstheme="majorHAnsi"/>
+          <w:color w:val="000000" w:themeColor="text1"/>
+          <w:sz w:val="18"/>
+          <w:szCs w:val="18"/>
+          <w:lang w:val="en-US"/>
+        </w:rPr>
         <w:t>: lấy dải dòng</w:t>
       </w:r>
     </w:p>
@@ -3013,138 +5076,158 @@
         <w:ind w:left="1530" w:hanging="270"/>
         <w:jc w:val="both"/>
         <w:rPr>
-          <w:rFonts w:ascii="Consolas" w:hAnsi="Consolas"/>
-          <w:color w:val="000000" w:themeColor="text1"/>
-          <w:sz w:val="22"/>
-          <w:szCs w:val="22"/>
-          <w:lang w:val="en-US"/>
-        </w:rPr>
-      </w:pPr>
-      <w:r>
-        <w:rPr>
-          <w:rFonts w:ascii="Consolas" w:hAnsi="Consolas"/>
-          <w:color w:val="000000" w:themeColor="text1"/>
-          <w:sz w:val="22"/>
-          <w:szCs w:val="22"/>
+          <w:rFonts w:asciiTheme="majorHAnsi" w:hAnsiTheme="majorHAnsi" w:cstheme="majorHAnsi"/>
+          <w:color w:val="000000" w:themeColor="text1"/>
+          <w:sz w:val="18"/>
+          <w:szCs w:val="18"/>
+          <w:lang w:val="en-US"/>
+        </w:rPr>
+      </w:pPr>
+      <w:r>
+        <w:rPr>
+          <w:rFonts w:asciiTheme="majorHAnsi" w:hAnsiTheme="majorHAnsi" w:cstheme="majorHAnsi"/>
+          <w:color w:val="000000" w:themeColor="text1"/>
+          <w:sz w:val="18"/>
+          <w:szCs w:val="18"/>
         </w:rPr>
         <w:t>arr[</w:t>
       </w:r>
       <w:r>
         <w:rPr>
-          <w:rFonts w:ascii="Consolas" w:hAnsi="Consolas"/>
-          <w:b/>
-          <w:bCs/>
-          <w:color w:val="000000" w:themeColor="text1"/>
-          <w:sz w:val="22"/>
-          <w:szCs w:val="22"/>
+          <w:rFonts w:asciiTheme="majorHAnsi" w:hAnsiTheme="majorHAnsi" w:cstheme="majorHAnsi"/>
+          <w:b/>
+          <w:bCs/>
+          <w:color w:val="000000" w:themeColor="text1"/>
+          <w:sz w:val="18"/>
+          <w:szCs w:val="18"/>
           <w:lang w:val="en-US"/>
         </w:rPr>
         <w:t>start_row</w:t>
       </w:r>
       <w:r>
         <w:rPr>
-          <w:rFonts w:ascii="Consolas" w:hAnsi="Consolas"/>
-          <w:b/>
-          <w:bCs/>
-          <w:color w:val="000000" w:themeColor="text1"/>
-          <w:sz w:val="22"/>
-          <w:szCs w:val="22"/>
+          <w:rFonts w:asciiTheme="majorHAnsi" w:hAnsiTheme="majorHAnsi" w:cstheme="majorHAnsi"/>
+          <w:b/>
+          <w:bCs/>
+          <w:color w:val="000000" w:themeColor="text1"/>
+          <w:sz w:val="18"/>
+          <w:szCs w:val="18"/>
         </w:rPr>
         <w:t>:</w:t>
       </w:r>
       <w:r>
         <w:rPr>
-          <w:rFonts w:ascii="Consolas" w:hAnsi="Consolas"/>
-          <w:b/>
-          <w:bCs/>
-          <w:color w:val="000000" w:themeColor="text1"/>
-          <w:sz w:val="22"/>
-          <w:szCs w:val="22"/>
+          <w:rFonts w:asciiTheme="majorHAnsi" w:hAnsiTheme="majorHAnsi" w:cstheme="majorHAnsi"/>
+          <w:b/>
+          <w:bCs/>
+          <w:color w:val="000000" w:themeColor="text1"/>
+          <w:sz w:val="18"/>
+          <w:szCs w:val="18"/>
           <w:lang w:val="en-US"/>
         </w:rPr>
         <w:t>end_row</w:t>
       </w:r>
       <w:r>
         <w:rPr>
-          <w:rFonts w:ascii="Consolas" w:hAnsi="Consolas"/>
-          <w:color w:val="000000" w:themeColor="text1"/>
-          <w:sz w:val="22"/>
-          <w:szCs w:val="22"/>
+          <w:rFonts w:asciiTheme="majorHAnsi" w:hAnsiTheme="majorHAnsi" w:cstheme="majorHAnsi"/>
+          <w:color w:val="000000" w:themeColor="text1"/>
+          <w:sz w:val="18"/>
+          <w:szCs w:val="18"/>
         </w:rPr>
         <w:t>,</w:t>
       </w:r>
       <w:r>
         <w:rPr>
-          <w:rFonts w:ascii="Consolas" w:hAnsi="Consolas"/>
-          <w:color w:val="000000" w:themeColor="text1"/>
-          <w:sz w:val="22"/>
-          <w:szCs w:val="22"/>
+          <w:rFonts w:asciiTheme="majorHAnsi" w:hAnsiTheme="majorHAnsi" w:cstheme="majorHAnsi"/>
+          <w:color w:val="000000" w:themeColor="text1"/>
+          <w:sz w:val="18"/>
+          <w:szCs w:val="18"/>
           <w:lang w:val="en-US"/>
         </w:rPr>
         <w:t xml:space="preserve"> </w:t>
       </w:r>
       <w:r>
         <w:rPr>
-          <w:rFonts w:ascii="Consolas" w:hAnsi="Consolas"/>
-          <w:b/>
-          <w:bCs/>
-          <w:color w:val="000000" w:themeColor="text1"/>
-          <w:sz w:val="22"/>
-          <w:szCs w:val="22"/>
+          <w:rFonts w:asciiTheme="majorHAnsi" w:hAnsiTheme="majorHAnsi" w:cstheme="majorHAnsi"/>
+          <w:b/>
+          <w:bCs/>
+          <w:color w:val="000000" w:themeColor="text1"/>
+          <w:sz w:val="18"/>
+          <w:szCs w:val="18"/>
           <w:lang w:val="en-US"/>
         </w:rPr>
         <w:t>start</w:t>
       </w:r>
       <w:r>
         <w:rPr>
-          <w:rFonts w:ascii="Consolas" w:hAnsi="Consolas"/>
-          <w:b/>
-          <w:bCs/>
-          <w:color w:val="000000" w:themeColor="text1"/>
-          <w:sz w:val="22"/>
-          <w:szCs w:val="22"/>
+          <w:rFonts w:asciiTheme="majorHAnsi" w:hAnsiTheme="majorHAnsi" w:cstheme="majorHAnsi"/>
+          <w:b/>
+          <w:bCs/>
+          <w:color w:val="000000" w:themeColor="text1"/>
+          <w:sz w:val="18"/>
+          <w:szCs w:val="18"/>
           <w:lang w:val="en-US"/>
         </w:rPr>
         <w:t>_col</w:t>
       </w:r>
       <w:r>
         <w:rPr>
-          <w:rFonts w:ascii="Consolas" w:hAnsi="Consolas"/>
-          <w:b/>
-          <w:bCs/>
-          <w:color w:val="000000" w:themeColor="text1"/>
-          <w:sz w:val="22"/>
-          <w:szCs w:val="22"/>
+          <w:rFonts w:asciiTheme="majorHAnsi" w:hAnsiTheme="majorHAnsi" w:cstheme="majorHAnsi"/>
+          <w:b/>
+          <w:bCs/>
+          <w:color w:val="000000" w:themeColor="text1"/>
+          <w:sz w:val="18"/>
+          <w:szCs w:val="18"/>
         </w:rPr>
         <w:t>:</w:t>
       </w:r>
       <w:r>
         <w:rPr>
-          <w:rFonts w:ascii="Consolas" w:hAnsi="Consolas"/>
-          <w:b/>
-          <w:bCs/>
-          <w:color w:val="000000" w:themeColor="text1"/>
-          <w:sz w:val="22"/>
-          <w:szCs w:val="22"/>
+          <w:rFonts w:asciiTheme="majorHAnsi" w:hAnsiTheme="majorHAnsi" w:cstheme="majorHAnsi"/>
+          <w:b/>
+          <w:bCs/>
+          <w:color w:val="000000" w:themeColor="text1"/>
+          <w:sz w:val="18"/>
+          <w:szCs w:val="18"/>
           <w:lang w:val="en-US"/>
         </w:rPr>
         <w:t>end_col</w:t>
       </w:r>
       <w:r>
         <w:rPr>
-          <w:rFonts w:ascii="Consolas" w:hAnsi="Consolas"/>
-          <w:color w:val="000000" w:themeColor="text1"/>
-          <w:sz w:val="22"/>
-          <w:szCs w:val="22"/>
+          <w:rFonts w:asciiTheme="majorHAnsi" w:hAnsiTheme="majorHAnsi" w:cstheme="majorHAnsi"/>
+          <w:color w:val="000000" w:themeColor="text1"/>
+          <w:sz w:val="18"/>
+          <w:szCs w:val="18"/>
         </w:rPr>
         <w:t>]</w:t>
       </w:r>
       <w:r>
         <w:rPr>
-          <w:rFonts w:ascii="Consolas" w:hAnsi="Consolas"/>
-          <w:color w:val="000000" w:themeColor="text1"/>
-          <w:sz w:val="22"/>
-          <w:szCs w:val="22"/>
+          <w:rFonts w:asciiTheme="majorHAnsi" w:hAnsiTheme="majorHAnsi" w:cstheme="majorHAnsi"/>
+          <w:color w:val="000000" w:themeColor="text1"/>
+          <w:sz w:val="18"/>
+          <w:szCs w:val="18"/>
+          <w:lang w:val="en-US"/>
+        </w:rPr>
+        <w:tab/>
+      </w:r>
+      <w:r>
+        <w:rPr>
+          <w:rFonts w:asciiTheme="majorHAnsi" w:hAnsiTheme="majorHAnsi" w:cstheme="majorHAnsi"/>
+          <w:color w:val="000000" w:themeColor="text1"/>
+          <w:sz w:val="18"/>
+          <w:szCs w:val="18"/>
+          <w:lang w:val="en-US"/>
+        </w:rPr>
+        <w:tab/>
+      </w:r>
+      <w:r>
+        <w:rPr>
+          <w:rFonts w:asciiTheme="majorHAnsi" w:hAnsiTheme="majorHAnsi" w:cstheme="majorHAnsi"/>
+          <w:color w:val="000000" w:themeColor="text1"/>
+          <w:sz w:val="18"/>
+          <w:szCs w:val="18"/>
           <w:lang w:val="en-US"/>
         </w:rPr>
         <w:t>: lấy 2 chiều</w:t>
@@ -3160,112 +5243,112 @@
         <w:ind w:left="1530" w:hanging="270"/>
         <w:jc w:val="both"/>
         <w:rPr>
-          <w:rFonts w:ascii="Consolas" w:hAnsi="Consolas"/>
-          <w:sz w:val="22"/>
-          <w:szCs w:val="22"/>
-          <w:lang w:val="en-US"/>
-        </w:rPr>
-      </w:pPr>
-      <w:r>
-        <w:rPr>
-          <w:rFonts w:ascii="Consolas" w:hAnsi="Consolas"/>
-          <w:color w:val="000000" w:themeColor="text1"/>
-          <w:sz w:val="22"/>
-          <w:szCs w:val="22"/>
+          <w:rFonts w:asciiTheme="majorHAnsi" w:hAnsiTheme="majorHAnsi" w:cstheme="majorHAnsi"/>
+          <w:sz w:val="18"/>
+          <w:szCs w:val="18"/>
+          <w:lang w:val="en-US"/>
+        </w:rPr>
+      </w:pPr>
+      <w:r>
+        <w:rPr>
+          <w:rFonts w:asciiTheme="majorHAnsi" w:hAnsiTheme="majorHAnsi" w:cstheme="majorHAnsi"/>
+          <w:color w:val="000000" w:themeColor="text1"/>
+          <w:sz w:val="18"/>
+          <w:szCs w:val="18"/>
           <w:lang w:val="en-US"/>
         </w:rPr>
         <w:t>arr[</w:t>
       </w:r>
       <w:r>
         <w:rPr>
-          <w:rFonts w:ascii="Consolas" w:hAnsi="Consolas"/>
-          <w:color w:val="000000" w:themeColor="text1"/>
-          <w:sz w:val="22"/>
-          <w:szCs w:val="22"/>
+          <w:rFonts w:asciiTheme="majorHAnsi" w:hAnsiTheme="majorHAnsi" w:cstheme="majorHAnsi"/>
+          <w:color w:val="000000" w:themeColor="text1"/>
+          <w:sz w:val="18"/>
+          <w:szCs w:val="18"/>
           <w:lang w:val="en-US"/>
         </w:rPr>
         <w:t>:,</w:t>
       </w:r>
       <w:r>
         <w:rPr>
-          <w:rFonts w:ascii="Consolas" w:hAnsi="Consolas"/>
-          <w:b/>
-          <w:bCs/>
-          <w:color w:val="000000" w:themeColor="text1"/>
-          <w:sz w:val="22"/>
-          <w:szCs w:val="22"/>
+          <w:rFonts w:asciiTheme="majorHAnsi" w:hAnsiTheme="majorHAnsi" w:cstheme="majorHAnsi"/>
+          <w:b/>
+          <w:bCs/>
+          <w:color w:val="000000" w:themeColor="text1"/>
+          <w:sz w:val="18"/>
+          <w:szCs w:val="18"/>
           <w:lang w:val="en-US"/>
         </w:rPr>
         <w:t>-</w:t>
       </w:r>
       <w:r>
         <w:rPr>
-          <w:rFonts w:ascii="Consolas" w:hAnsi="Consolas"/>
-          <w:b/>
-          <w:bCs/>
-          <w:color w:val="000000" w:themeColor="text1"/>
-          <w:sz w:val="22"/>
-          <w:szCs w:val="22"/>
+          <w:rFonts w:asciiTheme="majorHAnsi" w:hAnsiTheme="majorHAnsi" w:cstheme="majorHAnsi"/>
+          <w:b/>
+          <w:bCs/>
+          <w:color w:val="000000" w:themeColor="text1"/>
+          <w:sz w:val="18"/>
+          <w:szCs w:val="18"/>
           <w:lang w:val="en-US"/>
         </w:rPr>
         <w:t>k</w:t>
       </w:r>
       <w:r>
         <w:rPr>
-          <w:rFonts w:ascii="Consolas" w:hAnsi="Consolas"/>
-          <w:color w:val="000000" w:themeColor="text1"/>
-          <w:sz w:val="22"/>
-          <w:szCs w:val="22"/>
+          <w:rFonts w:asciiTheme="majorHAnsi" w:hAnsiTheme="majorHAnsi" w:cstheme="majorHAnsi"/>
+          <w:color w:val="000000" w:themeColor="text1"/>
+          <w:sz w:val="18"/>
+          <w:szCs w:val="18"/>
           <w:lang w:val="en-US"/>
         </w:rPr>
         <w:t>]</w:t>
       </w:r>
       <w:r>
         <w:rPr>
-          <w:rFonts w:ascii="Consolas" w:hAnsi="Consolas"/>
-          <w:color w:val="000000" w:themeColor="text1"/>
-          <w:sz w:val="22"/>
-          <w:szCs w:val="22"/>
+          <w:rFonts w:asciiTheme="majorHAnsi" w:hAnsiTheme="majorHAnsi" w:cstheme="majorHAnsi"/>
+          <w:color w:val="000000" w:themeColor="text1"/>
+          <w:sz w:val="18"/>
+          <w:szCs w:val="18"/>
           <w:lang w:val="en-US"/>
         </w:rPr>
         <w:t xml:space="preserve"> | arr[</w:t>
       </w:r>
       <w:r>
         <w:rPr>
-          <w:rFonts w:ascii="Consolas" w:hAnsi="Consolas"/>
-          <w:b/>
-          <w:bCs/>
-          <w:color w:val="000000" w:themeColor="text1"/>
-          <w:sz w:val="22"/>
-          <w:szCs w:val="22"/>
+          <w:rFonts w:asciiTheme="majorHAnsi" w:hAnsiTheme="majorHAnsi" w:cstheme="majorHAnsi"/>
+          <w:b/>
+          <w:bCs/>
+          <w:color w:val="000000" w:themeColor="text1"/>
+          <w:sz w:val="18"/>
+          <w:szCs w:val="18"/>
           <w:lang w:val="en-US"/>
         </w:rPr>
         <w:t>-k</w:t>
       </w:r>
       <w:r>
         <w:rPr>
-          <w:rFonts w:ascii="Consolas" w:hAnsi="Consolas"/>
-          <w:color w:val="000000" w:themeColor="text1"/>
-          <w:sz w:val="22"/>
-          <w:szCs w:val="22"/>
+          <w:rFonts w:asciiTheme="majorHAnsi" w:hAnsiTheme="majorHAnsi" w:cstheme="majorHAnsi"/>
+          <w:color w:val="000000" w:themeColor="text1"/>
+          <w:sz w:val="18"/>
+          <w:szCs w:val="18"/>
           <w:lang w:val="en-US"/>
         </w:rPr>
         <w:t>,:]</w:t>
       </w:r>
       <w:r>
         <w:rPr>
-          <w:rFonts w:ascii="Consolas" w:hAnsi="Consolas"/>
-          <w:sz w:val="22"/>
-          <w:szCs w:val="22"/>
+          <w:rFonts w:asciiTheme="majorHAnsi" w:hAnsiTheme="majorHAnsi" w:cstheme="majorHAnsi"/>
+          <w:sz w:val="18"/>
+          <w:szCs w:val="18"/>
           <w:lang w:val="en-US"/>
         </w:rPr>
         <w:tab/>
       </w:r>
       <w:r>
         <w:rPr>
-          <w:rFonts w:ascii="Consolas" w:hAnsi="Consolas"/>
-          <w:sz w:val="22"/>
-          <w:szCs w:val="22"/>
+          <w:rFonts w:asciiTheme="majorHAnsi" w:hAnsiTheme="majorHAnsi" w:cstheme="majorHAnsi"/>
+          <w:sz w:val="18"/>
+          <w:szCs w:val="18"/>
           <w:lang w:val="en-US"/>
         </w:rPr>
         <w:tab/>
@@ -3273,45 +5356,72 @@
       </w:r>
       <w:r>
         <w:rPr>
-          <w:rFonts w:ascii="Consolas" w:hAnsi="Consolas"/>
-          <w:sz w:val="22"/>
-          <w:szCs w:val="22"/>
+          <w:rFonts w:asciiTheme="majorHAnsi" w:hAnsiTheme="majorHAnsi" w:cstheme="majorHAnsi"/>
+          <w:sz w:val="18"/>
+          <w:szCs w:val="18"/>
+          <w:lang w:val="en-US"/>
+        </w:rPr>
+        <w:tab/>
+      </w:r>
+      <w:r>
+        <w:rPr>
+          <w:rFonts w:asciiTheme="majorHAnsi" w:hAnsiTheme="majorHAnsi" w:cstheme="majorHAnsi"/>
+          <w:sz w:val="18"/>
+          <w:szCs w:val="18"/>
+          <w:lang w:val="en-US"/>
+        </w:rPr>
+        <w:tab/>
+      </w:r>
+      <w:r>
+        <w:rPr>
+          <w:rFonts w:asciiTheme="majorHAnsi" w:hAnsiTheme="majorHAnsi" w:cstheme="majorHAnsi"/>
+          <w:sz w:val="18"/>
+          <w:szCs w:val="18"/>
           <w:lang w:val="en-US"/>
         </w:rPr>
         <w:t xml:space="preserve"> </w:t>
       </w:r>
       <w:r>
         <w:rPr>
-          <w:rFonts w:ascii="Consolas" w:hAnsi="Consolas"/>
-          <w:sz w:val="22"/>
-          <w:szCs w:val="22"/>
+          <w:rFonts w:asciiTheme="majorHAnsi" w:hAnsiTheme="majorHAnsi" w:cstheme="majorHAnsi"/>
+          <w:sz w:val="18"/>
+          <w:szCs w:val="18"/>
+          <w:lang w:val="en-US"/>
+        </w:rPr>
+        <w:tab/>
+      </w:r>
+      <w:r>
+        <w:rPr>
+          <w:rFonts w:asciiTheme="majorHAnsi" w:hAnsiTheme="majorHAnsi" w:cstheme="majorHAnsi"/>
+          <w:sz w:val="18"/>
+          <w:szCs w:val="18"/>
           <w:lang w:val="en-US"/>
         </w:rPr>
         <w:t xml:space="preserve">: lấy </w:t>
       </w:r>
       <w:r>
         <w:rPr>
-          <w:rFonts w:ascii="Consolas" w:hAnsi="Consolas"/>
-          <w:sz w:val="22"/>
-          <w:szCs w:val="22"/>
+          <w:rFonts w:asciiTheme="majorHAnsi" w:hAnsiTheme="majorHAnsi" w:cstheme="majorHAnsi"/>
+          <w:sz w:val="18"/>
+          <w:szCs w:val="18"/>
           <w:lang w:val="en-US"/>
         </w:rPr>
         <w:t>cột/</w:t>
       </w:r>
       <w:r>
         <w:rPr>
-          <w:rFonts w:ascii="Consolas" w:hAnsi="Consolas"/>
-          <w:sz w:val="22"/>
-          <w:szCs w:val="22"/>
+          <w:rFonts w:asciiTheme="majorHAnsi" w:hAnsiTheme="majorHAnsi" w:cstheme="majorHAnsi"/>
+          <w:sz w:val="18"/>
+          <w:szCs w:val="18"/>
           <w:lang w:val="en-US"/>
         </w:rPr>
         <w:t xml:space="preserve">dòng </w:t>
       </w:r>
       <w:r>
         <w:rPr>
-          <w:rFonts w:ascii="Consolas" w:hAnsi="Consolas"/>
-          <w:sz w:val="22"/>
-          <w:szCs w:val="22"/>
+          <w:rFonts w:asciiTheme="majorHAnsi" w:hAnsiTheme="majorHAnsi" w:cstheme="majorHAnsi"/>
+          <w:sz w:val="18"/>
+          <w:szCs w:val="18"/>
           <w:lang w:val="en-US"/>
         </w:rPr>
         <w:t>k từ cuối lên</w:t>
@@ -3327,21 +5437,21 @@
         <w:ind w:left="1260"/>
         <w:jc w:val="both"/>
         <w:rPr>
-          <w:rFonts w:cstheme="minorHAnsi"/>
-          <w:b/>
-          <w:bCs/>
-          <w:sz w:val="22"/>
-          <w:szCs w:val="22"/>
-          <w:lang w:val="en-US"/>
-        </w:rPr>
-      </w:pPr>
-      <w:r>
-        <w:rPr>
-          <w:rFonts w:cstheme="minorHAnsi"/>
-          <w:b/>
-          <w:bCs/>
-          <w:sz w:val="22"/>
-          <w:szCs w:val="22"/>
+          <w:rFonts w:asciiTheme="majorHAnsi" w:hAnsiTheme="majorHAnsi" w:cstheme="majorHAnsi"/>
+          <w:b/>
+          <w:bCs/>
+          <w:sz w:val="18"/>
+          <w:szCs w:val="18"/>
+          <w:lang w:val="en-US"/>
+        </w:rPr>
+      </w:pPr>
+      <w:r>
+        <w:rPr>
+          <w:rFonts w:asciiTheme="majorHAnsi" w:hAnsiTheme="majorHAnsi" w:cstheme="majorHAnsi"/>
+          <w:b/>
+          <w:bCs/>
+          <w:sz w:val="18"/>
+          <w:szCs w:val="18"/>
           <w:lang w:val="en-US"/>
         </w:rPr>
         <w:t>Các hàm tính toán với A là dãy số:</w:t>
@@ -3357,37 +5467,37 @@
         <w:ind w:left="1620"/>
         <w:jc w:val="both"/>
         <w:rPr>
-          <w:rFonts w:ascii="Consolas" w:hAnsi="Consolas"/>
-          <w:sz w:val="22"/>
-          <w:szCs w:val="22"/>
-          <w:lang w:val="en-US"/>
-        </w:rPr>
-      </w:pPr>
-      <w:r>
-        <w:rPr>
-          <w:rFonts w:ascii="Consolas" w:hAnsi="Consolas"/>
-          <w:sz w:val="22"/>
-          <w:szCs w:val="22"/>
+          <w:rFonts w:asciiTheme="majorHAnsi" w:hAnsiTheme="majorHAnsi" w:cstheme="majorHAnsi"/>
+          <w:sz w:val="18"/>
+          <w:szCs w:val="18"/>
+          <w:lang w:val="en-US"/>
+        </w:rPr>
+      </w:pPr>
+      <w:r>
+        <w:rPr>
+          <w:rFonts w:asciiTheme="majorHAnsi" w:hAnsiTheme="majorHAnsi" w:cstheme="majorHAnsi"/>
+          <w:sz w:val="18"/>
+          <w:szCs w:val="18"/>
           <w:lang w:val="en-US"/>
         </w:rPr>
         <w:t>A.</w:t>
       </w:r>
       <w:r>
         <w:rPr>
-          <w:rFonts w:ascii="Consolas" w:hAnsi="Consolas"/>
-          <w:b/>
-          <w:bCs/>
-          <w:sz w:val="22"/>
-          <w:szCs w:val="22"/>
+          <w:rFonts w:asciiTheme="majorHAnsi" w:hAnsiTheme="majorHAnsi" w:cstheme="majorHAnsi"/>
+          <w:b/>
+          <w:bCs/>
+          <w:sz w:val="18"/>
+          <w:szCs w:val="18"/>
           <w:lang w:val="en-US"/>
         </w:rPr>
         <w:t>max()</w:t>
       </w:r>
       <w:r>
         <w:rPr>
-          <w:rFonts w:ascii="Consolas" w:hAnsi="Consolas"/>
-          <w:sz w:val="22"/>
-          <w:szCs w:val="22"/>
+          <w:rFonts w:asciiTheme="majorHAnsi" w:hAnsiTheme="majorHAnsi" w:cstheme="majorHAnsi"/>
+          <w:sz w:val="18"/>
+          <w:szCs w:val="18"/>
           <w:lang w:val="en-US"/>
         </w:rPr>
         <w:t xml:space="preserve"> : tìm giá trị lớn nhất trong dãy</w:t>
@@ -3403,37 +5513,37 @@
         <w:ind w:left="1620"/>
         <w:jc w:val="both"/>
         <w:rPr>
-          <w:rFonts w:ascii="Consolas" w:hAnsi="Consolas"/>
-          <w:sz w:val="22"/>
-          <w:szCs w:val="22"/>
-          <w:lang w:val="en-US"/>
-        </w:rPr>
-      </w:pPr>
-      <w:r>
-        <w:rPr>
-          <w:rFonts w:ascii="Consolas" w:hAnsi="Consolas"/>
-          <w:sz w:val="22"/>
-          <w:szCs w:val="22"/>
+          <w:rFonts w:asciiTheme="majorHAnsi" w:hAnsiTheme="majorHAnsi" w:cstheme="majorHAnsi"/>
+          <w:sz w:val="18"/>
+          <w:szCs w:val="18"/>
+          <w:lang w:val="en-US"/>
+        </w:rPr>
+      </w:pPr>
+      <w:r>
+        <w:rPr>
+          <w:rFonts w:asciiTheme="majorHAnsi" w:hAnsiTheme="majorHAnsi" w:cstheme="majorHAnsi"/>
+          <w:sz w:val="18"/>
+          <w:szCs w:val="18"/>
           <w:lang w:val="en-US"/>
         </w:rPr>
         <w:t>A.</w:t>
       </w:r>
       <w:r>
         <w:rPr>
-          <w:rFonts w:ascii="Consolas" w:hAnsi="Consolas"/>
-          <w:b/>
-          <w:bCs/>
-          <w:sz w:val="22"/>
-          <w:szCs w:val="22"/>
+          <w:rFonts w:asciiTheme="majorHAnsi" w:hAnsiTheme="majorHAnsi" w:cstheme="majorHAnsi"/>
+          <w:b/>
+          <w:bCs/>
+          <w:sz w:val="18"/>
+          <w:szCs w:val="18"/>
           <w:lang w:val="en-US"/>
         </w:rPr>
         <w:t>min()</w:t>
       </w:r>
       <w:r>
         <w:rPr>
-          <w:rFonts w:ascii="Consolas" w:hAnsi="Consolas"/>
-          <w:sz w:val="22"/>
-          <w:szCs w:val="22"/>
+          <w:rFonts w:asciiTheme="majorHAnsi" w:hAnsiTheme="majorHAnsi" w:cstheme="majorHAnsi"/>
+          <w:sz w:val="18"/>
+          <w:szCs w:val="18"/>
           <w:lang w:val="en-US"/>
         </w:rPr>
         <w:t xml:space="preserve"> : tìm giá trị nhỏ nhất trong dãy</w:t>
@@ -3449,41 +5559,41 @@
         <w:ind w:left="1620"/>
         <w:jc w:val="both"/>
         <w:rPr>
-          <w:rFonts w:ascii="Consolas" w:hAnsi="Consolas"/>
-          <w:color w:val="000000" w:themeColor="text1"/>
-          <w:sz w:val="22"/>
-          <w:szCs w:val="22"/>
-          <w:lang w:val="en-US"/>
-        </w:rPr>
-      </w:pPr>
-      <w:r>
-        <w:rPr>
-          <w:rFonts w:ascii="Consolas" w:hAnsi="Consolas"/>
-          <w:color w:val="000000" w:themeColor="text1"/>
-          <w:sz w:val="22"/>
-          <w:szCs w:val="22"/>
+          <w:rFonts w:asciiTheme="majorHAnsi" w:hAnsiTheme="majorHAnsi" w:cstheme="majorHAnsi"/>
+          <w:color w:val="000000" w:themeColor="text1"/>
+          <w:sz w:val="18"/>
+          <w:szCs w:val="18"/>
+          <w:lang w:val="en-US"/>
+        </w:rPr>
+      </w:pPr>
+      <w:r>
+        <w:rPr>
+          <w:rFonts w:asciiTheme="majorHAnsi" w:hAnsiTheme="majorHAnsi" w:cstheme="majorHAnsi"/>
+          <w:color w:val="000000" w:themeColor="text1"/>
+          <w:sz w:val="18"/>
+          <w:szCs w:val="18"/>
           <w:lang w:val="en-US"/>
         </w:rPr>
         <w:t>A.</w:t>
       </w:r>
       <w:r>
         <w:rPr>
-          <w:rFonts w:ascii="Consolas" w:hAnsi="Consolas"/>
-          <w:b/>
-          <w:bCs/>
-          <w:color w:val="000000" w:themeColor="text1"/>
-          <w:sz w:val="22"/>
-          <w:szCs w:val="22"/>
+          <w:rFonts w:asciiTheme="majorHAnsi" w:hAnsiTheme="majorHAnsi" w:cstheme="majorHAnsi"/>
+          <w:b/>
+          <w:bCs/>
+          <w:color w:val="000000" w:themeColor="text1"/>
+          <w:sz w:val="18"/>
+          <w:szCs w:val="18"/>
           <w:lang w:val="en-US"/>
         </w:rPr>
         <w:t>sum()</w:t>
       </w:r>
       <w:r>
         <w:rPr>
-          <w:rFonts w:ascii="Consolas" w:hAnsi="Consolas"/>
-          <w:color w:val="000000" w:themeColor="text1"/>
-          <w:sz w:val="22"/>
-          <w:szCs w:val="22"/>
+          <w:rFonts w:asciiTheme="majorHAnsi" w:hAnsiTheme="majorHAnsi" w:cstheme="majorHAnsi"/>
+          <w:color w:val="000000" w:themeColor="text1"/>
+          <w:sz w:val="18"/>
+          <w:szCs w:val="18"/>
           <w:lang w:val="en-US"/>
         </w:rPr>
         <w:t xml:space="preserve"> : tổng các phần tử của dãy</w:t>
@@ -3499,41 +5609,41 @@
         <w:ind w:left="1620"/>
         <w:jc w:val="both"/>
         <w:rPr>
-          <w:rFonts w:ascii="Consolas" w:hAnsi="Consolas"/>
-          <w:color w:val="000000" w:themeColor="text1"/>
-          <w:sz w:val="22"/>
-          <w:szCs w:val="22"/>
-          <w:lang w:val="en-US"/>
-        </w:rPr>
-      </w:pPr>
-      <w:r>
-        <w:rPr>
-          <w:rFonts w:ascii="Consolas" w:hAnsi="Consolas"/>
-          <w:color w:val="000000" w:themeColor="text1"/>
-          <w:sz w:val="22"/>
-          <w:szCs w:val="22"/>
+          <w:rFonts w:asciiTheme="majorHAnsi" w:hAnsiTheme="majorHAnsi" w:cstheme="majorHAnsi"/>
+          <w:color w:val="000000" w:themeColor="text1"/>
+          <w:sz w:val="18"/>
+          <w:szCs w:val="18"/>
+          <w:lang w:val="en-US"/>
+        </w:rPr>
+      </w:pPr>
+      <w:r>
+        <w:rPr>
+          <w:rFonts w:asciiTheme="majorHAnsi" w:hAnsiTheme="majorHAnsi" w:cstheme="majorHAnsi"/>
+          <w:color w:val="000000" w:themeColor="text1"/>
+          <w:sz w:val="18"/>
+          <w:szCs w:val="18"/>
           <w:lang w:val="en-US"/>
         </w:rPr>
         <w:t>A.</w:t>
       </w:r>
       <w:r>
         <w:rPr>
-          <w:rFonts w:ascii="Consolas" w:hAnsi="Consolas"/>
-          <w:b/>
-          <w:bCs/>
-          <w:color w:val="000000" w:themeColor="text1"/>
-          <w:sz w:val="22"/>
-          <w:szCs w:val="22"/>
+          <w:rFonts w:asciiTheme="majorHAnsi" w:hAnsiTheme="majorHAnsi" w:cstheme="majorHAnsi"/>
+          <w:b/>
+          <w:bCs/>
+          <w:color w:val="000000" w:themeColor="text1"/>
+          <w:sz w:val="18"/>
+          <w:szCs w:val="18"/>
           <w:lang w:val="en-US"/>
         </w:rPr>
         <w:t>mean():</w:t>
       </w:r>
       <w:r>
         <w:rPr>
-          <w:rFonts w:ascii="Consolas" w:hAnsi="Consolas"/>
-          <w:color w:val="000000" w:themeColor="text1"/>
-          <w:sz w:val="22"/>
-          <w:szCs w:val="22"/>
+          <w:rFonts w:asciiTheme="majorHAnsi" w:hAnsiTheme="majorHAnsi" w:cstheme="majorHAnsi"/>
+          <w:color w:val="000000" w:themeColor="text1"/>
+          <w:sz w:val="18"/>
+          <w:szCs w:val="18"/>
           <w:lang w:val="en-US"/>
         </w:rPr>
         <w:t xml:space="preserve"> giá trị trung bình của dãy</w:t>
@@ -3549,85 +5659,85 @@
         <w:ind w:left="1620"/>
         <w:jc w:val="both"/>
         <w:rPr>
-          <w:rFonts w:ascii="Consolas" w:hAnsi="Consolas"/>
-          <w:color w:val="000000" w:themeColor="text1"/>
-          <w:sz w:val="22"/>
-          <w:szCs w:val="22"/>
-          <w:lang w:val="en-US"/>
-        </w:rPr>
-      </w:pPr>
-      <w:r>
-        <w:rPr>
-          <w:rFonts w:ascii="Consolas" w:hAnsi="Consolas"/>
-          <w:color w:val="000000" w:themeColor="text1"/>
-          <w:sz w:val="22"/>
-          <w:szCs w:val="22"/>
+          <w:rFonts w:asciiTheme="majorHAnsi" w:hAnsiTheme="majorHAnsi" w:cstheme="majorHAnsi"/>
+          <w:color w:val="000000" w:themeColor="text1"/>
+          <w:sz w:val="18"/>
+          <w:szCs w:val="18"/>
+          <w:lang w:val="en-US"/>
+        </w:rPr>
+      </w:pPr>
+      <w:r>
+        <w:rPr>
+          <w:rFonts w:asciiTheme="majorHAnsi" w:hAnsiTheme="majorHAnsi" w:cstheme="majorHAnsi"/>
+          <w:color w:val="000000" w:themeColor="text1"/>
+          <w:sz w:val="18"/>
+          <w:szCs w:val="18"/>
           <w:lang w:val="en-US"/>
         </w:rPr>
         <w:t>(condition with A)</w:t>
       </w:r>
       <w:r>
         <w:rPr>
-          <w:rFonts w:ascii="Consolas" w:hAnsi="Consolas"/>
-          <w:b/>
-          <w:bCs/>
-          <w:color w:val="000000" w:themeColor="text1"/>
-          <w:sz w:val="22"/>
-          <w:szCs w:val="22"/>
+          <w:rFonts w:asciiTheme="majorHAnsi" w:hAnsiTheme="majorHAnsi" w:cstheme="majorHAnsi"/>
+          <w:b/>
+          <w:bCs/>
+          <w:color w:val="000000" w:themeColor="text1"/>
+          <w:sz w:val="18"/>
+          <w:szCs w:val="18"/>
           <w:lang w:val="en-US"/>
         </w:rPr>
         <w:t xml:space="preserve">.sum() </w:t>
       </w:r>
       <w:r>
         <w:rPr>
-          <w:rFonts w:ascii="Consolas" w:hAnsi="Consolas"/>
-          <w:color w:val="000000" w:themeColor="text1"/>
-          <w:sz w:val="22"/>
-          <w:szCs w:val="22"/>
+          <w:rFonts w:asciiTheme="majorHAnsi" w:hAnsiTheme="majorHAnsi" w:cstheme="majorHAnsi"/>
+          <w:color w:val="000000" w:themeColor="text1"/>
+          <w:sz w:val="18"/>
+          <w:szCs w:val="18"/>
           <w:lang w:val="en-US"/>
         </w:rPr>
         <w:t xml:space="preserve">| </w:t>
       </w:r>
       <w:r>
         <w:rPr>
-          <w:rFonts w:ascii="Consolas" w:hAnsi="Consolas"/>
-          <w:b/>
-          <w:bCs/>
-          <w:color w:val="000000" w:themeColor="text1"/>
-          <w:sz w:val="22"/>
-          <w:szCs w:val="22"/>
+          <w:rFonts w:asciiTheme="majorHAnsi" w:hAnsiTheme="majorHAnsi" w:cstheme="majorHAnsi"/>
+          <w:b/>
+          <w:bCs/>
+          <w:color w:val="000000" w:themeColor="text1"/>
+          <w:sz w:val="18"/>
+          <w:szCs w:val="18"/>
           <w:lang w:val="en-US"/>
         </w:rPr>
         <w:t>sum(</w:t>
       </w:r>
       <w:r>
         <w:rPr>
-          <w:rFonts w:ascii="Consolas" w:hAnsi="Consolas"/>
-          <w:color w:val="000000" w:themeColor="text1"/>
-          <w:sz w:val="22"/>
-          <w:szCs w:val="22"/>
+          <w:rFonts w:asciiTheme="majorHAnsi" w:hAnsiTheme="majorHAnsi" w:cstheme="majorHAnsi"/>
+          <w:color w:val="000000" w:themeColor="text1"/>
+          <w:sz w:val="18"/>
+          <w:szCs w:val="18"/>
           <w:lang w:val="en-US"/>
         </w:rPr>
         <w:t>condition with A</w:t>
       </w:r>
       <w:r>
         <w:rPr>
-          <w:rFonts w:ascii="Consolas" w:hAnsi="Consolas"/>
-          <w:b/>
-          <w:bCs/>
-          <w:color w:val="000000" w:themeColor="text1"/>
-          <w:sz w:val="22"/>
-          <w:szCs w:val="22"/>
+          <w:rFonts w:asciiTheme="majorHAnsi" w:hAnsiTheme="majorHAnsi" w:cstheme="majorHAnsi"/>
+          <w:b/>
+          <w:bCs/>
+          <w:color w:val="000000" w:themeColor="text1"/>
+          <w:sz w:val="18"/>
+          <w:szCs w:val="18"/>
           <w:lang w:val="en-US"/>
         </w:rPr>
         <w:t>)</w:t>
       </w:r>
       <w:r>
         <w:rPr>
-          <w:rFonts w:ascii="Consolas" w:hAnsi="Consolas"/>
-          <w:color w:val="000000" w:themeColor="text1"/>
-          <w:sz w:val="22"/>
-          <w:szCs w:val="22"/>
+          <w:rFonts w:asciiTheme="majorHAnsi" w:hAnsiTheme="majorHAnsi" w:cstheme="majorHAnsi"/>
+          <w:color w:val="000000" w:themeColor="text1"/>
+          <w:sz w:val="18"/>
+          <w:szCs w:val="18"/>
           <w:lang w:val="en-US"/>
         </w:rPr>
         <w:t>: Đếm số phần tử A thỏa điều kiện</w:t>
@@ -3643,77 +5753,77 @@
         <w:ind w:left="1620"/>
         <w:jc w:val="both"/>
         <w:rPr>
-          <w:rFonts w:ascii="Consolas" w:hAnsi="Consolas"/>
-          <w:sz w:val="22"/>
-          <w:szCs w:val="22"/>
-          <w:lang w:val="en-US"/>
-        </w:rPr>
-      </w:pPr>
-      <w:r>
-        <w:rPr>
-          <w:rFonts w:ascii="Consolas" w:hAnsi="Consolas"/>
-          <w:sz w:val="22"/>
-          <w:szCs w:val="22"/>
+          <w:rFonts w:asciiTheme="majorHAnsi" w:hAnsiTheme="majorHAnsi" w:cstheme="majorHAnsi"/>
+          <w:sz w:val="18"/>
+          <w:szCs w:val="18"/>
+          <w:lang w:val="en-US"/>
+        </w:rPr>
+      </w:pPr>
+      <w:r>
+        <w:rPr>
+          <w:rFonts w:asciiTheme="majorHAnsi" w:hAnsiTheme="majorHAnsi" w:cstheme="majorHAnsi"/>
+          <w:sz w:val="18"/>
+          <w:szCs w:val="18"/>
           <w:lang w:val="en-US"/>
         </w:rPr>
         <w:t>A.</w:t>
       </w:r>
       <w:r>
         <w:rPr>
-          <w:rFonts w:ascii="Consolas" w:hAnsi="Consolas"/>
-          <w:b/>
-          <w:bCs/>
-          <w:sz w:val="22"/>
-          <w:szCs w:val="22"/>
+          <w:rFonts w:asciiTheme="majorHAnsi" w:hAnsiTheme="majorHAnsi" w:cstheme="majorHAnsi"/>
+          <w:b/>
+          <w:bCs/>
+          <w:sz w:val="18"/>
+          <w:szCs w:val="18"/>
           <w:lang w:val="en-US"/>
         </w:rPr>
         <w:t>size</w:t>
       </w:r>
       <w:r>
         <w:rPr>
-          <w:rFonts w:ascii="Consolas" w:hAnsi="Consolas"/>
-          <w:sz w:val="22"/>
-          <w:szCs w:val="22"/>
+          <w:rFonts w:asciiTheme="majorHAnsi" w:hAnsiTheme="majorHAnsi" w:cstheme="majorHAnsi"/>
+          <w:sz w:val="18"/>
+          <w:szCs w:val="18"/>
           <w:lang w:val="en-US"/>
         </w:rPr>
         <w:t xml:space="preserve"> | </w:t>
       </w:r>
       <w:r>
         <w:rPr>
-          <w:rFonts w:ascii="Consolas" w:hAnsi="Consolas"/>
-          <w:b/>
-          <w:bCs/>
-          <w:sz w:val="22"/>
-          <w:szCs w:val="22"/>
+          <w:rFonts w:asciiTheme="majorHAnsi" w:hAnsiTheme="majorHAnsi" w:cstheme="majorHAnsi"/>
+          <w:b/>
+          <w:bCs/>
+          <w:sz w:val="18"/>
+          <w:szCs w:val="18"/>
           <w:lang w:val="en-US"/>
         </w:rPr>
         <w:t>len(</w:t>
       </w:r>
       <w:r>
         <w:rPr>
-          <w:rFonts w:ascii="Consolas" w:hAnsi="Consolas"/>
-          <w:sz w:val="22"/>
-          <w:szCs w:val="22"/>
+          <w:rFonts w:asciiTheme="majorHAnsi" w:hAnsiTheme="majorHAnsi" w:cstheme="majorHAnsi"/>
+          <w:sz w:val="18"/>
+          <w:szCs w:val="18"/>
           <w:lang w:val="en-US"/>
         </w:rPr>
         <w:t>A</w:t>
       </w:r>
       <w:r>
         <w:rPr>
-          <w:rFonts w:ascii="Consolas" w:hAnsi="Consolas"/>
-          <w:b/>
-          <w:bCs/>
-          <w:sz w:val="22"/>
-          <w:szCs w:val="22"/>
+          <w:rFonts w:asciiTheme="majorHAnsi" w:hAnsiTheme="majorHAnsi" w:cstheme="majorHAnsi"/>
+          <w:b/>
+          <w:bCs/>
+          <w:sz w:val="18"/>
+          <w:szCs w:val="18"/>
           <w:lang w:val="en-US"/>
         </w:rPr>
         <w:t>)</w:t>
       </w:r>
       <w:r>
         <w:rPr>
-          <w:rFonts w:ascii="Consolas" w:hAnsi="Consolas"/>
-          <w:sz w:val="22"/>
-          <w:szCs w:val="22"/>
+          <w:rFonts w:asciiTheme="majorHAnsi" w:hAnsiTheme="majorHAnsi" w:cstheme="majorHAnsi"/>
+          <w:sz w:val="18"/>
+          <w:szCs w:val="18"/>
           <w:lang w:val="en-US"/>
         </w:rPr>
         <w:t xml:space="preserve"> : số phần tử của A</w:t>
@@ -3732,6 +5842,95 @@
 <file path=word/numbering.xml><?xml version="1.0" encoding="utf-8"?>
 <w:numbering xmlns:wpc="http://schemas.microsoft.com/office/word/2010/wordprocessingCanvas" xmlns:cx="http://schemas.microsoft.com/office/drawing/2014/chartex" xmlns:cx1="http://schemas.microsoft.com/office/drawing/2015/9/8/chartex" xmlns:cx2="http://schemas.microsoft.com/office/drawing/2015/10/21/chartex" xmlns:cx3="http://schemas.microsoft.com/office/drawing/2016/5/9/chartex" xmlns:cx4="http://schemas.microsoft.com/office/drawing/2016/5/10/chartex" xmlns:cx5="http://schemas.microsoft.com/office/drawing/2016/5/11/chartex" xmlns:cx6="http://schemas.microsoft.com/office/drawing/2016/5/12/chartex" xmlns:cx7="http://schemas.microsoft.com/office/drawing/2016/5/13/chartex" xmlns:cx8="http://schemas.microsoft.com/office/drawing/2016/5/14/chartex" xmlns:mc="http://schemas.openxmlformats.org/markup-compatibility/2006" xmlns:aink="http://schemas.microsoft.com/office/drawing/2016/ink" xmlns:am3d="http://schemas.microsoft.com/office/drawing/2017/model3d" xmlns:o="urn:schemas-microsoft-com:office:office" xmlns:oel="http://schemas.microsoft.com/office/2019/extlst" xmlns:r="http://schemas.openxmlformats.org/officeDocument/2006/relationships" xmlns:m="http://schemas.openxmlformats.org/officeDocument/2006/math" xmlns:v="urn:schemas-microsoft-com:vml" xmlns:wp14="http://schemas.microsoft.com/office/word/2010/wordprocessingDrawing" xmlns:wp="http://schemas.openxmlformats.org/drawingml/2006/wordprocessingDrawing" xmlns:w10="urn:schemas-microsoft-com:office:word" xmlns:w="http://schemas.openxmlformats.org/wordprocessingml/2006/main" xmlns:w14="http://schemas.microsoft.com/office/word/2010/wordml" xmlns:w15="http://schemas.microsoft.com/office/word/2012/wordml" xmlns:w16cex="http://schemas.microsoft.com/office/word/2018/wordml/cex" xmlns:w16cid="http://schemas.microsoft.com/office/word/2016/wordml/cid" xmlns:w16="http://schemas.microsoft.com/office/word/2018/wordml" xmlns:w16du="http://schemas.microsoft.com/office/word/2023/wordml/word16du" xmlns:w16sdtdh="http://schemas.microsoft.com/office/word/2020/wordml/sdtdatahash" xmlns:w16sdtfl="http://schemas.microsoft.com/office/word/2024/wordml/sdtformatlock" xmlns:w16se="http://schemas.microsoft.com/office/word/2015/wordml/symex" xmlns:wpg="http://schemas.microsoft.com/office/word/2010/wordprocessingGroup" xmlns:wpi="http://schemas.microsoft.com/office/word/2010/wordprocessingInk" xmlns:wne="http://schemas.microsoft.com/office/word/2006/wordml" xmlns:wps="http://schemas.microsoft.com/office/word/2010/wordprocessingShape" mc:Ignorable="w14 w15 w16se w16cid w16 w16cex w16sdtdh w16sdtfl w16du wp14">
   <w:abstractNum w:abstractNumId="0" w15:restartNumberingAfterBreak="0">
+    <w:nsid w:val="04A85A18"/>
+    <w:multiLevelType w:val="hybridMultilevel"/>
+    <w:tmpl w:val="260ABDA6"/>
+    <w:lvl w:ilvl="0" w:tplc="08E45CBE">
+      <w:start w:val="1"/>
+      <w:numFmt w:val="decimal"/>
+      <w:lvlText w:val="1.%1"/>
+      <w:lvlJc w:val="left"/>
+      <w:pPr>
+        <w:ind w:left="1440" w:hanging="360"/>
+      </w:pPr>
+      <w:rPr>
+        <w:rFonts w:hint="default"/>
+      </w:rPr>
+    </w:lvl>
+    <w:lvl w:ilvl="1" w:tplc="042A0019" w:tentative="1">
+      <w:start w:val="1"/>
+      <w:numFmt w:val="lowerLetter"/>
+      <w:lvlText w:val="%2."/>
+      <w:lvlJc w:val="left"/>
+      <w:pPr>
+        <w:ind w:left="2160" w:hanging="360"/>
+      </w:pPr>
+    </w:lvl>
+    <w:lvl w:ilvl="2" w:tplc="042A001B" w:tentative="1">
+      <w:start w:val="1"/>
+      <w:numFmt w:val="lowerRoman"/>
+      <w:lvlText w:val="%3."/>
+      <w:lvlJc w:val="right"/>
+      <w:pPr>
+        <w:ind w:left="2880" w:hanging="180"/>
+      </w:pPr>
+    </w:lvl>
+    <w:lvl w:ilvl="3" w:tplc="042A000F" w:tentative="1">
+      <w:start w:val="1"/>
+      <w:numFmt w:val="decimal"/>
+      <w:lvlText w:val="%4."/>
+      <w:lvlJc w:val="left"/>
+      <w:pPr>
+        <w:ind w:left="3600" w:hanging="360"/>
+      </w:pPr>
+    </w:lvl>
+    <w:lvl w:ilvl="4" w:tplc="042A0019" w:tentative="1">
+      <w:start w:val="1"/>
+      <w:numFmt w:val="lowerLetter"/>
+      <w:lvlText w:val="%5."/>
+      <w:lvlJc w:val="left"/>
+      <w:pPr>
+        <w:ind w:left="4320" w:hanging="360"/>
+      </w:pPr>
+    </w:lvl>
+    <w:lvl w:ilvl="5" w:tplc="042A001B" w:tentative="1">
+      <w:start w:val="1"/>
+      <w:numFmt w:val="lowerRoman"/>
+      <w:lvlText w:val="%6."/>
+      <w:lvlJc w:val="right"/>
+      <w:pPr>
+        <w:ind w:left="5040" w:hanging="180"/>
+      </w:pPr>
+    </w:lvl>
+    <w:lvl w:ilvl="6" w:tplc="042A000F" w:tentative="1">
+      <w:start w:val="1"/>
+      <w:numFmt w:val="decimal"/>
+      <w:lvlText w:val="%7."/>
+      <w:lvlJc w:val="left"/>
+      <w:pPr>
+        <w:ind w:left="5760" w:hanging="360"/>
+      </w:pPr>
+    </w:lvl>
+    <w:lvl w:ilvl="7" w:tplc="042A0019" w:tentative="1">
+      <w:start w:val="1"/>
+      <w:numFmt w:val="lowerLetter"/>
+      <w:lvlText w:val="%8."/>
+      <w:lvlJc w:val="left"/>
+      <w:pPr>
+        <w:ind w:left="6480" w:hanging="360"/>
+      </w:pPr>
+    </w:lvl>
+    <w:lvl w:ilvl="8" w:tplc="042A001B" w:tentative="1">
+      <w:start w:val="1"/>
+      <w:numFmt w:val="lowerRoman"/>
+      <w:lvlText w:val="%9."/>
+      <w:lvlJc w:val="right"/>
+      <w:pPr>
+        <w:ind w:left="7200" w:hanging="180"/>
+      </w:pPr>
+    </w:lvl>
+  </w:abstractNum>
+  <w:abstractNum w:abstractNumId="1" w15:restartNumberingAfterBreak="0">
     <w:nsid w:val="08014AE2"/>
     <w:multiLevelType w:val="hybridMultilevel"/>
     <w:tmpl w:val="2D6E27FE"/>
@@ -3844,7 +6043,7 @@
       </w:rPr>
     </w:lvl>
   </w:abstractNum>
-  <w:abstractNum w:abstractNumId="1" w15:restartNumberingAfterBreak="0">
+  <w:abstractNum w:abstractNumId="2" w15:restartNumberingAfterBreak="0">
     <w:nsid w:val="0C7B0AB8"/>
     <w:multiLevelType w:val="hybridMultilevel"/>
     <w:tmpl w:val="F09E5C10"/>
@@ -3957,11 +6156,11 @@
       </w:rPr>
     </w:lvl>
   </w:abstractNum>
-  <w:abstractNum w:abstractNumId="2" w15:restartNumberingAfterBreak="0">
+  <w:abstractNum w:abstractNumId="3" w15:restartNumberingAfterBreak="0">
     <w:nsid w:val="0ED777F2"/>
     <w:multiLevelType w:val="hybridMultilevel"/>
-    <w:tmpl w:val="DC52E0AE"/>
-    <w:lvl w:ilvl="0" w:tplc="2B804D74">
+    <w:tmpl w:val="0BE25AE6"/>
+    <w:lvl w:ilvl="0" w:tplc="92FEA142">
       <w:start w:val="1"/>
       <w:numFmt w:val="decimal"/>
       <w:lvlText w:val="1.%1"/>
@@ -3971,6 +6170,8 @@
       </w:pPr>
       <w:rPr>
         <w:rFonts w:hint="default"/>
+        <w:b/>
+        <w:bCs/>
       </w:rPr>
     </w:lvl>
     <w:lvl w:ilvl="1" w:tplc="59069C9C">
@@ -3979,13 +6180,13 @@
       <w:lvlText w:val="%2."/>
       <w:lvlJc w:val="left"/>
       <w:pPr>
-        <w:ind w:left="1440" w:hanging="360"/>
+        <w:ind w:left="1620" w:hanging="360"/>
       </w:pPr>
       <w:rPr>
         <w:color w:val="000000" w:themeColor="text1"/>
       </w:rPr>
     </w:lvl>
-    <w:lvl w:ilvl="2" w:tplc="042A001B" w:tentative="1">
+    <w:lvl w:ilvl="2" w:tplc="042A001B">
       <w:start w:val="1"/>
       <w:numFmt w:val="lowerRoman"/>
       <w:lvlText w:val="%3."/>
@@ -3994,14 +6195,17 @@
         <w:ind w:left="2160" w:hanging="180"/>
       </w:pPr>
     </w:lvl>
-    <w:lvl w:ilvl="3" w:tplc="042A000F" w:tentative="1">
-      <w:start w:val="1"/>
-      <w:numFmt w:val="decimal"/>
-      <w:lvlText w:val="%4."/>
+    <w:lvl w:ilvl="3" w:tplc="C158C2D6">
+      <w:start w:val="3"/>
+      <w:numFmt w:val="bullet"/>
+      <w:lvlText w:val=""/>
       <w:lvlJc w:val="left"/>
       <w:pPr>
         <w:ind w:left="2880" w:hanging="360"/>
       </w:pPr>
+      <w:rPr>
+        <w:rFonts w:ascii="Symbol" w:eastAsiaTheme="minorEastAsia" w:hAnsi="Symbol" w:cstheme="majorHAnsi" w:hint="default"/>
+      </w:rPr>
     </w:lvl>
     <w:lvl w:ilvl="4" w:tplc="042A0019" w:tentative="1">
       <w:start w:val="1"/>
@@ -4049,7 +6253,7 @@
       </w:pPr>
     </w:lvl>
   </w:abstractNum>
-  <w:abstractNum w:abstractNumId="3" w15:restartNumberingAfterBreak="0">
+  <w:abstractNum w:abstractNumId="4" w15:restartNumberingAfterBreak="0">
     <w:nsid w:val="108A3C55"/>
     <w:multiLevelType w:val="hybridMultilevel"/>
     <w:tmpl w:val="7A94ECCA"/>
@@ -4138,7 +6342,7 @@
       </w:pPr>
     </w:lvl>
   </w:abstractNum>
-  <w:abstractNum w:abstractNumId="4" w15:restartNumberingAfterBreak="0">
+  <w:abstractNum w:abstractNumId="5" w15:restartNumberingAfterBreak="0">
     <w:nsid w:val="15644276"/>
     <w:multiLevelType w:val="hybridMultilevel"/>
     <w:tmpl w:val="80B07D00"/>
@@ -4251,7 +6455,7 @@
       </w:rPr>
     </w:lvl>
   </w:abstractNum>
-  <w:abstractNum w:abstractNumId="5" w15:restartNumberingAfterBreak="0">
+  <w:abstractNum w:abstractNumId="6" w15:restartNumberingAfterBreak="0">
     <w:nsid w:val="17A67266"/>
     <w:multiLevelType w:val="hybridMultilevel"/>
     <w:tmpl w:val="E112108A"/>
@@ -4364,7 +6568,7 @@
       </w:rPr>
     </w:lvl>
   </w:abstractNum>
-  <w:abstractNum w:abstractNumId="6" w15:restartNumberingAfterBreak="0">
+  <w:abstractNum w:abstractNumId="7" w15:restartNumberingAfterBreak="0">
     <w:nsid w:val="2250136B"/>
     <w:multiLevelType w:val="hybridMultilevel"/>
     <w:tmpl w:val="3E0A6B7E"/>
@@ -4477,7 +6681,298 @@
       </w:rPr>
     </w:lvl>
   </w:abstractNum>
-  <w:abstractNum w:abstractNumId="7" w15:restartNumberingAfterBreak="0">
+  <w:abstractNum w:abstractNumId="8" w15:restartNumberingAfterBreak="0">
+    <w:nsid w:val="3417145F"/>
+    <w:multiLevelType w:val="hybridMultilevel"/>
+    <w:tmpl w:val="9DE83710"/>
+    <w:lvl w:ilvl="0" w:tplc="3B3AA044">
+      <w:start w:val="1"/>
+      <w:numFmt w:val="decimal"/>
+      <w:lvlText w:val="%1."/>
+      <w:lvlJc w:val="right"/>
+      <w:pPr>
+        <w:ind w:left="720" w:hanging="360"/>
+      </w:pPr>
+      <w:rPr>
+        <w:rFonts w:hint="default"/>
+      </w:rPr>
+    </w:lvl>
+    <w:lvl w:ilvl="1" w:tplc="042A0019">
+      <w:start w:val="1"/>
+      <w:numFmt w:val="lowerLetter"/>
+      <w:lvlText w:val="%2."/>
+      <w:lvlJc w:val="left"/>
+      <w:pPr>
+        <w:ind w:left="1440" w:hanging="360"/>
+      </w:pPr>
+    </w:lvl>
+    <w:lvl w:ilvl="2" w:tplc="042A001B" w:tentative="1">
+      <w:start w:val="1"/>
+      <w:numFmt w:val="lowerRoman"/>
+      <w:lvlText w:val="%3."/>
+      <w:lvlJc w:val="right"/>
+      <w:pPr>
+        <w:ind w:left="2160" w:hanging="180"/>
+      </w:pPr>
+    </w:lvl>
+    <w:lvl w:ilvl="3" w:tplc="042A000F" w:tentative="1">
+      <w:start w:val="1"/>
+      <w:numFmt w:val="decimal"/>
+      <w:lvlText w:val="%4."/>
+      <w:lvlJc w:val="left"/>
+      <w:pPr>
+        <w:ind w:left="2880" w:hanging="360"/>
+      </w:pPr>
+    </w:lvl>
+    <w:lvl w:ilvl="4" w:tplc="042A0019" w:tentative="1">
+      <w:start w:val="1"/>
+      <w:numFmt w:val="lowerLetter"/>
+      <w:lvlText w:val="%5."/>
+      <w:lvlJc w:val="left"/>
+      <w:pPr>
+        <w:ind w:left="3600" w:hanging="360"/>
+      </w:pPr>
+    </w:lvl>
+    <w:lvl w:ilvl="5" w:tplc="042A001B" w:tentative="1">
+      <w:start w:val="1"/>
+      <w:numFmt w:val="lowerRoman"/>
+      <w:lvlText w:val="%6."/>
+      <w:lvlJc w:val="right"/>
+      <w:pPr>
+        <w:ind w:left="4320" w:hanging="180"/>
+      </w:pPr>
+    </w:lvl>
+    <w:lvl w:ilvl="6" w:tplc="042A000F" w:tentative="1">
+      <w:start w:val="1"/>
+      <w:numFmt w:val="decimal"/>
+      <w:lvlText w:val="%7."/>
+      <w:lvlJc w:val="left"/>
+      <w:pPr>
+        <w:ind w:left="5040" w:hanging="360"/>
+      </w:pPr>
+    </w:lvl>
+    <w:lvl w:ilvl="7" w:tplc="042A0019" w:tentative="1">
+      <w:start w:val="1"/>
+      <w:numFmt w:val="lowerLetter"/>
+      <w:lvlText w:val="%8."/>
+      <w:lvlJc w:val="left"/>
+      <w:pPr>
+        <w:ind w:left="5760" w:hanging="360"/>
+      </w:pPr>
+    </w:lvl>
+    <w:lvl w:ilvl="8" w:tplc="042A001B" w:tentative="1">
+      <w:start w:val="1"/>
+      <w:numFmt w:val="lowerRoman"/>
+      <w:lvlText w:val="%9."/>
+      <w:lvlJc w:val="right"/>
+      <w:pPr>
+        <w:ind w:left="6480" w:hanging="180"/>
+      </w:pPr>
+    </w:lvl>
+  </w:abstractNum>
+  <w:abstractNum w:abstractNumId="9" w15:restartNumberingAfterBreak="0">
+    <w:nsid w:val="361879E4"/>
+    <w:multiLevelType w:val="hybridMultilevel"/>
+    <w:tmpl w:val="D31C8A36"/>
+    <w:lvl w:ilvl="0" w:tplc="A9BE49E8">
+      <w:start w:val="2"/>
+      <w:numFmt w:val="bullet"/>
+      <w:lvlText w:val="-"/>
+      <w:lvlJc w:val="left"/>
+      <w:pPr>
+        <w:ind w:left="1080" w:hanging="360"/>
+      </w:pPr>
+      <w:rPr>
+        <w:rFonts w:ascii="Times New Roman" w:eastAsiaTheme="minorEastAsia" w:hAnsi="Times New Roman" w:cs="Times New Roman" w:hint="default"/>
+      </w:rPr>
+    </w:lvl>
+    <w:lvl w:ilvl="1" w:tplc="042A0003" w:tentative="1">
+      <w:start w:val="1"/>
+      <w:numFmt w:val="bullet"/>
+      <w:lvlText w:val="o"/>
+      <w:lvlJc w:val="left"/>
+      <w:pPr>
+        <w:ind w:left="1800" w:hanging="360"/>
+      </w:pPr>
+      <w:rPr>
+        <w:rFonts w:ascii="Courier New" w:hAnsi="Courier New" w:cs="Courier New" w:hint="default"/>
+      </w:rPr>
+    </w:lvl>
+    <w:lvl w:ilvl="2" w:tplc="042A0005" w:tentative="1">
+      <w:start w:val="1"/>
+      <w:numFmt w:val="bullet"/>
+      <w:lvlText w:val=""/>
+      <w:lvlJc w:val="left"/>
+      <w:pPr>
+        <w:ind w:left="2520" w:hanging="360"/>
+      </w:pPr>
+      <w:rPr>
+        <w:rFonts w:ascii="Wingdings" w:hAnsi="Wingdings" w:hint="default"/>
+      </w:rPr>
+    </w:lvl>
+    <w:lvl w:ilvl="3" w:tplc="042A0001" w:tentative="1">
+      <w:start w:val="1"/>
+      <w:numFmt w:val="bullet"/>
+      <w:lvlText w:val=""/>
+      <w:lvlJc w:val="left"/>
+      <w:pPr>
+        <w:ind w:left="3240" w:hanging="360"/>
+      </w:pPr>
+      <w:rPr>
+        <w:rFonts w:ascii="Symbol" w:hAnsi="Symbol" w:hint="default"/>
+      </w:rPr>
+    </w:lvl>
+    <w:lvl w:ilvl="4" w:tplc="042A0003" w:tentative="1">
+      <w:start w:val="1"/>
+      <w:numFmt w:val="bullet"/>
+      <w:lvlText w:val="o"/>
+      <w:lvlJc w:val="left"/>
+      <w:pPr>
+        <w:ind w:left="3960" w:hanging="360"/>
+      </w:pPr>
+      <w:rPr>
+        <w:rFonts w:ascii="Courier New" w:hAnsi="Courier New" w:cs="Courier New" w:hint="default"/>
+      </w:rPr>
+    </w:lvl>
+    <w:lvl w:ilvl="5" w:tplc="042A0005" w:tentative="1">
+      <w:start w:val="1"/>
+      <w:numFmt w:val="bullet"/>
+      <w:lvlText w:val=""/>
+      <w:lvlJc w:val="left"/>
+      <w:pPr>
+        <w:ind w:left="4680" w:hanging="360"/>
+      </w:pPr>
+      <w:rPr>
+        <w:rFonts w:ascii="Wingdings" w:hAnsi="Wingdings" w:hint="default"/>
+      </w:rPr>
+    </w:lvl>
+    <w:lvl w:ilvl="6" w:tplc="042A0001" w:tentative="1">
+      <w:start w:val="1"/>
+      <w:numFmt w:val="bullet"/>
+      <w:lvlText w:val=""/>
+      <w:lvlJc w:val="left"/>
+      <w:pPr>
+        <w:ind w:left="5400" w:hanging="360"/>
+      </w:pPr>
+      <w:rPr>
+        <w:rFonts w:ascii="Symbol" w:hAnsi="Symbol" w:hint="default"/>
+      </w:rPr>
+    </w:lvl>
+    <w:lvl w:ilvl="7" w:tplc="042A0003" w:tentative="1">
+      <w:start w:val="1"/>
+      <w:numFmt w:val="bullet"/>
+      <w:lvlText w:val="o"/>
+      <w:lvlJc w:val="left"/>
+      <w:pPr>
+        <w:ind w:left="6120" w:hanging="360"/>
+      </w:pPr>
+      <w:rPr>
+        <w:rFonts w:ascii="Courier New" w:hAnsi="Courier New" w:cs="Courier New" w:hint="default"/>
+      </w:rPr>
+    </w:lvl>
+    <w:lvl w:ilvl="8" w:tplc="042A0005" w:tentative="1">
+      <w:start w:val="1"/>
+      <w:numFmt w:val="bullet"/>
+      <w:lvlText w:val=""/>
+      <w:lvlJc w:val="left"/>
+      <w:pPr>
+        <w:ind w:left="6840" w:hanging="360"/>
+      </w:pPr>
+      <w:rPr>
+        <w:rFonts w:ascii="Wingdings" w:hAnsi="Wingdings" w:hint="default"/>
+      </w:rPr>
+    </w:lvl>
+  </w:abstractNum>
+  <w:abstractNum w:abstractNumId="10" w15:restartNumberingAfterBreak="0">
+    <w:nsid w:val="3A8E1ABE"/>
+    <w:multiLevelType w:val="hybridMultilevel"/>
+    <w:tmpl w:val="64CAEEE4"/>
+    <w:lvl w:ilvl="0" w:tplc="FA3EC4A4">
+      <w:start w:val="3"/>
+      <w:numFmt w:val="decimal"/>
+      <w:lvlText w:val="1.%1"/>
+      <w:lvlJc w:val="left"/>
+      <w:pPr>
+        <w:ind w:left="720" w:hanging="360"/>
+      </w:pPr>
+      <w:rPr>
+        <w:rFonts w:hint="default"/>
+      </w:rPr>
+    </w:lvl>
+    <w:lvl w:ilvl="1" w:tplc="042A0019" w:tentative="1">
+      <w:start w:val="1"/>
+      <w:numFmt w:val="lowerLetter"/>
+      <w:lvlText w:val="%2."/>
+      <w:lvlJc w:val="left"/>
+      <w:pPr>
+        <w:ind w:left="1440" w:hanging="360"/>
+      </w:pPr>
+    </w:lvl>
+    <w:lvl w:ilvl="2" w:tplc="042A001B" w:tentative="1">
+      <w:start w:val="1"/>
+      <w:numFmt w:val="lowerRoman"/>
+      <w:lvlText w:val="%3."/>
+      <w:lvlJc w:val="right"/>
+      <w:pPr>
+        <w:ind w:left="2160" w:hanging="180"/>
+      </w:pPr>
+    </w:lvl>
+    <w:lvl w:ilvl="3" w:tplc="042A000F" w:tentative="1">
+      <w:start w:val="1"/>
+      <w:numFmt w:val="decimal"/>
+      <w:lvlText w:val="%4."/>
+      <w:lvlJc w:val="left"/>
+      <w:pPr>
+        <w:ind w:left="2880" w:hanging="360"/>
+      </w:pPr>
+    </w:lvl>
+    <w:lvl w:ilvl="4" w:tplc="042A0019" w:tentative="1">
+      <w:start w:val="1"/>
+      <w:numFmt w:val="lowerLetter"/>
+      <w:lvlText w:val="%5."/>
+      <w:lvlJc w:val="left"/>
+      <w:pPr>
+        <w:ind w:left="3600" w:hanging="360"/>
+      </w:pPr>
+    </w:lvl>
+    <w:lvl w:ilvl="5" w:tplc="042A001B" w:tentative="1">
+      <w:start w:val="1"/>
+      <w:numFmt w:val="lowerRoman"/>
+      <w:lvlText w:val="%6."/>
+      <w:lvlJc w:val="right"/>
+      <w:pPr>
+        <w:ind w:left="4320" w:hanging="180"/>
+      </w:pPr>
+    </w:lvl>
+    <w:lvl w:ilvl="6" w:tplc="042A000F" w:tentative="1">
+      <w:start w:val="1"/>
+      <w:numFmt w:val="decimal"/>
+      <w:lvlText w:val="%7."/>
+      <w:lvlJc w:val="left"/>
+      <w:pPr>
+        <w:ind w:left="5040" w:hanging="360"/>
+      </w:pPr>
+    </w:lvl>
+    <w:lvl w:ilvl="7" w:tplc="042A0019" w:tentative="1">
+      <w:start w:val="1"/>
+      <w:numFmt w:val="lowerLetter"/>
+      <w:lvlText w:val="%8."/>
+      <w:lvlJc w:val="left"/>
+      <w:pPr>
+        <w:ind w:left="5760" w:hanging="360"/>
+      </w:pPr>
+    </w:lvl>
+    <w:lvl w:ilvl="8" w:tplc="042A001B" w:tentative="1">
+      <w:start w:val="1"/>
+      <w:numFmt w:val="lowerRoman"/>
+      <w:lvlText w:val="%9."/>
+      <w:lvlJc w:val="right"/>
+      <w:pPr>
+        <w:ind w:left="6480" w:hanging="180"/>
+      </w:pPr>
+    </w:lvl>
+  </w:abstractNum>
+  <w:abstractNum w:abstractNumId="11" w15:restartNumberingAfterBreak="0">
     <w:nsid w:val="66547DE3"/>
     <w:multiLevelType w:val="multilevel"/>
     <w:tmpl w:val="84C2A48A"/>
@@ -4599,29 +7094,135 @@
       </w:rPr>
     </w:lvl>
   </w:abstractNum>
+  <w:abstractNum w:abstractNumId="12" w15:restartNumberingAfterBreak="0">
+    <w:nsid w:val="79126A8C"/>
+    <w:multiLevelType w:val="hybridMultilevel"/>
+    <w:tmpl w:val="77101E3C"/>
+    <w:lvl w:ilvl="0" w:tplc="D20E17A6">
+      <w:start w:val="1"/>
+      <w:numFmt w:val="decimal"/>
+      <w:lvlText w:val="2.%1"/>
+      <w:lvlJc w:val="left"/>
+      <w:pPr>
+        <w:ind w:left="720" w:hanging="360"/>
+      </w:pPr>
+      <w:rPr>
+        <w:rFonts w:hint="default"/>
+        <w:b/>
+        <w:bCs/>
+      </w:rPr>
+    </w:lvl>
+    <w:lvl w:ilvl="1" w:tplc="042A0019">
+      <w:start w:val="1"/>
+      <w:numFmt w:val="lowerLetter"/>
+      <w:lvlText w:val="%2."/>
+      <w:lvlJc w:val="left"/>
+      <w:pPr>
+        <w:ind w:left="1440" w:hanging="360"/>
+      </w:pPr>
+    </w:lvl>
+    <w:lvl w:ilvl="2" w:tplc="042A001B" w:tentative="1">
+      <w:start w:val="1"/>
+      <w:numFmt w:val="lowerRoman"/>
+      <w:lvlText w:val="%3."/>
+      <w:lvlJc w:val="right"/>
+      <w:pPr>
+        <w:ind w:left="2160" w:hanging="180"/>
+      </w:pPr>
+    </w:lvl>
+    <w:lvl w:ilvl="3" w:tplc="042A000F" w:tentative="1">
+      <w:start w:val="1"/>
+      <w:numFmt w:val="decimal"/>
+      <w:lvlText w:val="%4."/>
+      <w:lvlJc w:val="left"/>
+      <w:pPr>
+        <w:ind w:left="2880" w:hanging="360"/>
+      </w:pPr>
+    </w:lvl>
+    <w:lvl w:ilvl="4" w:tplc="042A0019" w:tentative="1">
+      <w:start w:val="1"/>
+      <w:numFmt w:val="lowerLetter"/>
+      <w:lvlText w:val="%5."/>
+      <w:lvlJc w:val="left"/>
+      <w:pPr>
+        <w:ind w:left="3600" w:hanging="360"/>
+      </w:pPr>
+    </w:lvl>
+    <w:lvl w:ilvl="5" w:tplc="042A001B" w:tentative="1">
+      <w:start w:val="1"/>
+      <w:numFmt w:val="lowerRoman"/>
+      <w:lvlText w:val="%6."/>
+      <w:lvlJc w:val="right"/>
+      <w:pPr>
+        <w:ind w:left="4320" w:hanging="180"/>
+      </w:pPr>
+    </w:lvl>
+    <w:lvl w:ilvl="6" w:tplc="042A000F" w:tentative="1">
+      <w:start w:val="1"/>
+      <w:numFmt w:val="decimal"/>
+      <w:lvlText w:val="%7."/>
+      <w:lvlJc w:val="left"/>
+      <w:pPr>
+        <w:ind w:left="5040" w:hanging="360"/>
+      </w:pPr>
+    </w:lvl>
+    <w:lvl w:ilvl="7" w:tplc="042A0019" w:tentative="1">
+      <w:start w:val="1"/>
+      <w:numFmt w:val="lowerLetter"/>
+      <w:lvlText w:val="%8."/>
+      <w:lvlJc w:val="left"/>
+      <w:pPr>
+        <w:ind w:left="5760" w:hanging="360"/>
+      </w:pPr>
+    </w:lvl>
+    <w:lvl w:ilvl="8" w:tplc="042A001B" w:tentative="1">
+      <w:start w:val="1"/>
+      <w:numFmt w:val="lowerRoman"/>
+      <w:lvlText w:val="%9."/>
+      <w:lvlJc w:val="right"/>
+      <w:pPr>
+        <w:ind w:left="6480" w:hanging="180"/>
+      </w:pPr>
+    </w:lvl>
+  </w:abstractNum>
   <w:num w:numId="1" w16cid:durableId="2030176581">
+    <w:abstractNumId w:val="1"/>
+  </w:num>
+  <w:num w:numId="2" w16cid:durableId="340015955">
+    <w:abstractNumId w:val="5"/>
+  </w:num>
+  <w:num w:numId="3" w16cid:durableId="438182103">
+    <w:abstractNumId w:val="7"/>
+  </w:num>
+  <w:num w:numId="4" w16cid:durableId="1297833329">
+    <w:abstractNumId w:val="2"/>
+  </w:num>
+  <w:num w:numId="5" w16cid:durableId="1679195181">
+    <w:abstractNumId w:val="6"/>
+  </w:num>
+  <w:num w:numId="6" w16cid:durableId="615218474">
+    <w:abstractNumId w:val="3"/>
+  </w:num>
+  <w:num w:numId="7" w16cid:durableId="1720205203">
+    <w:abstractNumId w:val="11"/>
+  </w:num>
+  <w:num w:numId="8" w16cid:durableId="252319585">
+    <w:abstractNumId w:val="4"/>
+  </w:num>
+  <w:num w:numId="9" w16cid:durableId="151680345">
+    <w:abstractNumId w:val="8"/>
+  </w:num>
+  <w:num w:numId="10" w16cid:durableId="711032626">
     <w:abstractNumId w:val="0"/>
   </w:num>
-  <w:num w:numId="2" w16cid:durableId="340015955">
-    <w:abstractNumId w:val="4"/>
+  <w:num w:numId="11" w16cid:durableId="649866751">
+    <w:abstractNumId w:val="10"/>
   </w:num>
-  <w:num w:numId="3" w16cid:durableId="438182103">
-    <w:abstractNumId w:val="6"/>
+  <w:num w:numId="12" w16cid:durableId="1416901421">
+    <w:abstractNumId w:val="12"/>
   </w:num>
-  <w:num w:numId="4" w16cid:durableId="1297833329">
-    <w:abstractNumId w:val="1"/>
-  </w:num>
-  <w:num w:numId="5" w16cid:durableId="1679195181">
-    <w:abstractNumId w:val="5"/>
-  </w:num>
-  <w:num w:numId="6" w16cid:durableId="615218474">
-    <w:abstractNumId w:val="2"/>
-  </w:num>
-  <w:num w:numId="7" w16cid:durableId="1720205203">
-    <w:abstractNumId w:val="7"/>
-  </w:num>
-  <w:num w:numId="8" w16cid:durableId="252319585">
-    <w:abstractNumId w:val="3"/>
+  <w:num w:numId="13" w16cid:durableId="630941941">
+    <w:abstractNumId w:val="9"/>
   </w:num>
 </w:numbering>
 </file>
@@ -5229,6 +7830,7 @@
   <w:style w:type="character" w:default="1" w:styleId="DefaultParagraphFont">
     <w:name w:val="Default Paragraph Font"/>
     <w:uiPriority w:val="1"/>
+    <w:semiHidden/>
     <w:unhideWhenUsed/>
   </w:style>
   <w:style w:type="table" w:default="1" w:styleId="TableNormal">
@@ -5542,6 +8144,16 @@
       <w:spacing w:val="5"/>
     </w:rPr>
   </w:style>
+  <w:style w:type="character" w:styleId="PlaceholderText">
+    <w:name w:val="Placeholder Text"/>
+    <w:basedOn w:val="DefaultParagraphFont"/>
+    <w:uiPriority w:val="99"/>
+    <w:semiHidden/>
+    <w:rsid w:val="00C642B3"/>
+    <w:rPr>
+      <w:color w:val="666666"/>
+    </w:rPr>
+  </w:style>
 </w:styles>
 </file>
 
